--- a/docs/期末报告-纽约公共自行车数据分析.docx
+++ b/docs/期末报告-纽约公共自行车数据分析.docx
@@ -4,6 +4,33 @@
   <w:body>
     <w:p/>
     <w:p/>
+    <w:p/>
+    <w:p>
+      <w:pPr>
+        <w:jc w:val="center"/>
+      </w:pPr>
+      <w:r>
+        <w:rPr>
+          <w:rFonts w:ascii="Times New Roman" w:hAnsi="Times New Roman" w:eastAsia="黑体"/>
+          <w:b/>
+          <w:sz w:val="44"/>
+        </w:rPr>
+        <w:t>杭州电子科技大学</w:t>
+      </w:r>
+    </w:p>
+    <w:p>
+      <w:pPr>
+        <w:jc w:val="center"/>
+      </w:pPr>
+      <w:r>
+        <w:rPr>
+          <w:rFonts w:ascii="Times New Roman" w:hAnsi="Times New Roman" w:eastAsia="黑体"/>
+          <w:b/>
+          <w:sz w:val="36"/>
+        </w:rPr>
+        <w:t>《软件开发实践1》大作业报告</w:t>
+      </w:r>
+    </w:p>
     <w:p/>
     <w:p/>
     <w:p>
@@ -14,27 +41,214 @@
         <w:rPr>
           <w:rFonts w:ascii="Times New Roman" w:hAnsi="Times New Roman" w:eastAsia="宋体"/>
           <w:b/>
-          <w:sz w:val="44"/>
+          <w:sz w:val="28"/>
         </w:rPr>
-        <w:t>《软件开发实践1》期末报告</w:t>
+        <w:t>项目名称：纽约公共自行车数据分析与可视化</w:t>
       </w:r>
     </w:p>
     <w:p/>
-    <w:p>
-      <w:pPr>
+    <w:tbl>
+      <w:tblPr>
+        <w:tblStyle w:val="TableGrid"/>
+        <w:tblW w:type="auto" w:w="0"/>
         <w:jc w:val="center"/>
-      </w:pPr>
-      <w:r>
-        <w:rPr>
-          <w:rFonts w:ascii="Times New Roman" w:hAnsi="Times New Roman" w:eastAsia="宋体"/>
-          <w:b/>
-          <w:sz w:val="36"/>
-        </w:rPr>
-        <w:t>纽约公共自行车（Citi Bike）数据分析与可视化</w:t>
-      </w:r>
-    </w:p>
-    <w:p/>
-    <w:p/>
+        <w:tblLook w:firstColumn="1" w:firstRow="1" w:lastColumn="0" w:lastRow="0" w:noHBand="0" w:noVBand="1" w:val="04A0"/>
+      </w:tblPr>
+      <w:tblGrid>
+        <w:gridCol w:w="4320"/>
+        <w:gridCol w:w="4320"/>
+      </w:tblGrid>
+      <w:tr>
+        <w:tc>
+          <w:tcPr>
+            <w:tcW w:type="dxa" w:w="4320"/>
+          </w:tcPr>
+          <w:p>
+            <w:pPr>
+              <w:jc w:val="center"/>
+            </w:pPr>
+            <w:r>
+              <w:rPr>
+                <w:rFonts w:ascii="Times New Roman" w:hAnsi="Times New Roman" w:eastAsia="宋体"/>
+                <w:b/>
+                <w:sz w:val="21"/>
+              </w:rPr>
+              <w:t>学号</w:t>
+            </w:r>
+          </w:p>
+        </w:tc>
+        <w:tc>
+          <w:tcPr>
+            <w:tcW w:type="dxa" w:w="4320"/>
+          </w:tcPr>
+          <w:p>
+            <w:pPr>
+              <w:jc w:val="center"/>
+            </w:pPr>
+            <w:r>
+              <w:rPr>
+                <w:rFonts w:ascii="Times New Roman" w:hAnsi="Times New Roman" w:eastAsia="宋体"/>
+                <w:b/>
+                <w:sz w:val="21"/>
+              </w:rPr>
+              <w:t>姓名</w:t>
+            </w:r>
+          </w:p>
+        </w:tc>
+      </w:tr>
+      <w:tr>
+        <w:tc>
+          <w:tcPr>
+            <w:tcW w:type="dxa" w:w="4320"/>
+          </w:tcPr>
+          <w:p>
+            <w:r>
+              <w:rPr>
+                <w:rFonts w:ascii="Times New Roman" w:hAnsi="Times New Roman" w:eastAsia="宋体"/>
+                <w:b w:val="0"/>
+                <w:sz w:val="21"/>
+              </w:rPr>
+              <w:t>（组长，请填写）</w:t>
+            </w:r>
+          </w:p>
+        </w:tc>
+        <w:tc>
+          <w:tcPr>
+            <w:tcW w:type="dxa" w:w="4320"/>
+          </w:tcPr>
+          <w:p>
+            <w:r>
+              <w:rPr>
+                <w:rFonts w:ascii="Times New Roman" w:hAnsi="Times New Roman" w:eastAsia="宋体"/>
+                <w:b w:val="0"/>
+                <w:sz w:val="21"/>
+              </w:rPr>
+              <w:t>（组长姓名）</w:t>
+            </w:r>
+          </w:p>
+        </w:tc>
+      </w:tr>
+      <w:tr>
+        <w:tc>
+          <w:tcPr>
+            <w:tcW w:type="dxa" w:w="4320"/>
+          </w:tcPr>
+          <w:p>
+            <w:r>
+              <w:rPr>
+                <w:rFonts w:ascii="Times New Roman" w:hAnsi="Times New Roman" w:eastAsia="宋体"/>
+                <w:b w:val="0"/>
+                <w:sz w:val="21"/>
+              </w:rPr>
+            </w:r>
+          </w:p>
+        </w:tc>
+        <w:tc>
+          <w:tcPr>
+            <w:tcW w:type="dxa" w:w="4320"/>
+          </w:tcPr>
+          <w:p>
+            <w:r>
+              <w:rPr>
+                <w:rFonts w:ascii="Times New Roman" w:hAnsi="Times New Roman" w:eastAsia="宋体"/>
+                <w:b w:val="0"/>
+                <w:sz w:val="21"/>
+              </w:rPr>
+            </w:r>
+          </w:p>
+        </w:tc>
+      </w:tr>
+      <w:tr>
+        <w:tc>
+          <w:tcPr>
+            <w:tcW w:type="dxa" w:w="4320"/>
+          </w:tcPr>
+          <w:p>
+            <w:r>
+              <w:rPr>
+                <w:rFonts w:ascii="Times New Roman" w:hAnsi="Times New Roman" w:eastAsia="宋体"/>
+                <w:b w:val="0"/>
+                <w:sz w:val="21"/>
+              </w:rPr>
+            </w:r>
+          </w:p>
+        </w:tc>
+        <w:tc>
+          <w:tcPr>
+            <w:tcW w:type="dxa" w:w="4320"/>
+          </w:tcPr>
+          <w:p>
+            <w:r>
+              <w:rPr>
+                <w:rFonts w:ascii="Times New Roman" w:hAnsi="Times New Roman" w:eastAsia="宋体"/>
+                <w:b w:val="0"/>
+                <w:sz w:val="21"/>
+              </w:rPr>
+            </w:r>
+          </w:p>
+        </w:tc>
+      </w:tr>
+      <w:tr>
+        <w:tc>
+          <w:tcPr>
+            <w:tcW w:type="dxa" w:w="4320"/>
+          </w:tcPr>
+          <w:p>
+            <w:r>
+              <w:rPr>
+                <w:rFonts w:ascii="Times New Roman" w:hAnsi="Times New Roman" w:eastAsia="宋体"/>
+                <w:b w:val="0"/>
+                <w:sz w:val="21"/>
+              </w:rPr>
+            </w:r>
+          </w:p>
+        </w:tc>
+        <w:tc>
+          <w:tcPr>
+            <w:tcW w:type="dxa" w:w="4320"/>
+          </w:tcPr>
+          <w:p>
+            <w:r>
+              <w:rPr>
+                <w:rFonts w:ascii="Times New Roman" w:hAnsi="Times New Roman" w:eastAsia="宋体"/>
+                <w:b w:val="0"/>
+                <w:sz w:val="21"/>
+              </w:rPr>
+            </w:r>
+          </w:p>
+        </w:tc>
+      </w:tr>
+      <w:tr>
+        <w:tc>
+          <w:tcPr>
+            <w:tcW w:type="dxa" w:w="4320"/>
+          </w:tcPr>
+          <w:p>
+            <w:r>
+              <w:rPr>
+                <w:rFonts w:ascii="Times New Roman" w:hAnsi="Times New Roman" w:eastAsia="宋体"/>
+                <w:b w:val="0"/>
+                <w:sz w:val="21"/>
+              </w:rPr>
+            </w:r>
+          </w:p>
+        </w:tc>
+        <w:tc>
+          <w:tcPr>
+            <w:tcW w:type="dxa" w:w="4320"/>
+          </w:tcPr>
+          <w:p>
+            <w:r>
+              <w:rPr>
+                <w:rFonts w:ascii="Times New Roman" w:hAnsi="Times New Roman" w:eastAsia="宋体"/>
+                <w:b w:val="0"/>
+                <w:sz w:val="21"/>
+              </w:rPr>
+            </w:r>
+          </w:p>
+        </w:tc>
+      </w:tr>
+    </w:tbl>
     <w:p/>
     <w:p>
       <w:pPr>
@@ -46,9 +260,6 @@
           <w:b w:val="0"/>
           <w:sz w:val="28"/>
         </w:rPr>
-        <w:t>班级：01　小组：02</w:t>
-        <w:br/>
-        <w:br/>
         <w:t>完成时间：2026年9月</w:t>
       </w:r>
     </w:p>
@@ -58,17 +269,21 @@
       </w:r>
     </w:p>
     <w:p>
+      <w:pPr>
+        <w:spacing w:before="240" w:after="120"/>
+      </w:pPr>
       <w:r>
         <w:rPr>
-          <w:rFonts w:ascii="Times New Roman" w:hAnsi="Times New Roman" w:eastAsia="宋体"/>
+          <w:rFonts w:ascii="Times New Roman" w:hAnsi="Times New Roman" w:eastAsia="黑体"/>
           <w:b/>
           <w:sz w:val="28"/>
         </w:rPr>
-        <w:t>1 团队成员成绩和分工</w:t>
+        <w:t>1 团队成员组成及分工</w:t>
       </w:r>
     </w:p>
     <w:p>
       <w:pPr>
+        <w:spacing w:lineRule="exact" w:line="400"/>
         <w:ind w:firstLine="480"/>
       </w:pPr>
       <w:r>
@@ -77,11 +292,427 @@
           <w:b w:val="0"/>
           <w:sz w:val="24"/>
         </w:rPr>
-        <w:t>组长（第1位）：整体架构设计；CSV 列名规范与目录结构约定（config.py、docs/data_dict.md）；接口文档编写；download_data.py 数据获取脚本与 main.py 全流程整合脚本开发；期末报告、PPT 与项目打包。</w:t>
+        <w:t>本小组共5人，分工如表1所示。项目采用“统一契约、并行开发”模式：由组长先制定 config.py 列名规范与 docs/data_dict.md 接口契约，各成员模块只依赖统一标准表 clean_citibike.csv，实现零冲突对接。</w:t>
       </w:r>
     </w:p>
     <w:p>
       <w:pPr>
+        <w:jc w:val="center"/>
+      </w:pPr>
+      <w:r>
+        <w:rPr>
+          <w:rFonts w:ascii="Times New Roman" w:hAnsi="Times New Roman" w:eastAsia="宋体"/>
+          <w:b w:val="0"/>
+          <w:sz w:val="21"/>
+        </w:rPr>
+        <w:t>表1 团队成员分工表</w:t>
+      </w:r>
+    </w:p>
+    <w:tbl>
+      <w:tblPr>
+        <w:tblStyle w:val="TableGrid"/>
+        <w:tblW w:type="auto" w:w="0"/>
+        <w:jc w:val="center"/>
+        <w:tblLook w:firstColumn="1" w:firstRow="1" w:lastColumn="0" w:lastRow="0" w:noHBand="0" w:noVBand="1" w:val="04A0"/>
+      </w:tblPr>
+      <w:tblGrid>
+        <w:gridCol w:w="2160"/>
+        <w:gridCol w:w="2160"/>
+        <w:gridCol w:w="2160"/>
+        <w:gridCol w:w="2160"/>
+      </w:tblGrid>
+      <w:tr>
+        <w:tc>
+          <w:tcPr>
+            <w:tcW w:type="dxa" w:w="2160"/>
+          </w:tcPr>
+          <w:p>
+            <w:pPr>
+              <w:jc w:val="center"/>
+            </w:pPr>
+            <w:r>
+              <w:rPr>
+                <w:rFonts w:ascii="Times New Roman" w:hAnsi="Times New Roman" w:eastAsia="宋体"/>
+                <w:b/>
+                <w:sz w:val="21"/>
+              </w:rPr>
+              <w:t>学号</w:t>
+            </w:r>
+          </w:p>
+        </w:tc>
+        <w:tc>
+          <w:tcPr>
+            <w:tcW w:type="dxa" w:w="2160"/>
+          </w:tcPr>
+          <w:p>
+            <w:pPr>
+              <w:jc w:val="center"/>
+            </w:pPr>
+            <w:r>
+              <w:rPr>
+                <w:rFonts w:ascii="Times New Roman" w:hAnsi="Times New Roman" w:eastAsia="宋体"/>
+                <w:b/>
+                <w:sz w:val="21"/>
+              </w:rPr>
+              <w:t>姓名</w:t>
+            </w:r>
+          </w:p>
+        </w:tc>
+        <w:tc>
+          <w:tcPr>
+            <w:tcW w:type="dxa" w:w="2160"/>
+          </w:tcPr>
+          <w:p>
+            <w:pPr>
+              <w:jc w:val="center"/>
+            </w:pPr>
+            <w:r>
+              <w:rPr>
+                <w:rFonts w:ascii="Times New Roman" w:hAnsi="Times New Roman" w:eastAsia="宋体"/>
+                <w:b/>
+                <w:sz w:val="21"/>
+              </w:rPr>
+              <w:t>详细任务分工</w:t>
+            </w:r>
+          </w:p>
+        </w:tc>
+        <w:tc>
+          <w:tcPr>
+            <w:tcW w:type="dxa" w:w="2160"/>
+          </w:tcPr>
+          <w:p>
+            <w:pPr>
+              <w:jc w:val="center"/>
+            </w:pPr>
+            <w:r>
+              <w:rPr>
+                <w:rFonts w:ascii="Times New Roman" w:hAnsi="Times New Roman" w:eastAsia="宋体"/>
+                <w:b/>
+                <w:sz w:val="21"/>
+              </w:rPr>
+              <w:t>工作量占比</w:t>
+            </w:r>
+          </w:p>
+        </w:tc>
+      </w:tr>
+      <w:tr>
+        <w:tc>
+          <w:tcPr>
+            <w:tcW w:type="dxa" w:w="2160"/>
+          </w:tcPr>
+          <w:p>
+            <w:r>
+              <w:rPr>
+                <w:rFonts w:ascii="Times New Roman" w:hAnsi="Times New Roman" w:eastAsia="宋体"/>
+                <w:b w:val="0"/>
+                <w:sz w:val="21"/>
+              </w:rPr>
+              <w:t>（组长）</w:t>
+            </w:r>
+          </w:p>
+        </w:tc>
+        <w:tc>
+          <w:tcPr>
+            <w:tcW w:type="dxa" w:w="2160"/>
+          </w:tcPr>
+          <w:p>
+            <w:r>
+              <w:rPr>
+                <w:rFonts w:ascii="Times New Roman" w:hAnsi="Times New Roman" w:eastAsia="宋体"/>
+                <w:b w:val="0"/>
+                <w:sz w:val="21"/>
+              </w:rPr>
+            </w:r>
+          </w:p>
+        </w:tc>
+        <w:tc>
+          <w:tcPr>
+            <w:tcW w:type="dxa" w:w="2160"/>
+          </w:tcPr>
+          <w:p>
+            <w:r>
+              <w:rPr>
+                <w:rFonts w:ascii="Times New Roman" w:hAnsi="Times New Roman" w:eastAsia="宋体"/>
+                <w:b w:val="0"/>
+                <w:sz w:val="21"/>
+              </w:rPr>
+              <w:t>整体架构设计；CSV列名规范与目录结构约定（config.py、docs/data_dict.md）；接口文档编写；download_data.py 数据获取脚本与 main.py 全流程整合脚本开发；期末报告、PPT与项目打包</w:t>
+            </w:r>
+          </w:p>
+        </w:tc>
+        <w:tc>
+          <w:tcPr>
+            <w:tcW w:type="dxa" w:w="2160"/>
+          </w:tcPr>
+          <w:p>
+            <w:r>
+              <w:rPr>
+                <w:rFonts w:ascii="Times New Roman" w:hAnsi="Times New Roman" w:eastAsia="宋体"/>
+                <w:b w:val="0"/>
+                <w:sz w:val="21"/>
+              </w:rPr>
+              <w:t>30%</w:t>
+            </w:r>
+          </w:p>
+        </w:tc>
+      </w:tr>
+      <w:tr>
+        <w:tc>
+          <w:tcPr>
+            <w:tcW w:type="dxa" w:w="2160"/>
+          </w:tcPr>
+          <w:p>
+            <w:r>
+              <w:rPr>
+                <w:rFonts w:ascii="Times New Roman" w:hAnsi="Times New Roman" w:eastAsia="宋体"/>
+                <w:b w:val="0"/>
+                <w:sz w:val="21"/>
+              </w:rPr>
+            </w:r>
+          </w:p>
+        </w:tc>
+        <w:tc>
+          <w:tcPr>
+            <w:tcW w:type="dxa" w:w="2160"/>
+          </w:tcPr>
+          <w:p>
+            <w:r>
+              <w:rPr>
+                <w:rFonts w:ascii="Times New Roman" w:hAnsi="Times New Roman" w:eastAsia="宋体"/>
+                <w:b w:val="0"/>
+                <w:sz w:val="21"/>
+              </w:rPr>
+            </w:r>
+          </w:p>
+        </w:tc>
+        <w:tc>
+          <w:tcPr>
+            <w:tcW w:type="dxa" w:w="2160"/>
+          </w:tcPr>
+          <w:p>
+            <w:r>
+              <w:rPr>
+                <w:rFonts w:ascii="Times New Roman" w:hAnsi="Times New Roman" w:eastAsia="宋体"/>
+                <w:b w:val="0"/>
+                <w:sz w:val="21"/>
+              </w:rPr>
+              <w:t>数据预处理模块 cleaning/preprocess.py：字段归一、会员/车型枚举归一、时长补算、异常过滤、抽样与派生特征</w:t>
+            </w:r>
+          </w:p>
+        </w:tc>
+        <w:tc>
+          <w:tcPr>
+            <w:tcW w:type="dxa" w:w="2160"/>
+          </w:tcPr>
+          <w:p>
+            <w:r>
+              <w:rPr>
+                <w:rFonts w:ascii="Times New Roman" w:hAnsi="Times New Roman" w:eastAsia="宋体"/>
+                <w:b w:val="0"/>
+                <w:sz w:val="21"/>
+              </w:rPr>
+              <w:t>18%</w:t>
+            </w:r>
+          </w:p>
+        </w:tc>
+      </w:tr>
+      <w:tr>
+        <w:tc>
+          <w:tcPr>
+            <w:tcW w:type="dxa" w:w="2160"/>
+          </w:tcPr>
+          <w:p>
+            <w:r>
+              <w:rPr>
+                <w:rFonts w:ascii="Times New Roman" w:hAnsi="Times New Roman" w:eastAsia="宋体"/>
+                <w:b w:val="0"/>
+                <w:sz w:val="21"/>
+              </w:rPr>
+            </w:r>
+          </w:p>
+        </w:tc>
+        <w:tc>
+          <w:tcPr>
+            <w:tcW w:type="dxa" w:w="2160"/>
+          </w:tcPr>
+          <w:p>
+            <w:r>
+              <w:rPr>
+                <w:rFonts w:ascii="Times New Roman" w:hAnsi="Times New Roman" w:eastAsia="宋体"/>
+                <w:b w:val="0"/>
+                <w:sz w:val="21"/>
+              </w:rPr>
+            </w:r>
+          </w:p>
+        </w:tc>
+        <w:tc>
+          <w:tcPr>
+            <w:tcW w:type="dxa" w:w="2160"/>
+          </w:tcPr>
+          <w:p>
+            <w:r>
+              <w:rPr>
+                <w:rFonts w:ascii="Times New Roman" w:hAnsi="Times New Roman" w:eastAsia="宋体"/>
+                <w:b w:val="0"/>
+                <w:sz w:val="21"/>
+              </w:rPr>
+              <w:t>统计分析：完整分析代码.ipynb，描述统计、热门站点、时段规律挖掘，输出统计汇总表与业务建议</w:t>
+            </w:r>
+          </w:p>
+        </w:tc>
+        <w:tc>
+          <w:tcPr>
+            <w:tcW w:type="dxa" w:w="2160"/>
+          </w:tcPr>
+          <w:p>
+            <w:r>
+              <w:rPr>
+                <w:rFonts w:ascii="Times New Roman" w:hAnsi="Times New Roman" w:eastAsia="宋体"/>
+                <w:b w:val="0"/>
+                <w:sz w:val="21"/>
+              </w:rPr>
+              <w:t>17%</w:t>
+            </w:r>
+          </w:p>
+        </w:tc>
+      </w:tr>
+      <w:tr>
+        <w:tc>
+          <w:tcPr>
+            <w:tcW w:type="dxa" w:w="2160"/>
+          </w:tcPr>
+          <w:p>
+            <w:r>
+              <w:rPr>
+                <w:rFonts w:ascii="Times New Roman" w:hAnsi="Times New Roman" w:eastAsia="宋体"/>
+                <w:b w:val="0"/>
+                <w:sz w:val="21"/>
+              </w:rPr>
+            </w:r>
+          </w:p>
+        </w:tc>
+        <w:tc>
+          <w:tcPr>
+            <w:tcW w:type="dxa" w:w="2160"/>
+          </w:tcPr>
+          <w:p>
+            <w:r>
+              <w:rPr>
+                <w:rFonts w:ascii="Times New Roman" w:hAnsi="Times New Roman" w:eastAsia="宋体"/>
+                <w:b w:val="0"/>
+                <w:sz w:val="21"/>
+              </w:rPr>
+            </w:r>
+          </w:p>
+        </w:tc>
+        <w:tc>
+          <w:tcPr>
+            <w:tcW w:type="dxa" w:w="2160"/>
+          </w:tcPr>
+          <w:p>
+            <w:r>
+              <w:rPr>
+                <w:rFonts w:ascii="Times New Roman" w:hAnsi="Times New Roman" w:eastAsia="宋体"/>
+                <w:b w:val="0"/>
+                <w:sz w:val="21"/>
+              </w:rPr>
+              <w:t>机器学习模块 src/ml.py：KMeans站点聚类（肘部法+轮廓系数）、骑行时长与站点客流预测（五模型对比）及10张分析图</w:t>
+            </w:r>
+          </w:p>
+        </w:tc>
+        <w:tc>
+          <w:tcPr>
+            <w:tcW w:type="dxa" w:w="2160"/>
+          </w:tcPr>
+          <w:p>
+            <w:r>
+              <w:rPr>
+                <w:rFonts w:ascii="Times New Roman" w:hAnsi="Times New Roman" w:eastAsia="宋体"/>
+                <w:b w:val="0"/>
+                <w:sz w:val="21"/>
+              </w:rPr>
+              <w:t>20%</w:t>
+            </w:r>
+          </w:p>
+        </w:tc>
+      </w:tr>
+      <w:tr>
+        <w:tc>
+          <w:tcPr>
+            <w:tcW w:type="dxa" w:w="2160"/>
+          </w:tcPr>
+          <w:p>
+            <w:r>
+              <w:rPr>
+                <w:rFonts w:ascii="Times New Roman" w:hAnsi="Times New Roman" w:eastAsia="宋体"/>
+                <w:b w:val="0"/>
+                <w:sz w:val="21"/>
+              </w:rPr>
+            </w:r>
+          </w:p>
+        </w:tc>
+        <w:tc>
+          <w:tcPr>
+            <w:tcW w:type="dxa" w:w="2160"/>
+          </w:tcPr>
+          <w:p>
+            <w:r>
+              <w:rPr>
+                <w:rFonts w:ascii="Times New Roman" w:hAnsi="Times New Roman" w:eastAsia="宋体"/>
+                <w:b w:val="0"/>
+                <w:sz w:val="21"/>
+              </w:rPr>
+            </w:r>
+          </w:p>
+        </w:tc>
+        <w:tc>
+          <w:tcPr>
+            <w:tcW w:type="dxa" w:w="2160"/>
+          </w:tcPr>
+          <w:p>
+            <w:r>
+              <w:rPr>
+                <w:rFonts w:ascii="Times New Roman" w:hAnsi="Times New Roman" w:eastAsia="宋体"/>
+                <w:b w:val="0"/>
+                <w:sz w:val="21"/>
+              </w:rPr>
+              <w:t>可视化模块：可视化呈现代码.ipynb，12张图表（时段/星期分布、用户与车型占比、TOP10站点、起讫点地图等）</w:t>
+            </w:r>
+          </w:p>
+        </w:tc>
+        <w:tc>
+          <w:tcPr>
+            <w:tcW w:type="dxa" w:w="2160"/>
+          </w:tcPr>
+          <w:p>
+            <w:r>
+              <w:rPr>
+                <w:rFonts w:ascii="Times New Roman" w:hAnsi="Times New Roman" w:eastAsia="宋体"/>
+                <w:b w:val="0"/>
+                <w:sz w:val="21"/>
+              </w:rPr>
+              <w:t>15%</w:t>
+            </w:r>
+          </w:p>
+        </w:tc>
+      </w:tr>
+    </w:tbl>
+    <w:p>
+      <w:pPr>
+        <w:spacing w:before="240" w:after="120"/>
+      </w:pPr>
+      <w:r>
+        <w:rPr>
+          <w:rFonts w:ascii="Times New Roman" w:hAnsi="Times New Roman" w:eastAsia="黑体"/>
+          <w:b/>
+          <w:sz w:val="28"/>
+        </w:rPr>
+        <w:t>2 项目开发环境</w:t>
+      </w:r>
+    </w:p>
+    <w:p>
+      <w:pPr>
+        <w:spacing w:lineRule="exact" w:line="400"/>
         <w:ind w:firstLine="480"/>
       </w:pPr>
       <w:r>
@@ -90,11 +721,12 @@
           <w:b w:val="0"/>
           <w:sz w:val="24"/>
         </w:rPr>
-        <w:t>成员2：数据预处理模块 cleaning/preprocess.py —— 字段归一、会员/车型枚举归一、时长补算、异常过滤（60s~24h）、抽样20万条与派生特征，输出统一标准表。</w:t>
+        <w:t>开发工具：PyCharm、VS Code。</w:t>
       </w:r>
     </w:p>
     <w:p>
       <w:pPr>
+        <w:spacing w:lineRule="exact" w:line="400"/>
         <w:ind w:firstLine="480"/>
       </w:pPr>
       <w:r>
@@ -103,11 +735,12 @@
           <w:b w:val="0"/>
           <w:sz w:val="24"/>
         </w:rPr>
-        <w:t>成员3：统计分析与时空规律挖掘 —— 完整分析代码.ipynb，输出描述统计、热门站点、时段/工作日规律、统计结果汇总表与分析结论与业务建议。</w:t>
+        <w:t>开发语言：Python 3.13。</w:t>
       </w:r>
     </w:p>
     <w:p>
       <w:pPr>
+        <w:spacing w:lineRule="exact" w:line="400"/>
         <w:ind w:firstLine="480"/>
       </w:pPr>
       <w:r>
@@ -116,11 +749,12 @@
           <w:b w:val="0"/>
           <w:sz w:val="24"/>
         </w:rPr>
-        <w:t>成员4：机器学习模块 src/ml.py —— KMeans 站点聚类（肘部法+轮廓系数选K）、骑行时长预测与站点客流预测（线性回归/岭回归/决策树/随机森林/梯度提升五模型对比），10 张分析图。</w:t>
+        <w:t>主要开发库：pandas（数据处理）、numpy（数值计算）、scikit-learn（聚类与回归）、matplotlib（可视化）、openpyxl（表格读写）、folium（交互地图，可选）。</w:t>
       </w:r>
     </w:p>
     <w:p>
       <w:pPr>
+        <w:spacing w:lineRule="exact" w:line="400"/>
         <w:ind w:firstLine="480"/>
       </w:pPr>
       <w:r>
@@ -129,21 +763,25 @@
           <w:b w:val="0"/>
           <w:sz w:val="24"/>
         </w:rPr>
-        <w:t>成员5：可视化模块 可视化呈现代码.ipynb —— 12 张图表：时段/星期分布、用户与车型占比、TOP10 站点、骑行时长分布、起讫点地图等。</w:t>
-      </w:r>
-    </w:p>
-    <w:p>
-      <w:r>
-        <w:rPr>
-          <w:rFonts w:ascii="Times New Roman" w:hAnsi="Times New Roman" w:eastAsia="宋体"/>
-          <w:b/>
-          <w:sz w:val="28"/>
-        </w:rPr>
-        <w:t>2 项目背景介绍</w:t>
+        <w:t>使用的 Coding Agent 工具：Claude Code、字节 TRAE，用于接口规范初稿起草、模块代码生成与调试排错；架构设计、规范制定与结果校验由小组成员人工完成。</w:t>
       </w:r>
     </w:p>
     <w:p>
       <w:pPr>
+        <w:spacing w:before="240" w:after="120"/>
+      </w:pPr>
+      <w:r>
+        <w:rPr>
+          <w:rFonts w:ascii="Times New Roman" w:hAnsi="Times New Roman" w:eastAsia="黑体"/>
+          <w:b/>
+          <w:sz w:val="28"/>
+        </w:rPr>
+        <w:t>3 数据说明</w:t>
+      </w:r>
+    </w:p>
+    <w:p>
+      <w:pPr>
+        <w:spacing w:lineRule="exact" w:line="400"/>
         <w:ind w:firstLine="480"/>
       </w:pPr>
       <w:r>
@@ -152,11 +790,12 @@
           <w:b w:val="0"/>
           <w:sz w:val="24"/>
         </w:rPr>
-        <w:t>共享单车已成为城市“最后一公里”出行的关键方式。纽约 Citi Bike 官方公开月度行程级数据，本课题（选题4）基于其 2026 年 6-7 月真实数据开展清洗、统计分析、数据挖掘与可视化，刻画纽约市民骑行出行模式，并进一步通过聚类与预测模型为车辆调度提供数据支持。</w:t>
+        <w:t>数据来源：纽约 Citi Bike 官方公开数据（https://www.citibikenyc.com/system-data，实际服务器 s3.amazonaws.com/tripdata/）。本项目使用 2026 年 6-7 月两个月度数据集，其中 202607 为“大月份”，官方 zip 内含 5 个 CSV 分片，合计约 974MB、499 万条行程记录。</w:t>
       </w:r>
     </w:p>
     <w:p>
       <w:pPr>
+        <w:spacing w:lineRule="exact" w:line="400"/>
         <w:ind w:firstLine="480"/>
       </w:pPr>
       <w:r>
@@ -165,21 +804,12 @@
           <w:b w:val="0"/>
           <w:sz w:val="24"/>
         </w:rPr>
-        <w:t>数据来源：https://www.citibikenyc.com/system-data（S3：s3.amazonaws.com/tripdata/）。202607 为大月份，官方 zip 内含 5 个 CSV 分片共约 974MB、499 万条行程。</w:t>
-      </w:r>
-    </w:p>
-    <w:p>
-      <w:r>
-        <w:rPr>
-          <w:rFonts w:ascii="Times New Roman" w:hAnsi="Times New Roman" w:eastAsia="宋体"/>
-          <w:b/>
-          <w:sz w:val="28"/>
-        </w:rPr>
-        <w:t>3 设计说明</w:t>
+        <w:t>样本个数：原始行程 499 万条，经清洗（剔除时长小于60秒的假启动与超过24小时的异常记录）后有效 497.6 万条（剔除率仅 0.3%），按固定随机种子 random_state=42 抽样 20 万条用于分析与建模，保证结果可复现。</w:t>
       </w:r>
     </w:p>
     <w:p>
       <w:pPr>
+        <w:spacing w:lineRule="exact" w:line="400"/>
         <w:ind w:firstLine="480"/>
       </w:pPr>
       <w:r>
@@ -188,11 +818,436 @@
           <w:b w:val="0"/>
           <w:sz w:val="24"/>
         </w:rPr>
-        <w:t>开发工具：PyCharm / VS Code；Python 3.13；主要依赖：pandas、numpy、scikit-learn、matplotlib、openpyxl（可选 folium 交互地图）。</w:t>
+        <w:t>特征种类和数目：原始数据 13 个字段（ride_id、rideable_type、started_at、ended_at、起讫站名/ID、起讫经纬度、member_casual 等）；清洗后统一标准表共 16 列，见表2。</w:t>
       </w:r>
     </w:p>
     <w:p>
       <w:pPr>
+        <w:jc w:val="center"/>
+      </w:pPr>
+      <w:r>
+        <w:rPr>
+          <w:rFonts w:ascii="Times New Roman" w:hAnsi="Times New Roman" w:eastAsia="宋体"/>
+          <w:b w:val="0"/>
+          <w:sz w:val="21"/>
+        </w:rPr>
+        <w:t>表2 清洗后标准表特征（16列）</w:t>
+      </w:r>
+    </w:p>
+    <w:tbl>
+      <w:tblPr>
+        <w:tblStyle w:val="TableGrid"/>
+        <w:tblW w:type="auto" w:w="0"/>
+        <w:jc w:val="center"/>
+        <w:tblLook w:firstColumn="1" w:firstRow="1" w:lastColumn="0" w:lastRow="0" w:noHBand="0" w:noVBand="1" w:val="04A0"/>
+      </w:tblPr>
+      <w:tblGrid>
+        <w:gridCol w:w="2880"/>
+        <w:gridCol w:w="2880"/>
+        <w:gridCol w:w="2880"/>
+      </w:tblGrid>
+      <w:tr>
+        <w:tc>
+          <w:tcPr>
+            <w:tcW w:type="dxa" w:w="2880"/>
+          </w:tcPr>
+          <w:p>
+            <w:pPr>
+              <w:jc w:val="center"/>
+            </w:pPr>
+            <w:r>
+              <w:rPr>
+                <w:rFonts w:ascii="Times New Roman" w:hAnsi="Times New Roman" w:eastAsia="宋体"/>
+                <w:b/>
+                <w:sz w:val="21"/>
+              </w:rPr>
+              <w:t>列名</w:t>
+            </w:r>
+          </w:p>
+        </w:tc>
+        <w:tc>
+          <w:tcPr>
+            <w:tcW w:type="dxa" w:w="2880"/>
+          </w:tcPr>
+          <w:p>
+            <w:pPr>
+              <w:jc w:val="center"/>
+            </w:pPr>
+            <w:r>
+              <w:rPr>
+                <w:rFonts w:ascii="Times New Roman" w:hAnsi="Times New Roman" w:eastAsia="宋体"/>
+                <w:b/>
+                <w:sz w:val="21"/>
+              </w:rPr>
+              <w:t>类型</w:t>
+            </w:r>
+          </w:p>
+        </w:tc>
+        <w:tc>
+          <w:tcPr>
+            <w:tcW w:type="dxa" w:w="2880"/>
+          </w:tcPr>
+          <w:p>
+            <w:pPr>
+              <w:jc w:val="center"/>
+            </w:pPr>
+            <w:r>
+              <w:rPr>
+                <w:rFonts w:ascii="Times New Roman" w:hAnsi="Times New Roman" w:eastAsia="宋体"/>
+                <w:b/>
+                <w:sz w:val="21"/>
+              </w:rPr>
+              <w:t>说明</w:t>
+            </w:r>
+          </w:p>
+        </w:tc>
+      </w:tr>
+      <w:tr>
+        <w:tc>
+          <w:tcPr>
+            <w:tcW w:type="dxa" w:w="2880"/>
+          </w:tcPr>
+          <w:p>
+            <w:r>
+              <w:rPr>
+                <w:rFonts w:ascii="Times New Roman" w:hAnsi="Times New Roman" w:eastAsia="宋体"/>
+                <w:b w:val="0"/>
+                <w:sz w:val="21"/>
+              </w:rPr>
+              <w:t>ride_duration</w:t>
+            </w:r>
+          </w:p>
+        </w:tc>
+        <w:tc>
+          <w:tcPr>
+            <w:tcW w:type="dxa" w:w="2880"/>
+          </w:tcPr>
+          <w:p>
+            <w:r>
+              <w:rPr>
+                <w:rFonts w:ascii="Times New Roman" w:hAnsi="Times New Roman" w:eastAsia="宋体"/>
+                <w:b w:val="0"/>
+                <w:sz w:val="21"/>
+              </w:rPr>
+              <w:t>float64</w:t>
+            </w:r>
+          </w:p>
+        </w:tc>
+        <w:tc>
+          <w:tcPr>
+            <w:tcW w:type="dxa" w:w="2880"/>
+          </w:tcPr>
+          <w:p>
+            <w:r>
+              <w:rPr>
+                <w:rFonts w:ascii="Times New Roman" w:hAnsi="Times New Roman" w:eastAsia="宋体"/>
+                <w:b w:val="0"/>
+                <w:sz w:val="21"/>
+              </w:rPr>
+              <w:t>骑行时长（秒），60s~24h</w:t>
+            </w:r>
+          </w:p>
+        </w:tc>
+      </w:tr>
+      <w:tr>
+        <w:tc>
+          <w:tcPr>
+            <w:tcW w:type="dxa" w:w="2880"/>
+          </w:tcPr>
+          <w:p>
+            <w:r>
+              <w:rPr>
+                <w:rFonts w:ascii="Times New Roman" w:hAnsi="Times New Roman" w:eastAsia="宋体"/>
+                <w:b w:val="0"/>
+                <w:sz w:val="21"/>
+              </w:rPr>
+              <w:t>start_time / end_time</w:t>
+            </w:r>
+          </w:p>
+        </w:tc>
+        <w:tc>
+          <w:tcPr>
+            <w:tcW w:type="dxa" w:w="2880"/>
+          </w:tcPr>
+          <w:p>
+            <w:r>
+              <w:rPr>
+                <w:rFonts w:ascii="Times New Roman" w:hAnsi="Times New Roman" w:eastAsia="宋体"/>
+                <w:b w:val="0"/>
+                <w:sz w:val="21"/>
+              </w:rPr>
+              <w:t>datetime</w:t>
+            </w:r>
+          </w:p>
+        </w:tc>
+        <w:tc>
+          <w:tcPr>
+            <w:tcW w:type="dxa" w:w="2880"/>
+          </w:tcPr>
+          <w:p>
+            <w:r>
+              <w:rPr>
+                <w:rFonts w:ascii="Times New Roman" w:hAnsi="Times New Roman" w:eastAsia="宋体"/>
+                <w:b w:val="0"/>
+                <w:sz w:val="21"/>
+              </w:rPr>
+              <w:t>起讫时间</w:t>
+            </w:r>
+          </w:p>
+        </w:tc>
+      </w:tr>
+      <w:tr>
+        <w:tc>
+          <w:tcPr>
+            <w:tcW w:type="dxa" w:w="2880"/>
+          </w:tcPr>
+          <w:p>
+            <w:r>
+              <w:rPr>
+                <w:rFonts w:ascii="Times New Roman" w:hAnsi="Times New Roman" w:eastAsia="宋体"/>
+                <w:b w:val="0"/>
+                <w:sz w:val="21"/>
+              </w:rPr>
+              <w:t>start_station / end_station</w:t>
+            </w:r>
+          </w:p>
+        </w:tc>
+        <w:tc>
+          <w:tcPr>
+            <w:tcW w:type="dxa" w:w="2880"/>
+          </w:tcPr>
+          <w:p>
+            <w:r>
+              <w:rPr>
+                <w:rFonts w:ascii="Times New Roman" w:hAnsi="Times New Roman" w:eastAsia="宋体"/>
+                <w:b w:val="0"/>
+                <w:sz w:val="21"/>
+              </w:rPr>
+              <w:t>str</w:t>
+            </w:r>
+          </w:p>
+        </w:tc>
+        <w:tc>
+          <w:tcPr>
+            <w:tcW w:type="dxa" w:w="2880"/>
+          </w:tcPr>
+          <w:p>
+            <w:r>
+              <w:rPr>
+                <w:rFonts w:ascii="Times New Roman" w:hAnsi="Times New Roman" w:eastAsia="宋体"/>
+                <w:b w:val="0"/>
+                <w:sz w:val="21"/>
+              </w:rPr>
+              <w:t>起讫站点名</w:t>
+            </w:r>
+          </w:p>
+        </w:tc>
+      </w:tr>
+      <w:tr>
+        <w:tc>
+          <w:tcPr>
+            <w:tcW w:type="dxa" w:w="2880"/>
+          </w:tcPr>
+          <w:p>
+            <w:r>
+              <w:rPr>
+                <w:rFonts w:ascii="Times New Roman" w:hAnsi="Times New Roman" w:eastAsia="宋体"/>
+                <w:b w:val="0"/>
+                <w:sz w:val="21"/>
+              </w:rPr>
+              <w:t>start_lat / start_lng / end_lat / end_lng</w:t>
+            </w:r>
+          </w:p>
+        </w:tc>
+        <w:tc>
+          <w:tcPr>
+            <w:tcW w:type="dxa" w:w="2880"/>
+          </w:tcPr>
+          <w:p>
+            <w:r>
+              <w:rPr>
+                <w:rFonts w:ascii="Times New Roman" w:hAnsi="Times New Roman" w:eastAsia="宋体"/>
+                <w:b w:val="0"/>
+                <w:sz w:val="21"/>
+              </w:rPr>
+              <w:t>float64</w:t>
+            </w:r>
+          </w:p>
+        </w:tc>
+        <w:tc>
+          <w:tcPr>
+            <w:tcW w:type="dxa" w:w="2880"/>
+          </w:tcPr>
+          <w:p>
+            <w:r>
+              <w:rPr>
+                <w:rFonts w:ascii="Times New Roman" w:hAnsi="Times New Roman" w:eastAsia="宋体"/>
+                <w:b w:val="0"/>
+                <w:sz w:val="21"/>
+              </w:rPr>
+              <w:t>起讫经纬度</w:t>
+            </w:r>
+          </w:p>
+        </w:tc>
+      </w:tr>
+      <w:tr>
+        <w:tc>
+          <w:tcPr>
+            <w:tcW w:type="dxa" w:w="2880"/>
+          </w:tcPr>
+          <w:p>
+            <w:r>
+              <w:rPr>
+                <w:rFonts w:ascii="Times New Roman" w:hAnsi="Times New Roman" w:eastAsia="宋体"/>
+                <w:b w:val="0"/>
+                <w:sz w:val="21"/>
+              </w:rPr>
+              <w:t>user_type</w:t>
+            </w:r>
+          </w:p>
+        </w:tc>
+        <w:tc>
+          <w:tcPr>
+            <w:tcW w:type="dxa" w:w="2880"/>
+          </w:tcPr>
+          <w:p>
+            <w:r>
+              <w:rPr>
+                <w:rFonts w:ascii="Times New Roman" w:hAnsi="Times New Roman" w:eastAsia="宋体"/>
+                <w:b w:val="0"/>
+                <w:sz w:val="21"/>
+              </w:rPr>
+              <w:t>str</w:t>
+            </w:r>
+          </w:p>
+        </w:tc>
+        <w:tc>
+          <w:tcPr>
+            <w:tcW w:type="dxa" w:w="2880"/>
+          </w:tcPr>
+          <w:p>
+            <w:r>
+              <w:rPr>
+                <w:rFonts w:ascii="Times New Roman" w:hAnsi="Times New Roman" w:eastAsia="宋体"/>
+                <w:b w:val="0"/>
+                <w:sz w:val="21"/>
+              </w:rPr>
+              <w:t>Subscriber（会员）/ Customer（单次）</w:t>
+            </w:r>
+          </w:p>
+        </w:tc>
+      </w:tr>
+      <w:tr>
+        <w:tc>
+          <w:tcPr>
+            <w:tcW w:type="dxa" w:w="2880"/>
+          </w:tcPr>
+          <w:p>
+            <w:r>
+              <w:rPr>
+                <w:rFonts w:ascii="Times New Roman" w:hAnsi="Times New Roman" w:eastAsia="宋体"/>
+                <w:b w:val="0"/>
+                <w:sz w:val="21"/>
+              </w:rPr>
+              <w:t>bikeid / rideable_type</w:t>
+            </w:r>
+          </w:p>
+        </w:tc>
+        <w:tc>
+          <w:tcPr>
+            <w:tcW w:type="dxa" w:w="2880"/>
+          </w:tcPr>
+          <w:p>
+            <w:r>
+              <w:rPr>
+                <w:rFonts w:ascii="Times New Roman" w:hAnsi="Times New Roman" w:eastAsia="宋体"/>
+                <w:b w:val="0"/>
+                <w:sz w:val="21"/>
+              </w:rPr>
+              <w:t>str</w:t>
+            </w:r>
+          </w:p>
+        </w:tc>
+        <w:tc>
+          <w:tcPr>
+            <w:tcW w:type="dxa" w:w="2880"/>
+          </w:tcPr>
+          <w:p>
+            <w:r>
+              <w:rPr>
+                <w:rFonts w:ascii="Times New Roman" w:hAnsi="Times New Roman" w:eastAsia="宋体"/>
+                <w:b w:val="0"/>
+                <w:sz w:val="21"/>
+              </w:rPr>
+              <w:t>行程ID；classic / electric 车型</w:t>
+            </w:r>
+          </w:p>
+        </w:tc>
+      </w:tr>
+      <w:tr>
+        <w:tc>
+          <w:tcPr>
+            <w:tcW w:type="dxa" w:w="2880"/>
+          </w:tcPr>
+          <w:p>
+            <w:r>
+              <w:rPr>
+                <w:rFonts w:ascii="Times New Roman" w:hAnsi="Times New Roman" w:eastAsia="宋体"/>
+                <w:b w:val="0"/>
+                <w:sz w:val="21"/>
+              </w:rPr>
+              <w:t>start_date / hour / weekday / is_weekend</w:t>
+            </w:r>
+          </w:p>
+        </w:tc>
+        <w:tc>
+          <w:tcPr>
+            <w:tcW w:type="dxa" w:w="2880"/>
+          </w:tcPr>
+          <w:p>
+            <w:r>
+              <w:rPr>
+                <w:rFonts w:ascii="Times New Roman" w:hAnsi="Times New Roman" w:eastAsia="宋体"/>
+                <w:b w:val="0"/>
+                <w:sz w:val="21"/>
+              </w:rPr>
+              <w:t>派生</w:t>
+            </w:r>
+          </w:p>
+        </w:tc>
+        <w:tc>
+          <w:tcPr>
+            <w:tcW w:type="dxa" w:w="2880"/>
+          </w:tcPr>
+          <w:p>
+            <w:r>
+              <w:rPr>
+                <w:rFonts w:ascii="Times New Roman" w:hAnsi="Times New Roman" w:eastAsia="宋体"/>
+                <w:b w:val="0"/>
+                <w:sz w:val="21"/>
+              </w:rPr>
+              <w:t>日期、小时(0-23)、星期(0-6)、是否周末</w:t>
+            </w:r>
+          </w:p>
+        </w:tc>
+      </w:tr>
+    </w:tbl>
+    <w:p>
+      <w:pPr>
+        <w:spacing w:before="240" w:after="120"/>
+      </w:pPr>
+      <w:r>
+        <w:rPr>
+          <w:rFonts w:ascii="Times New Roman" w:hAnsi="Times New Roman" w:eastAsia="黑体"/>
+          <w:b/>
+          <w:sz w:val="28"/>
+        </w:rPr>
+        <w:t>4 需求分析</w:t>
+      </w:r>
+    </w:p>
+    <w:p>
+      <w:pPr>
+        <w:spacing w:lineRule="exact" w:line="400"/>
         <w:ind w:firstLine="480"/>
       </w:pPr>
       <w:r>
@@ -201,152 +1256,7 @@
           <w:b w:val="0"/>
           <w:sz w:val="24"/>
         </w:rPr>
-        <w:t>使用的 Coding Agent 工具：Claude Code / TRAE，用于代码生成、接口规范起草与调试排错；架构设计、规范制定与结果校验由小组人工完成。</w:t>
-      </w:r>
-    </w:p>
-    <w:p>
-      <w:pPr>
-        <w:ind w:firstLine="480"/>
-      </w:pPr>
-      <w:r>
-        <w:rPr>
-          <w:rFonts w:ascii="Times New Roman" w:hAnsi="Times New Roman" w:eastAsia="宋体"/>
-          <w:b w:val="0"/>
-          <w:sz w:val="24"/>
-        </w:rPr>
-        <w:t>架构约定：config.py 集中管理路径、CSV 列名规范（RAW_ALIASES/CANONICAL_SCHEMA）、清洗参数与字体；docs/data_dict.md 为成员间接口契约。目录：cleaning/（预处理）、analysis/（统计）、model/（挖掘）、visualization/（可视化）、data/（原始与清洗数据）、output/（结果图表）。</w:t>
-      </w:r>
-    </w:p>
-    <w:p>
-      <w:r>
-        <w:rPr>
-          <w:rFonts w:ascii="Times New Roman" w:hAnsi="Times New Roman" w:eastAsia="宋体"/>
-          <w:b/>
-          <w:sz w:val="28"/>
-        </w:rPr>
-        <w:t>4 功能说明</w:t>
-      </w:r>
-    </w:p>
-    <w:p>
-      <w:pPr>
-        <w:ind w:firstLine="480"/>
-      </w:pPr>
-      <w:r>
-        <w:rPr>
-          <w:rFonts w:ascii="Times New Roman" w:hAnsi="Times New Roman" w:eastAsia="宋体"/>
-          <w:b w:val="0"/>
-          <w:sz w:val="24"/>
-        </w:rPr>
-        <w:t>一键运行 python main.py 依次完成：①数据获取（download_data.py，本机 zip 优先、S3 兜底，自动合并分片）→ ②数据预处理（字段归一/时长补算/异常过滤/抽样）→ ③统计分析（描述统计+时空规律）→ ④可视化（6 类图表+可选地图）→ ⑤机器学习（站点聚类+时长/客流预测）。</w:t>
-      </w:r>
-    </w:p>
-    <w:p>
-      <w:r>
-        <w:rPr>
-          <w:rFonts w:ascii="Times New Roman" w:hAnsi="Times New Roman" w:eastAsia="宋体"/>
-          <w:b/>
-          <w:sz w:val="28"/>
-        </w:rPr>
-        <w:t>5 系统设计与实现</w:t>
-      </w:r>
-    </w:p>
-    <w:p>
-      <w:pPr>
-        <w:ind w:firstLine="480"/>
-      </w:pPr>
-      <w:r>
-        <w:rPr>
-          <w:rFonts w:ascii="Times New Roman" w:hAnsi="Times New Roman" w:eastAsia="宋体"/>
-          <w:b w:val="0"/>
-          <w:sz w:val="24"/>
-        </w:rPr>
-        <w:t>数据处理流程：原始 499 万行 → 字段归一（ride_id→bikeid 等 16 列）→ 时间解析与时长补算 → 异常过滤（有效 497.6 万行，剔除率仅 0.3%）→ 固定随机种子抽样 20 万条 → 派生 hour/weekday/is_weekend 特征。</w:t>
-      </w:r>
-    </w:p>
-    <w:p>
-      <w:pPr>
-        <w:ind w:firstLine="480"/>
-      </w:pPr>
-      <w:r>
-        <w:rPr>
-          <w:rFonts w:ascii="Times New Roman" w:hAnsi="Times New Roman" w:eastAsia="宋体"/>
-          <w:b w:val="0"/>
-          <w:sz w:val="24"/>
-        </w:rPr>
-        <w:t>数据挖掘算法：① KMeans 站点聚类（特征：流量、平均时长、会员占比、经纬度，标准化后聚类）；② 骑行时长预测与站点×小时客流预测，对比线性回归、岭回归、决策树、随机森林、梯度提升五种模型。</w:t>
-      </w:r>
-    </w:p>
-    <w:p>
-      <w:pPr>
-        <w:ind w:firstLine="480"/>
-      </w:pPr>
-      <w:r>
-        <w:rPr>
-          <w:rFonts w:ascii="Times New Roman" w:hAnsi="Times New Roman" w:eastAsia="宋体"/>
-          <w:b w:val="0"/>
-          <w:sz w:val="24"/>
-        </w:rPr>
-        <w:t>关键代码（预处理-时长补算与异常过滤）：</w:t>
-      </w:r>
-    </w:p>
-    <w:p>
-      <w:r>
-        <w:rPr>
-          <w:rFonts w:ascii="Times New Roman" w:hAnsi="Times New Roman" w:eastAsia="宋体"/>
-          <w:b w:val="0"/>
-          <w:sz w:val="21"/>
-        </w:rPr>
-        <w:t>df['ride_duration'] = (df['end_time']-df['start_time']).dt.total_seconds()</w:t>
-        <w:br/>
-        <w:t>df = df[(df['ride_duration']&gt;=60)&amp;(df['ride_duration']&lt;=24*3600)]</w:t>
-      </w:r>
-    </w:p>
-    <w:p>
-      <w:pPr>
-        <w:ind w:firstLine="480"/>
-      </w:pPr>
-      <w:r>
-        <w:rPr>
-          <w:rFonts w:ascii="Times New Roman" w:hAnsi="Times New Roman" w:eastAsia="宋体"/>
-          <w:b w:val="0"/>
-          <w:sz w:val="24"/>
-        </w:rPr>
-        <w:t>关键代码（KMeans 聚类）：</w:t>
-      </w:r>
-    </w:p>
-    <w:p>
-      <w:r>
-        <w:rPr>
-          <w:rFonts w:ascii="Times New Roman" w:hAnsi="Times New Roman" w:eastAsia="宋体"/>
-          <w:b w:val="0"/>
-          <w:sz w:val="21"/>
-        </w:rPr>
-        <w:t>X = (X-X.mean())/X.std(); km = KMeans(n_clusters=4, random_state=42, n_init=10)</w:t>
-        <w:br/>
-        <w:t>labels = km.fit_predict(X); sil = silhouette_score(X, labels)</w:t>
-      </w:r>
-    </w:p>
-    <w:p>
-      <w:r>
-        <w:rPr>
-          <w:rFonts w:ascii="Times New Roman" w:hAnsi="Times New Roman" w:eastAsia="宋体"/>
-          <w:b/>
-          <w:sz w:val="28"/>
-        </w:rPr>
-        <w:t>6 运行结果及详细性能</w:t>
-      </w:r>
-    </w:p>
-    <w:p>
-      <w:pPr>
-        <w:ind w:firstLine="480"/>
-      </w:pPr>
-      <w:r>
-        <w:rPr>
-          <w:rFonts w:ascii="Times New Roman" w:hAnsi="Times New Roman" w:eastAsia="宋体"/>
-          <w:b w:val="0"/>
-          <w:sz w:val="24"/>
-        </w:rPr>
-        <w:t>描述统计：20 万条样本中平均骑行 13.2 分钟（中位 9.5 分钟）；会员占 79.7%；车型以 electric_bike 为主（73.5%）；早高峰 8 时、晚高峰 17-19 时呈明显双峰，工作日约为周末 2.6 倍；热门站点集中在曼哈顿中城/下城（Pier 61 at Chelsea Piers、W 21 St &amp; 6 Ave 等）。</w:t>
+        <w:t>按照选题4要求，系统需实现对纽约公共自行车官方数据的“数据清洗、统计分析、可视化图表呈现，并进一步运用数据挖掘相关算法（聚类算法、预测算法等）对数据进行挖掘分析和可视化”。据此将系统划分为五个功能模块与数据层、输出层，功能模块与业务流程如图1所示。</w:t>
       </w:r>
     </w:p>
     <w:p>
@@ -356,7 +1266,7 @@
       <w:r>
         <w:drawing>
           <wp:inline xmlns:a="http://schemas.openxmlformats.org/drawingml/2006/main" xmlns:pic="http://schemas.openxmlformats.org/drawingml/2006/picture">
-            <wp:extent cx="4754880" cy="2377440"/>
+            <wp:extent cx="5120640" cy="1955153"/>
             <wp:docPr id="1" name="Picture 1"/>
             <wp:cNvGraphicFramePr>
               <a:graphicFrameLocks noChangeAspect="1"/>
@@ -365,7 +1275,7 @@
               <a:graphicData uri="http://schemas.openxmlformats.org/drawingml/2006/picture">
                 <pic:pic>
                   <pic:nvPicPr>
-                    <pic:cNvPr id="0" name="hour_distribution.png"/>
+                    <pic:cNvPr id="0" name="flow_diagram.png"/>
                     <pic:cNvPicPr/>
                   </pic:nvPicPr>
                   <pic:blipFill>
@@ -377,7 +1287,7 @@
                   <pic:spPr>
                     <a:xfrm>
                       <a:off x="0" y="0"/>
-                      <a:ext cx="4754880" cy="2377440"/>
+                      <a:ext cx="5120640" cy="1955153"/>
                     </a:xfrm>
                     <a:prstGeom prst="rect"/>
                   </pic:spPr>
@@ -398,7 +1308,305 @@
           <w:b w:val="0"/>
           <w:sz w:val="21"/>
         </w:rPr>
-        <w:t>图1 各时段骑行量分布（早晚双峰）</w:t>
+        <w:t>图1 系统功能模块与业务流程图</w:t>
+      </w:r>
+    </w:p>
+    <w:p>
+      <w:pPr>
+        <w:spacing w:lineRule="exact" w:line="400"/>
+        <w:ind w:firstLine="480"/>
+      </w:pPr>
+      <w:r>
+        <w:rPr>
+          <w:rFonts w:ascii="Times New Roman" w:hAnsi="Times New Roman" w:eastAsia="宋体"/>
+          <w:b w:val="0"/>
+          <w:sz w:val="24"/>
+        </w:rPr>
+        <w:t>操作方式：一键运行 python main.py 即依次执行①数据获取→②数据预处理→③统计分析→④可视化→⑤机器学习；各模块也可独立运行（如 python download_data.py --month 202508 下载指定月份）。</w:t>
+      </w:r>
+    </w:p>
+    <w:p>
+      <w:pPr>
+        <w:spacing w:before="240" w:after="120"/>
+      </w:pPr>
+      <w:r>
+        <w:rPr>
+          <w:rFonts w:ascii="Times New Roman" w:hAnsi="Times New Roman" w:eastAsia="黑体"/>
+          <w:b/>
+          <w:sz w:val="28"/>
+        </w:rPr>
+        <w:t>5 系统设计和实现</w:t>
+      </w:r>
+    </w:p>
+    <w:p>
+      <w:pPr>
+        <w:spacing w:before="120"/>
+      </w:pPr>
+      <w:r>
+        <w:rPr>
+          <w:rFonts w:ascii="Times New Roman" w:hAnsi="Times New Roman" w:eastAsia="黑体"/>
+          <w:b/>
+          <w:sz w:val="24"/>
+        </w:rPr>
+        <w:t>5.1 数据获取</w:t>
+      </w:r>
+    </w:p>
+    <w:p>
+      <w:pPr>
+        <w:spacing w:lineRule="exact" w:line="400"/>
+        <w:ind w:firstLine="480"/>
+      </w:pPr>
+      <w:r>
+        <w:rPr>
+          <w:rFonts w:ascii="Times New Roman" w:hAnsi="Times New Roman" w:eastAsia="宋体"/>
+          <w:b w:val="0"/>
+          <w:sz w:val="24"/>
+        </w:rPr>
+        <w:t>download_data.py 按优先级获取数据：①本机已下载的官方 zip（避免重复下载900MB+）；②S3 服务器三个候选 URL 依次尝试。对大月份 zip 内的 5 个分片自动解压、合并为单一 CSV。</w:t>
+      </w:r>
+    </w:p>
+    <w:p>
+      <w:pPr>
+        <w:spacing w:lineRule="exact" w:line="320"/>
+        <w:ind w:left="480"/>
+      </w:pPr>
+      <w:r>
+        <w:rPr>
+          <w:rFonts w:ascii="Times New Roman" w:hAnsi="Times New Roman" w:eastAsia="宋体"/>
+          <w:b w:val="0"/>
+          <w:sz w:val="21"/>
+        </w:rPr>
+        <w:t>def candidate_urls(period):</w:t>
+        <w:br/>
+        <w:t xml:space="preserve">    return [f'{BASE_URL}{period}-citibike-tripdata.csv.zip',</w:t>
+        <w:br/>
+        <w:t xml:space="preserve">            f'{BASE_URL}{period}-citibike-tripdata.zip',</w:t>
+        <w:br/>
+        <w:t xml:space="preserve">            f'{BASE_URL}{period}-citibike-tripdata.csv']</w:t>
+      </w:r>
+    </w:p>
+    <w:p>
+      <w:pPr>
+        <w:spacing w:before="120"/>
+      </w:pPr>
+      <w:r>
+        <w:rPr>
+          <w:rFonts w:ascii="Times New Roman" w:hAnsi="Times New Roman" w:eastAsia="黑体"/>
+          <w:b/>
+          <w:sz w:val="24"/>
+        </w:rPr>
+        <w:t>5.2 数据处理过程（预处理）</w:t>
+      </w:r>
+    </w:p>
+    <w:p>
+      <w:pPr>
+        <w:spacing w:lineRule="exact" w:line="400"/>
+        <w:ind w:firstLine="480"/>
+      </w:pPr>
+      <w:r>
+        <w:rPr>
+          <w:rFonts w:ascii="Times New Roman" w:hAnsi="Times New Roman" w:eastAsia="宋体"/>
+          <w:b w:val="0"/>
+          <w:sz w:val="24"/>
+        </w:rPr>
+        <w:t>预处理流程：①字段归一，通过 config.RAW_ALIASES 将 2026 新旧两种表头映射为 16 个标准列名；②时间解析，started_at/ended_at 转 datetime64；③时长补算——2026 新格式无 tripduration 字段，需自行计算：</w:t>
+      </w:r>
+    </w:p>
+    <w:p>
+      <w:pPr>
+        <w:spacing w:lineRule="exact" w:line="320"/>
+        <w:ind w:left="480"/>
+      </w:pPr>
+      <w:r>
+        <w:rPr>
+          <w:rFonts w:ascii="Times New Roman" w:hAnsi="Times New Roman" w:eastAsia="宋体"/>
+          <w:b w:val="0"/>
+          <w:sz w:val="21"/>
+        </w:rPr>
+        <w:t>df['ride_duration'] = (df['end_time'] - df['start_time']).dt.total_seconds()</w:t>
+      </w:r>
+    </w:p>
+    <w:p>
+      <w:pPr>
+        <w:spacing w:lineRule="exact" w:line="400"/>
+        <w:ind w:firstLine="480"/>
+      </w:pPr>
+      <w:r>
+        <w:rPr>
+          <w:rFonts w:ascii="Times New Roman" w:hAnsi="Times New Roman" w:eastAsia="宋体"/>
+          <w:b w:val="0"/>
+          <w:sz w:val="24"/>
+        </w:rPr>
+        <w:t>④异常过滤，仅保留 60 秒 ≤ 时长 ≤ 24 小时且起讫站、经纬度有效的记录；⑤抽样 20 万条（random_state=42）；⑥派生 hour/weekday/is_weekend 特征。对 929MB 大文件采用 50 万行分块读取，内存占用稳定。</w:t>
+      </w:r>
+    </w:p>
+    <w:p>
+      <w:pPr>
+        <w:spacing w:lineRule="exact" w:line="320"/>
+        <w:ind w:left="480"/>
+      </w:pPr>
+      <w:r>
+        <w:rPr>
+          <w:rFonts w:ascii="Times New Roman" w:hAnsi="Times New Roman" w:eastAsia="宋体"/>
+          <w:b w:val="0"/>
+          <w:sz w:val="21"/>
+        </w:rPr>
+        <w:t>df = df[(df['ride_duration'] &gt;= 60) &amp; (df['ride_duration'] &lt;= 24*3600)]</w:t>
+      </w:r>
+    </w:p>
+    <w:p>
+      <w:pPr>
+        <w:spacing w:before="120"/>
+      </w:pPr>
+      <w:r>
+        <w:rPr>
+          <w:rFonts w:ascii="Times New Roman" w:hAnsi="Times New Roman" w:eastAsia="黑体"/>
+          <w:b/>
+          <w:sz w:val="24"/>
+        </w:rPr>
+        <w:t>5.3 数据挖掘算法介绍</w:t>
+      </w:r>
+    </w:p>
+    <w:p>
+      <w:pPr>
+        <w:spacing w:lineRule="exact" w:line="400"/>
+        <w:ind w:firstLine="480"/>
+      </w:pPr>
+      <w:r>
+        <w:rPr>
+          <w:rFonts w:ascii="Times New Roman" w:hAnsi="Times New Roman" w:eastAsia="宋体"/>
+          <w:b w:val="0"/>
+          <w:sz w:val="24"/>
+        </w:rPr>
+        <w:t>（1）KMeans 站点聚类：以 2295 个站点为样本，构造流量、平均时长、会员占比、经纬度等特征，标准化后聚类，采用肘部法与轮廓系数确定最佳聚类数，将站点划分为高流量中转型、低流量休闲型、通勤型、长时骑行型四类。</w:t>
+      </w:r>
+    </w:p>
+    <w:p>
+      <w:pPr>
+        <w:spacing w:lineRule="exact" w:line="320"/>
+        <w:ind w:left="480"/>
+      </w:pPr>
+      <w:r>
+        <w:rPr>
+          <w:rFonts w:ascii="Times New Roman" w:hAnsi="Times New Roman" w:eastAsia="宋体"/>
+          <w:b w:val="0"/>
+          <w:sz w:val="21"/>
+        </w:rPr>
+        <w:t>X = (X - X.mean()) / X.std()</w:t>
+        <w:br/>
+        <w:t>km = KMeans(n_clusters=4, random_state=42, n_init=10)</w:t>
+        <w:br/>
+        <w:t>labels = km.fit_predict(X)</w:t>
+        <w:br/>
+        <w:t>sil = silhouette_score(X, labels)</w:t>
+      </w:r>
+    </w:p>
+    <w:p>
+      <w:pPr>
+        <w:spacing w:lineRule="exact" w:line="400"/>
+        <w:ind w:firstLine="480"/>
+      </w:pPr>
+      <w:r>
+        <w:rPr>
+          <w:rFonts w:ascii="Times New Roman" w:hAnsi="Times New Roman" w:eastAsia="宋体"/>
+          <w:b w:val="0"/>
+          <w:sz w:val="24"/>
+        </w:rPr>
+        <w:t>（2）骑行时长与站点客流预测：以 hour、is_weekend、is_member、同站往返等特征预测骑行时长；以站点热度、是否高峰时段等特征预测站点×小时出发客流，对比线性回归、岭回归、决策树、随机森林、梯度提升五种模型，用 R²、MAE、RMSE、MAPE 评估。</w:t>
+      </w:r>
+    </w:p>
+    <w:p>
+      <w:pPr>
+        <w:spacing w:before="120"/>
+      </w:pPr>
+      <w:r>
+        <w:rPr>
+          <w:rFonts w:ascii="Times New Roman" w:hAnsi="Times New Roman" w:eastAsia="黑体"/>
+          <w:b/>
+          <w:sz w:val="24"/>
+        </w:rPr>
+        <w:t>5.4 可视化</w:t>
+      </w:r>
+    </w:p>
+    <w:p>
+      <w:pPr>
+        <w:spacing w:lineRule="exact" w:line="400"/>
+        <w:ind w:firstLine="480"/>
+      </w:pPr>
+      <w:r>
+        <w:rPr>
+          <w:rFonts w:ascii="Times New Roman" w:hAnsi="Times New Roman" w:eastAsia="宋体"/>
+          <w:b w:val="0"/>
+          <w:sz w:val="24"/>
+        </w:rPr>
+        <w:t>matplotlib 绘制时段分布、星期分布、周末占比、热门站点TOP10、站点流量空间分布等图；folium 绘制交互式站点地图；全部图表保存至 output/figures/，中文统一使用 config 中配置的 SimHei 字体避免乱码。</w:t>
+      </w:r>
+    </w:p>
+    <w:p>
+      <w:pPr>
+        <w:spacing w:before="240" w:after="120"/>
+      </w:pPr>
+      <w:r>
+        <w:rPr>
+          <w:rFonts w:ascii="Times New Roman" w:hAnsi="Times New Roman" w:eastAsia="黑体"/>
+          <w:b/>
+          <w:sz w:val="28"/>
+        </w:rPr>
+        <w:t>6 结果分析</w:t>
+      </w:r>
+    </w:p>
+    <w:p>
+      <w:pPr>
+        <w:spacing w:before="120"/>
+      </w:pPr>
+      <w:r>
+        <w:rPr>
+          <w:rFonts w:ascii="Times New Roman" w:hAnsi="Times New Roman" w:eastAsia="黑体"/>
+          <w:b/>
+          <w:sz w:val="24"/>
+        </w:rPr>
+        <w:t>6.1 描述性统计</w:t>
+      </w:r>
+    </w:p>
+    <w:p>
+      <w:pPr>
+        <w:spacing w:lineRule="exact" w:line="400"/>
+        <w:ind w:firstLine="480"/>
+      </w:pPr>
+      <w:r>
+        <w:rPr>
+          <w:rFonts w:ascii="Times New Roman" w:hAnsi="Times New Roman" w:eastAsia="宋体"/>
+          <w:b w:val="0"/>
+          <w:sz w:val="24"/>
+        </w:rPr>
+        <w:t>20 万条真实样本中：平均骑行时长 13.2 分钟，中位数 9.5 分钟，说明 Citi Bike 以短途“最后一公里”出行为主；会员（Subscriber）占 79.7%，游客（Customer）占 20.3%，系统已形成稳定的通勤用户基本盘；车型以 electric_bike 为主（73.5%）。</w:t>
+      </w:r>
+    </w:p>
+    <w:p>
+      <w:pPr>
+        <w:spacing w:before="120"/>
+      </w:pPr>
+      <w:r>
+        <w:rPr>
+          <w:rFonts w:ascii="Times New Roman" w:hAnsi="Times New Roman" w:eastAsia="黑体"/>
+          <w:b/>
+          <w:sz w:val="24"/>
+        </w:rPr>
+        <w:t>6.2 时空规律</w:t>
+      </w:r>
+    </w:p>
+    <w:p>
+      <w:pPr>
+        <w:spacing w:lineRule="exact" w:line="400"/>
+        <w:ind w:firstLine="480"/>
+      </w:pPr>
+      <w:r>
+        <w:rPr>
+          <w:rFonts w:ascii="Times New Roman" w:hAnsi="Times New Roman" w:eastAsia="宋体"/>
+          <w:b w:val="0"/>
+          <w:sz w:val="24"/>
+        </w:rPr>
+        <w:t>时段分布如图2，呈明显“早晚双峰”：早高峰 8 时、晚高峰 17-19 时，符合通勤出行特征；工作日骑行量约为周末的 2.6 倍（图3）。</w:t>
       </w:r>
     </w:p>
     <w:p>
@@ -408,7 +1616,7 @@
       <w:r>
         <w:drawing>
           <wp:inline xmlns:a="http://schemas.openxmlformats.org/drawingml/2006/main" xmlns:pic="http://schemas.openxmlformats.org/drawingml/2006/picture">
-            <wp:extent cx="4754880" cy="2674620"/>
+            <wp:extent cx="4572000" cy="2286000"/>
             <wp:docPr id="2" name="Picture 2"/>
             <wp:cNvGraphicFramePr>
               <a:graphicFrameLocks noChangeAspect="1"/>
@@ -417,7 +1625,7 @@
               <a:graphicData uri="http://schemas.openxmlformats.org/drawingml/2006/picture">
                 <pic:pic>
                   <pic:nvPicPr>
-                    <pic:cNvPr id="0" name="weekday_distribution.png"/>
+                    <pic:cNvPr id="0" name="hour_distribution.png"/>
                     <pic:cNvPicPr/>
                   </pic:nvPicPr>
                   <pic:blipFill>
@@ -429,7 +1637,7 @@
                   <pic:spPr>
                     <a:xfrm>
                       <a:off x="0" y="0"/>
-                      <a:ext cx="4754880" cy="2674620"/>
+                      <a:ext cx="4572000" cy="2286000"/>
                     </a:xfrm>
                     <a:prstGeom prst="rect"/>
                   </pic:spPr>
@@ -450,7 +1658,7 @@
           <w:b w:val="0"/>
           <w:sz w:val="21"/>
         </w:rPr>
-        <w:t>图2 一周各日骑行量</w:t>
+        <w:t>图2 各时段骑行量分布（早晚双峰）</w:t>
       </w:r>
     </w:p>
     <w:p>
@@ -460,7 +1668,7 @@
       <w:r>
         <w:drawing>
           <wp:inline xmlns:a="http://schemas.openxmlformats.org/drawingml/2006/main" xmlns:pic="http://schemas.openxmlformats.org/drawingml/2006/picture">
-            <wp:extent cx="4754880" cy="2011680"/>
+            <wp:extent cx="4572000" cy="2571750"/>
             <wp:docPr id="3" name="Picture 3"/>
             <wp:cNvGraphicFramePr>
               <a:graphicFrameLocks noChangeAspect="1"/>
@@ -469,7 +1677,7 @@
               <a:graphicData uri="http://schemas.openxmlformats.org/drawingml/2006/picture">
                 <pic:pic>
                   <pic:nvPicPr>
-                    <pic:cNvPr id="0" name="hot_stations.png"/>
+                    <pic:cNvPr id="0" name="weekday_distribution.png"/>
                     <pic:cNvPicPr/>
                   </pic:nvPicPr>
                   <pic:blipFill>
@@ -481,7 +1689,7 @@
                   <pic:spPr>
                     <a:xfrm>
                       <a:off x="0" y="0"/>
-                      <a:ext cx="4754880" cy="2011680"/>
+                      <a:ext cx="4572000" cy="2571750"/>
                     </a:xfrm>
                     <a:prstGeom prst="rect"/>
                   </pic:spPr>
@@ -502,7 +1710,21 @@
           <w:b w:val="0"/>
           <w:sz w:val="21"/>
         </w:rPr>
-        <w:t>图3 热门起讫点站点 TOP10</w:t>
+        <w:t>图3 一周各日骑行量（橙=周末）</w:t>
+      </w:r>
+    </w:p>
+    <w:p>
+      <w:pPr>
+        <w:spacing w:lineRule="exact" w:line="400"/>
+        <w:ind w:firstLine="480"/>
+      </w:pPr>
+      <w:r>
+        <w:rPr>
+          <w:rFonts w:ascii="Times New Roman" w:hAnsi="Times New Roman" w:eastAsia="宋体"/>
+          <w:b w:val="0"/>
+          <w:sz w:val="24"/>
+        </w:rPr>
+        <w:t>热门起讫站 TOP10 见图4，Pier 61 at Chelsea Piers、W 21 St &amp; 6 Ave、Cooper Square &amp; Astor Pl 位居前列，热点高度集中于曼哈顿中城/下城，应作为车辆调度核心节点。站点流量空间分布见图5。</w:t>
       </w:r>
     </w:p>
     <w:p>
@@ -512,7 +1734,7 @@
       <w:r>
         <w:drawing>
           <wp:inline xmlns:a="http://schemas.openxmlformats.org/drawingml/2006/main" xmlns:pic="http://schemas.openxmlformats.org/drawingml/2006/picture">
-            <wp:extent cx="4754880" cy="4754880"/>
+            <wp:extent cx="4572000" cy="1934308"/>
             <wp:docPr id="4" name="Picture 4"/>
             <wp:cNvGraphicFramePr>
               <a:graphicFrameLocks noChangeAspect="1"/>
@@ -521,7 +1743,7 @@
               <a:graphicData uri="http://schemas.openxmlformats.org/drawingml/2006/picture">
                 <pic:pic>
                   <pic:nvPicPr>
-                    <pic:cNvPr id="0" name="station_scatter.png"/>
+                    <pic:cNvPr id="0" name="hot_stations.png"/>
                     <pic:cNvPicPr/>
                   </pic:nvPicPr>
                   <pic:blipFill>
@@ -533,7 +1755,7 @@
                   <pic:spPr>
                     <a:xfrm>
                       <a:off x="0" y="0"/>
-                      <a:ext cx="4754880" cy="4754880"/>
+                      <a:ext cx="4572000" cy="1934308"/>
                     </a:xfrm>
                     <a:prstGeom prst="rect"/>
                   </pic:spPr>
@@ -554,33 +1776,7 @@
           <w:b w:val="0"/>
           <w:sz w:val="21"/>
         </w:rPr>
-        <w:t>图4 站点流量空间分布</w:t>
-      </w:r>
-    </w:p>
-    <w:p>
-      <w:pPr>
-        <w:ind w:firstLine="480"/>
-      </w:pPr>
-      <w:r>
-        <w:rPr>
-          <w:rFonts w:ascii="Times New Roman" w:hAnsi="Times New Roman" w:eastAsia="宋体"/>
-          <w:b w:val="0"/>
-          <w:sz w:val="24"/>
-        </w:rPr>
-        <w:t>站点聚类：K=4，轮廓系数 0.278。高流量中转型站点（平均 258 次）与低流量休闲型差异显著；长时骑行型站点会员占比明显偏低（52.0%），符合旅游休闲区特征。</w:t>
-      </w:r>
-    </w:p>
-    <w:p>
-      <w:pPr>
-        <w:ind w:firstLine="480"/>
-      </w:pPr>
-      <w:r>
-        <w:rPr>
-          <w:rFonts w:ascii="Times New Roman" w:hAnsi="Times New Roman" w:eastAsia="宋体"/>
-          <w:b w:val="0"/>
-          <w:sz w:val="24"/>
-        </w:rPr>
-        <w:t>预测性能：本项目基线线性回归客流预测 R²=0.571（MAE=2.98 次/站·小时）；成员4 扩展五模型对比中，随机森林客流预测 R²=0.937、MAE=31.98 次/小时（MAPE 25.6%），为最优模型；时长预测最优为随机森林 R²=0.223、MAE=4.71 分钟（时长受骑行距离等未纳入特征影响，符合预期）。</w:t>
+        <w:t>图4 热门起讫点站点 TOP10</w:t>
       </w:r>
     </w:p>
     <w:p>
@@ -590,7 +1786,7 @@
       <w:r>
         <w:drawing>
           <wp:inline xmlns:a="http://schemas.openxmlformats.org/drawingml/2006/main" xmlns:pic="http://schemas.openxmlformats.org/drawingml/2006/picture">
-            <wp:extent cx="4754880" cy="3560160"/>
+            <wp:extent cx="4572000" cy="4572000"/>
             <wp:docPr id="5" name="Picture 5"/>
             <wp:cNvGraphicFramePr>
               <a:graphicFrameLocks noChangeAspect="1"/>
@@ -599,7 +1795,7 @@
               <a:graphicData uri="http://schemas.openxmlformats.org/drawingml/2006/picture">
                 <pic:pic>
                   <pic:nvPicPr>
-                    <pic:cNvPr id="0" name="ml_fig2_kmeans_spatial_distribution.png"/>
+                    <pic:cNvPr id="0" name="station_scatter.png"/>
                     <pic:cNvPicPr/>
                   </pic:nvPicPr>
                   <pic:blipFill>
@@ -611,7 +1807,7 @@
                   <pic:spPr>
                     <a:xfrm>
                       <a:off x="0" y="0"/>
-                      <a:ext cx="4754880" cy="3560160"/>
+                      <a:ext cx="4572000" cy="4572000"/>
                     </a:xfrm>
                     <a:prstGeom prst="rect"/>
                   </pic:spPr>
@@ -632,7 +1828,34 @@
           <w:b w:val="0"/>
           <w:sz w:val="21"/>
         </w:rPr>
-        <w:t>图5 KMeans 站点聚类空间分布</w:t>
+        <w:t>图5 站点骑行量空间分布</w:t>
+      </w:r>
+    </w:p>
+    <w:p>
+      <w:pPr>
+        <w:spacing w:before="120"/>
+      </w:pPr>
+      <w:r>
+        <w:rPr>
+          <w:rFonts w:ascii="Times New Roman" w:hAnsi="Times New Roman" w:eastAsia="黑体"/>
+          <w:b/>
+          <w:sz w:val="24"/>
+        </w:rPr>
+        <w:t>6.3 站点聚类结果</w:t>
+      </w:r>
+    </w:p>
+    <w:p>
+      <w:pPr>
+        <w:spacing w:lineRule="exact" w:line="400"/>
+        <w:ind w:firstLine="480"/>
+      </w:pPr>
+      <w:r>
+        <w:rPr>
+          <w:rFonts w:ascii="Times New Roman" w:hAnsi="Times New Roman" w:eastAsia="宋体"/>
+          <w:b w:val="0"/>
+          <w:sz w:val="24"/>
+        </w:rPr>
+        <w:t>肘部法与轮廓系数确定 K=4（图6），聚类空间分布见图7。长时骑行型站点平均时长 22.1 分钟、会员占比仅 52.0%，明显区别于其他三类（会员占比约 80%），对应旅游休闲区域，聚类结果可为差异化运营提供依据。</w:t>
       </w:r>
     </w:p>
     <w:p>
@@ -642,7 +1865,7 @@
       <w:r>
         <w:drawing>
           <wp:inline xmlns:a="http://schemas.openxmlformats.org/drawingml/2006/main" xmlns:pic="http://schemas.openxmlformats.org/drawingml/2006/picture">
-            <wp:extent cx="4754880" cy="3388194"/>
+            <wp:extent cx="4572000" cy="3257879"/>
             <wp:docPr id="6" name="Picture 6"/>
             <wp:cNvGraphicFramePr>
               <a:graphicFrameLocks noChangeAspect="1"/>
@@ -663,7 +1886,7 @@
                   <pic:spPr>
                     <a:xfrm>
                       <a:off x="0" y="0"/>
-                      <a:ext cx="4754880" cy="3388194"/>
+                      <a:ext cx="4572000" cy="3257879"/>
                     </a:xfrm>
                     <a:prstGeom prst="rect"/>
                   </pic:spPr>
@@ -694,7 +1917,7 @@
       <w:r>
         <w:drawing>
           <wp:inline xmlns:a="http://schemas.openxmlformats.org/drawingml/2006/main" xmlns:pic="http://schemas.openxmlformats.org/drawingml/2006/picture">
-            <wp:extent cx="4754880" cy="2063438"/>
+            <wp:extent cx="4572000" cy="3423231"/>
             <wp:docPr id="7" name="Picture 7"/>
             <wp:cNvGraphicFramePr>
               <a:graphicFrameLocks noChangeAspect="1"/>
@@ -703,7 +1926,7 @@
               <a:graphicData uri="http://schemas.openxmlformats.org/drawingml/2006/picture">
                 <pic:pic>
                   <pic:nvPicPr>
-                    <pic:cNvPr id="0" name="ml_fig9_demand_prediction_timeseries.png"/>
+                    <pic:cNvPr id="0" name="ml_fig2_kmeans_spatial_distribution.png"/>
                     <pic:cNvPicPr/>
                   </pic:nvPicPr>
                   <pic:blipFill>
@@ -715,7 +1938,7 @@
                   <pic:spPr>
                     <a:xfrm>
                       <a:off x="0" y="0"/>
-                      <a:ext cx="4754880" cy="2063438"/>
+                      <a:ext cx="4572000" cy="3423231"/>
                     </a:xfrm>
                     <a:prstGeom prst="rect"/>
                   </pic:spPr>
@@ -736,7 +1959,34 @@
           <w:b w:val="0"/>
           <w:sz w:val="21"/>
         </w:rPr>
-        <w:t>图7 客流预测时序对比</w:t>
+        <w:t>图7 KMeans站点聚类空间分布</w:t>
+      </w:r>
+    </w:p>
+    <w:p>
+      <w:pPr>
+        <w:spacing w:before="120"/>
+      </w:pPr>
+      <w:r>
+        <w:rPr>
+          <w:rFonts w:ascii="Times New Roman" w:hAnsi="Times New Roman" w:eastAsia="黑体"/>
+          <w:b/>
+          <w:sz w:val="24"/>
+        </w:rPr>
+        <w:t>6.4 预测模型性能评估</w:t>
+      </w:r>
+    </w:p>
+    <w:p>
+      <w:pPr>
+        <w:spacing w:lineRule="exact" w:line="400"/>
+        <w:ind w:firstLine="480"/>
+      </w:pPr>
+      <w:r>
+        <w:rPr>
+          <w:rFonts w:ascii="Times New Roman" w:hAnsi="Times New Roman" w:eastAsia="宋体"/>
+          <w:b w:val="0"/>
+          <w:sz w:val="24"/>
+        </w:rPr>
+        <w:t>五模型对比结果如表3所示。客流预测任务中随机森林最优：R²=0.937、MAE=31.98、MAPE=25.6%，说明站点客流具有较强可预测性，可直接辅助车辆调度决策；时长预测任务各模型R² 均低于 0.23，因骑行距离、天气等关键特征未纳入，属合理结果，亦指出后续改进方向。</w:t>
       </w:r>
     </w:p>
     <w:p>
@@ -744,9 +1994,516 @@
         <w:jc w:val="center"/>
       </w:pPr>
       <w:r>
+        <w:rPr>
+          <w:rFonts w:ascii="Times New Roman" w:hAnsi="Times New Roman" w:eastAsia="宋体"/>
+          <w:b w:val="0"/>
+          <w:sz w:val="21"/>
+        </w:rPr>
+        <w:t>表3 预测模型性能对比（成员4五模型对比结果）</w:t>
+      </w:r>
+    </w:p>
+    <w:tbl>
+      <w:tblPr>
+        <w:tblStyle w:val="TableGrid"/>
+        <w:tblW w:type="auto" w:w="0"/>
+        <w:jc w:val="center"/>
+        <w:tblLook w:firstColumn="1" w:firstRow="1" w:lastColumn="0" w:lastRow="0" w:noHBand="0" w:noVBand="1" w:val="04A0"/>
+      </w:tblPr>
+      <w:tblGrid>
+        <w:gridCol w:w="1440"/>
+        <w:gridCol w:w="1440"/>
+        <w:gridCol w:w="1440"/>
+        <w:gridCol w:w="1440"/>
+        <w:gridCol w:w="1440"/>
+        <w:gridCol w:w="1440"/>
+      </w:tblGrid>
+      <w:tr>
+        <w:tc>
+          <w:tcPr>
+            <w:tcW w:type="dxa" w:w="1440"/>
+          </w:tcPr>
+          <w:p>
+            <w:pPr>
+              <w:jc w:val="center"/>
+            </w:pPr>
+            <w:r>
+              <w:rPr>
+                <w:rFonts w:ascii="Times New Roman" w:hAnsi="Times New Roman" w:eastAsia="宋体"/>
+                <w:b/>
+                <w:sz w:val="21"/>
+              </w:rPr>
+              <w:t>任务</w:t>
+            </w:r>
+          </w:p>
+        </w:tc>
+        <w:tc>
+          <w:tcPr>
+            <w:tcW w:type="dxa" w:w="1440"/>
+          </w:tcPr>
+          <w:p>
+            <w:pPr>
+              <w:jc w:val="center"/>
+            </w:pPr>
+            <w:r>
+              <w:rPr>
+                <w:rFonts w:ascii="Times New Roman" w:hAnsi="Times New Roman" w:eastAsia="宋体"/>
+                <w:b/>
+                <w:sz w:val="21"/>
+              </w:rPr>
+              <w:t>模型</w:t>
+            </w:r>
+          </w:p>
+        </w:tc>
+        <w:tc>
+          <w:tcPr>
+            <w:tcW w:type="dxa" w:w="1440"/>
+          </w:tcPr>
+          <w:p>
+            <w:pPr>
+              <w:jc w:val="center"/>
+            </w:pPr>
+            <w:r>
+              <w:rPr>
+                <w:rFonts w:ascii="Times New Roman" w:hAnsi="Times New Roman" w:eastAsia="宋体"/>
+                <w:b/>
+                <w:sz w:val="21"/>
+              </w:rPr>
+              <w:t>R²</w:t>
+            </w:r>
+          </w:p>
+        </w:tc>
+        <w:tc>
+          <w:tcPr>
+            <w:tcW w:type="dxa" w:w="1440"/>
+          </w:tcPr>
+          <w:p>
+            <w:pPr>
+              <w:jc w:val="center"/>
+            </w:pPr>
+            <w:r>
+              <w:rPr>
+                <w:rFonts w:ascii="Times New Roman" w:hAnsi="Times New Roman" w:eastAsia="宋体"/>
+                <w:b/>
+                <w:sz w:val="21"/>
+              </w:rPr>
+              <w:t>MAE</w:t>
+            </w:r>
+          </w:p>
+        </w:tc>
+        <w:tc>
+          <w:tcPr>
+            <w:tcW w:type="dxa" w:w="1440"/>
+          </w:tcPr>
+          <w:p>
+            <w:pPr>
+              <w:jc w:val="center"/>
+            </w:pPr>
+            <w:r>
+              <w:rPr>
+                <w:rFonts w:ascii="Times New Roman" w:hAnsi="Times New Roman" w:eastAsia="宋体"/>
+                <w:b/>
+                <w:sz w:val="21"/>
+              </w:rPr>
+              <w:t>RMSE</w:t>
+            </w:r>
+          </w:p>
+        </w:tc>
+        <w:tc>
+          <w:tcPr>
+            <w:tcW w:type="dxa" w:w="1440"/>
+          </w:tcPr>
+          <w:p>
+            <w:pPr>
+              <w:jc w:val="center"/>
+            </w:pPr>
+            <w:r>
+              <w:rPr>
+                <w:rFonts w:ascii="Times New Roman" w:hAnsi="Times New Roman" w:eastAsia="宋体"/>
+                <w:b/>
+                <w:sz w:val="21"/>
+              </w:rPr>
+              <w:t>MAPE(%)</w:t>
+            </w:r>
+          </w:p>
+        </w:tc>
+      </w:tr>
+      <w:tr>
+        <w:tc>
+          <w:tcPr>
+            <w:tcW w:type="dxa" w:w="1440"/>
+          </w:tcPr>
+          <w:p>
+            <w:r>
+              <w:rPr>
+                <w:rFonts w:ascii="Times New Roman" w:hAnsi="Times New Roman" w:eastAsia="宋体"/>
+                <w:b w:val="0"/>
+                <w:sz w:val="21"/>
+              </w:rPr>
+              <w:t>时长预测(分钟)</w:t>
+            </w:r>
+          </w:p>
+        </w:tc>
+        <w:tc>
+          <w:tcPr>
+            <w:tcW w:type="dxa" w:w="1440"/>
+          </w:tcPr>
+          <w:p>
+            <w:r>
+              <w:rPr>
+                <w:rFonts w:ascii="Times New Roman" w:hAnsi="Times New Roman" w:eastAsia="宋体"/>
+                <w:b w:val="0"/>
+                <w:sz w:val="21"/>
+              </w:rPr>
+              <w:t>线性回归</w:t>
+            </w:r>
+          </w:p>
+        </w:tc>
+        <w:tc>
+          <w:tcPr>
+            <w:tcW w:type="dxa" w:w="1440"/>
+          </w:tcPr>
+          <w:p>
+            <w:r>
+              <w:rPr>
+                <w:rFonts w:ascii="Times New Roman" w:hAnsi="Times New Roman" w:eastAsia="宋体"/>
+                <w:b w:val="0"/>
+                <w:sz w:val="21"/>
+              </w:rPr>
+              <w:t>0.201</w:t>
+            </w:r>
+          </w:p>
+        </w:tc>
+        <w:tc>
+          <w:tcPr>
+            <w:tcW w:type="dxa" w:w="1440"/>
+          </w:tcPr>
+          <w:p>
+            <w:r>
+              <w:rPr>
+                <w:rFonts w:ascii="Times New Roman" w:hAnsi="Times New Roman" w:eastAsia="宋体"/>
+                <w:b w:val="0"/>
+                <w:sz w:val="21"/>
+              </w:rPr>
+              <w:t>5.03</w:t>
+            </w:r>
+          </w:p>
+        </w:tc>
+        <w:tc>
+          <w:tcPr>
+            <w:tcW w:type="dxa" w:w="1440"/>
+          </w:tcPr>
+          <w:p>
+            <w:r>
+              <w:rPr>
+                <w:rFonts w:ascii="Times New Roman" w:hAnsi="Times New Roman" w:eastAsia="宋体"/>
+                <w:b w:val="0"/>
+                <w:sz w:val="21"/>
+              </w:rPr>
+              <w:t>15.21</w:t>
+            </w:r>
+          </w:p>
+        </w:tc>
+        <w:tc>
+          <w:tcPr>
+            <w:tcW w:type="dxa" w:w="1440"/>
+          </w:tcPr>
+          <w:p>
+            <w:r>
+              <w:rPr>
+                <w:rFonts w:ascii="Times New Roman" w:hAnsi="Times New Roman" w:eastAsia="宋体"/>
+                <w:b w:val="0"/>
+                <w:sz w:val="21"/>
+              </w:rPr>
+              <w:t>51.1</w:t>
+            </w:r>
+          </w:p>
+        </w:tc>
+      </w:tr>
+      <w:tr>
+        <w:tc>
+          <w:tcPr>
+            <w:tcW w:type="dxa" w:w="1440"/>
+          </w:tcPr>
+          <w:p>
+            <w:r>
+              <w:rPr>
+                <w:rFonts w:ascii="Times New Roman" w:hAnsi="Times New Roman" w:eastAsia="宋体"/>
+                <w:b w:val="0"/>
+                <w:sz w:val="21"/>
+              </w:rPr>
+              <w:t>时长预测(分钟)</w:t>
+            </w:r>
+          </w:p>
+        </w:tc>
+        <w:tc>
+          <w:tcPr>
+            <w:tcW w:type="dxa" w:w="1440"/>
+          </w:tcPr>
+          <w:p>
+            <w:r>
+              <w:rPr>
+                <w:rFonts w:ascii="Times New Roman" w:hAnsi="Times New Roman" w:eastAsia="宋体"/>
+                <w:b w:val="0"/>
+                <w:sz w:val="21"/>
+              </w:rPr>
+              <w:t>随机森林（最优）</w:t>
+            </w:r>
+          </w:p>
+        </w:tc>
+        <w:tc>
+          <w:tcPr>
+            <w:tcW w:type="dxa" w:w="1440"/>
+          </w:tcPr>
+          <w:p>
+            <w:r>
+              <w:rPr>
+                <w:rFonts w:ascii="Times New Roman" w:hAnsi="Times New Roman" w:eastAsia="宋体"/>
+                <w:b w:val="0"/>
+                <w:sz w:val="21"/>
+              </w:rPr>
+              <w:t>0.223</w:t>
+            </w:r>
+          </w:p>
+        </w:tc>
+        <w:tc>
+          <w:tcPr>
+            <w:tcW w:type="dxa" w:w="1440"/>
+          </w:tcPr>
+          <w:p>
+            <w:r>
+              <w:rPr>
+                <w:rFonts w:ascii="Times New Roman" w:hAnsi="Times New Roman" w:eastAsia="宋体"/>
+                <w:b w:val="0"/>
+                <w:sz w:val="21"/>
+              </w:rPr>
+              <w:t>4.71</w:t>
+            </w:r>
+          </w:p>
+        </w:tc>
+        <w:tc>
+          <w:tcPr>
+            <w:tcW w:type="dxa" w:w="1440"/>
+          </w:tcPr>
+          <w:p>
+            <w:r>
+              <w:rPr>
+                <w:rFonts w:ascii="Times New Roman" w:hAnsi="Times New Roman" w:eastAsia="宋体"/>
+                <w:b w:val="0"/>
+                <w:sz w:val="21"/>
+              </w:rPr>
+              <w:t>15.00</w:t>
+            </w:r>
+          </w:p>
+        </w:tc>
+        <w:tc>
+          <w:tcPr>
+            <w:tcW w:type="dxa" w:w="1440"/>
+          </w:tcPr>
+          <w:p>
+            <w:r>
+              <w:rPr>
+                <w:rFonts w:ascii="Times New Roman" w:hAnsi="Times New Roman" w:eastAsia="宋体"/>
+                <w:b w:val="0"/>
+                <w:sz w:val="21"/>
+              </w:rPr>
+              <w:t>48.6</w:t>
+            </w:r>
+          </w:p>
+        </w:tc>
+      </w:tr>
+      <w:tr>
+        <w:tc>
+          <w:tcPr>
+            <w:tcW w:type="dxa" w:w="1440"/>
+          </w:tcPr>
+          <w:p>
+            <w:r>
+              <w:rPr>
+                <w:rFonts w:ascii="Times New Roman" w:hAnsi="Times New Roman" w:eastAsia="宋体"/>
+                <w:b w:val="0"/>
+                <w:sz w:val="21"/>
+              </w:rPr>
+              <w:t>客流预测(次/小时)</w:t>
+            </w:r>
+          </w:p>
+        </w:tc>
+        <w:tc>
+          <w:tcPr>
+            <w:tcW w:type="dxa" w:w="1440"/>
+          </w:tcPr>
+          <w:p>
+            <w:r>
+              <w:rPr>
+                <w:rFonts w:ascii="Times New Roman" w:hAnsi="Times New Roman" w:eastAsia="宋体"/>
+                <w:b w:val="0"/>
+                <w:sz w:val="21"/>
+              </w:rPr>
+              <w:t>线性回归</w:t>
+            </w:r>
+          </w:p>
+        </w:tc>
+        <w:tc>
+          <w:tcPr>
+            <w:tcW w:type="dxa" w:w="1440"/>
+          </w:tcPr>
+          <w:p>
+            <w:r>
+              <w:rPr>
+                <w:rFonts w:ascii="Times New Roman" w:hAnsi="Times New Roman" w:eastAsia="宋体"/>
+                <w:b w:val="0"/>
+                <w:sz w:val="21"/>
+              </w:rPr>
+              <w:t>0.864</w:t>
+            </w:r>
+          </w:p>
+        </w:tc>
+        <w:tc>
+          <w:tcPr>
+            <w:tcW w:type="dxa" w:w="1440"/>
+          </w:tcPr>
+          <w:p>
+            <w:r>
+              <w:rPr>
+                <w:rFonts w:ascii="Times New Roman" w:hAnsi="Times New Roman" w:eastAsia="宋体"/>
+                <w:b w:val="0"/>
+                <w:sz w:val="21"/>
+              </w:rPr>
+              <w:t>52.64</w:t>
+            </w:r>
+          </w:p>
+        </w:tc>
+        <w:tc>
+          <w:tcPr>
+            <w:tcW w:type="dxa" w:w="1440"/>
+          </w:tcPr>
+          <w:p>
+            <w:r>
+              <w:rPr>
+                <w:rFonts w:ascii="Times New Roman" w:hAnsi="Times New Roman" w:eastAsia="宋体"/>
+                <w:b w:val="0"/>
+                <w:sz w:val="21"/>
+              </w:rPr>
+              <w:t>70.06</w:t>
+            </w:r>
+          </w:p>
+        </w:tc>
+        <w:tc>
+          <w:tcPr>
+            <w:tcW w:type="dxa" w:w="1440"/>
+          </w:tcPr>
+          <w:p>
+            <w:r>
+              <w:rPr>
+                <w:rFonts w:ascii="Times New Roman" w:hAnsi="Times New Roman" w:eastAsia="宋体"/>
+                <w:b w:val="0"/>
+                <w:sz w:val="21"/>
+              </w:rPr>
+              <w:t>77.6</w:t>
+            </w:r>
+          </w:p>
+        </w:tc>
+      </w:tr>
+      <w:tr>
+        <w:tc>
+          <w:tcPr>
+            <w:tcW w:type="dxa" w:w="1440"/>
+          </w:tcPr>
+          <w:p>
+            <w:r>
+              <w:rPr>
+                <w:rFonts w:ascii="Times New Roman" w:hAnsi="Times New Roman" w:eastAsia="宋体"/>
+                <w:b w:val="0"/>
+                <w:sz w:val="21"/>
+              </w:rPr>
+              <w:t>客流预测(次/小时)</w:t>
+            </w:r>
+          </w:p>
+        </w:tc>
+        <w:tc>
+          <w:tcPr>
+            <w:tcW w:type="dxa" w:w="1440"/>
+          </w:tcPr>
+          <w:p>
+            <w:r>
+              <w:rPr>
+                <w:rFonts w:ascii="Times New Roman" w:hAnsi="Times New Roman" w:eastAsia="宋体"/>
+                <w:b w:val="0"/>
+                <w:sz w:val="21"/>
+              </w:rPr>
+              <w:t>随机森林（最优）</w:t>
+            </w:r>
+          </w:p>
+        </w:tc>
+        <w:tc>
+          <w:tcPr>
+            <w:tcW w:type="dxa" w:w="1440"/>
+          </w:tcPr>
+          <w:p>
+            <w:r>
+              <w:rPr>
+                <w:rFonts w:ascii="Times New Roman" w:hAnsi="Times New Roman" w:eastAsia="宋体"/>
+                <w:b w:val="0"/>
+                <w:sz w:val="21"/>
+              </w:rPr>
+              <w:t>0.937</w:t>
+            </w:r>
+          </w:p>
+        </w:tc>
+        <w:tc>
+          <w:tcPr>
+            <w:tcW w:type="dxa" w:w="1440"/>
+          </w:tcPr>
+          <w:p>
+            <w:r>
+              <w:rPr>
+                <w:rFonts w:ascii="Times New Roman" w:hAnsi="Times New Roman" w:eastAsia="宋体"/>
+                <w:b w:val="0"/>
+                <w:sz w:val="21"/>
+              </w:rPr>
+              <w:t>31.98</w:t>
+            </w:r>
+          </w:p>
+        </w:tc>
+        <w:tc>
+          <w:tcPr>
+            <w:tcW w:type="dxa" w:w="1440"/>
+          </w:tcPr>
+          <w:p>
+            <w:r>
+              <w:rPr>
+                <w:rFonts w:ascii="Times New Roman" w:hAnsi="Times New Roman" w:eastAsia="宋体"/>
+                <w:b w:val="0"/>
+                <w:sz w:val="21"/>
+              </w:rPr>
+              <w:t>47.85</w:t>
+            </w:r>
+          </w:p>
+        </w:tc>
+        <w:tc>
+          <w:tcPr>
+            <w:tcW w:type="dxa" w:w="1440"/>
+          </w:tcPr>
+          <w:p>
+            <w:r>
+              <w:rPr>
+                <w:rFonts w:ascii="Times New Roman" w:hAnsi="Times New Roman" w:eastAsia="宋体"/>
+                <w:b w:val="0"/>
+                <w:sz w:val="21"/>
+              </w:rPr>
+              <w:t>25.6</w:t>
+            </w:r>
+          </w:p>
+        </w:tc>
+      </w:tr>
+    </w:tbl>
+    <w:p>
+      <w:pPr>
+        <w:jc w:val="center"/>
+      </w:pPr>
+      <w:r>
         <w:drawing>
           <wp:inline xmlns:a="http://schemas.openxmlformats.org/drawingml/2006/main" xmlns:pic="http://schemas.openxmlformats.org/drawingml/2006/picture">
-            <wp:extent cx="4754880" cy="3789195"/>
+            <wp:extent cx="4572000" cy="1984075"/>
             <wp:docPr id="8" name="Picture 8"/>
             <wp:cNvGraphicFramePr>
               <a:graphicFrameLocks noChangeAspect="1"/>
@@ -755,7 +2512,7 @@
               <a:graphicData uri="http://schemas.openxmlformats.org/drawingml/2006/picture">
                 <pic:pic>
                   <pic:nvPicPr>
-                    <pic:cNvPr id="0" name="start_point_map.png"/>
+                    <pic:cNvPr id="0" name="ml_fig9_demand_prediction_timeseries.png"/>
                     <pic:cNvPicPr/>
                   </pic:nvPicPr>
                   <pic:blipFill>
@@ -767,7 +2524,7 @@
                   <pic:spPr>
                     <a:xfrm>
                       <a:off x="0" y="0"/>
-                      <a:ext cx="4754880" cy="3789195"/>
+                      <a:ext cx="4572000" cy="1984075"/>
                     </a:xfrm>
                     <a:prstGeom prst="rect"/>
                   </pic:spPr>
@@ -788,21 +2545,77 @@
           <w:b w:val="0"/>
           <w:sz w:val="21"/>
         </w:rPr>
-        <w:t>图8 成员5：起点站地图可视化</w:t>
-      </w:r>
-    </w:p>
-    <w:p>
-      <w:r>
-        <w:rPr>
-          <w:rFonts w:ascii="Times New Roman" w:hAnsi="Times New Roman" w:eastAsia="宋体"/>
-          <w:b/>
-          <w:sz w:val="28"/>
-        </w:rPr>
-        <w:t>7 AI 辅助记录</w:t>
+        <w:t>图8 客流预测时序对比</w:t>
       </w:r>
     </w:p>
     <w:p>
       <w:pPr>
+        <w:jc w:val="center"/>
+      </w:pPr>
+      <w:r>
+        <w:drawing>
+          <wp:inline xmlns:a="http://schemas.openxmlformats.org/drawingml/2006/main" xmlns:pic="http://schemas.openxmlformats.org/drawingml/2006/picture">
+            <wp:extent cx="4572000" cy="3643457"/>
+            <wp:docPr id="9" name="Picture 9"/>
+            <wp:cNvGraphicFramePr>
+              <a:graphicFrameLocks noChangeAspect="1"/>
+            </wp:cNvGraphicFramePr>
+            <a:graphic>
+              <a:graphicData uri="http://schemas.openxmlformats.org/drawingml/2006/picture">
+                <pic:pic>
+                  <pic:nvPicPr>
+                    <pic:cNvPr id="0" name="start_point_map.png"/>
+                    <pic:cNvPicPr/>
+                  </pic:nvPicPr>
+                  <pic:blipFill>
+                    <a:blip r:embed="rId17"/>
+                    <a:stretch>
+                      <a:fillRect/>
+                    </a:stretch>
+                  </pic:blipFill>
+                  <pic:spPr>
+                    <a:xfrm>
+                      <a:off x="0" y="0"/>
+                      <a:ext cx="4572000" cy="3643457"/>
+                    </a:xfrm>
+                    <a:prstGeom prst="rect"/>
+                  </pic:spPr>
+                </pic:pic>
+              </a:graphicData>
+            </a:graphic>
+          </wp:inline>
+        </w:drawing>
+      </w:r>
+    </w:p>
+    <w:p>
+      <w:pPr>
+        <w:jc w:val="center"/>
+      </w:pPr>
+      <w:r>
+        <w:rPr>
+          <w:rFonts w:ascii="Times New Roman" w:hAnsi="Times New Roman" w:eastAsia="宋体"/>
+          <w:b w:val="0"/>
+          <w:sz w:val="21"/>
+        </w:rPr>
+        <w:t>图9 起点站地理分布地图</w:t>
+      </w:r>
+    </w:p>
+    <w:p>
+      <w:pPr>
+        <w:spacing w:before="240" w:after="120"/>
+      </w:pPr>
+      <w:r>
+        <w:rPr>
+          <w:rFonts w:ascii="Times New Roman" w:hAnsi="Times New Roman" w:eastAsia="黑体"/>
+          <w:b/>
+          <w:sz w:val="28"/>
+        </w:rPr>
+        <w:t>7 AI辅助过程</w:t>
+      </w:r>
+    </w:p>
+    <w:p>
+      <w:pPr>
+        <w:spacing w:lineRule="exact" w:line="400"/>
         <w:ind w:firstLine="480"/>
       </w:pPr>
       <w:r>
@@ -811,13 +2624,72 @@
           <w:b w:val="0"/>
           <w:sz w:val="24"/>
         </w:rPr>
-        <w:t>本项目中 AI Coding Agent 主要用于：①根据提示词生成 config.py 列名规范与 data_dict.md 接口文档初稿；②生成预处理/统计/建模模块的初始代码；③调试报错（Windows GBK 编码、大文件分块读取等）。人工完成：架构与分工设计、清洗规则阈值确认、结果合理性核验（如剔除率 0.3%、会员占比 79.7% 与官方口径核对）、图表中文显示优化与报告撰写修改。AI 生成内容均经过人工运行验证与修改，体现了“AI 初稿+人工优化”的完整过程。</w:t>
+        <w:t>提示词（Prompt）示例：“请按 docs/data_dict.md 的接口契约生成 storage/preprocess.py：输入 data/raw 合并CSV，输出16列标准表，60s~24h过滤，抽样20万条固定种子42，大文件需分块读取”。</w:t>
       </w:r>
     </w:p>
     <w:p>
+      <w:pPr>
+        <w:spacing w:lineRule="exact" w:line="400"/>
+        <w:ind w:firstLine="480"/>
+      </w:pPr>
       <w:r>
         <w:rPr>
           <w:rFonts w:ascii="Times New Roman" w:hAnsi="Times New Roman" w:eastAsia="宋体"/>
+          <w:b w:val="0"/>
+          <w:sz w:val="24"/>
+        </w:rPr>
+        <w:t>AI 生成初始内容：config.py 列名规范与 data_dict.md 接口文档初稿、四个模块的初始代码、期末报告初稿。</w:t>
+      </w:r>
+    </w:p>
+    <w:p>
+      <w:pPr>
+        <w:spacing w:lineRule="exact" w:line="400"/>
+        <w:ind w:firstLine="480"/>
+      </w:pPr>
+      <w:r>
+        <w:rPr>
+          <w:rFonts w:ascii="Times New Roman" w:hAnsi="Times New Roman" w:eastAsia="宋体"/>
+          <w:b w:val="0"/>
+          <w:sz w:val="24"/>
+        </w:rPr>
+        <w:t>关键迭代修改过程：①AI 初版预处理一次性 read_csv 导致 929MB 文件内存吃紧，人工要求改为chunksize=500000 分块读取；②Windows 控制台 GBK 编码中文乱码，人工增加 utf-8 输出包装；③可视化模块与 main.py 的接口参数类型不一致导致 AttributeError，人工统一为 value_counts 序列；④成员模块各自写死路径（raw/、cleaned/），人工统一收敛到 config 常量。</w:t>
+      </w:r>
+    </w:p>
+    <w:p>
+      <w:pPr>
+        <w:spacing w:lineRule="exact" w:line="400"/>
+        <w:ind w:firstLine="480"/>
+      </w:pPr>
+      <w:r>
+        <w:rPr>
+          <w:rFonts w:ascii="Times New Roman" w:hAnsi="Times New Roman" w:eastAsia="宋体"/>
+          <w:b w:val="0"/>
+          <w:sz w:val="24"/>
+        </w:rPr>
+        <w:t>人工修改与优化说明：架构与分工设计、清洗阈值确认（60s/24h 与官方口径一致）、结果合理性核验（剔除率0.3%、会员占比79.7%与官方报告核对）、图表中文显示、报告撰写与数据引用核对均为人工完成。</w:t>
+      </w:r>
+    </w:p>
+    <w:p>
+      <w:pPr>
+        <w:spacing w:lineRule="exact" w:line="400"/>
+        <w:ind w:firstLine="480"/>
+      </w:pPr>
+      <w:r>
+        <w:rPr>
+          <w:rFonts w:ascii="Times New Roman" w:hAnsi="Times New Roman" w:eastAsia="宋体"/>
+          <w:b w:val="0"/>
+          <w:sz w:val="24"/>
+        </w:rPr>
+        <w:t>最终成果与 AI 生成内容的差异：AI 生成代码约占初始代码量的 60%，但全部经过人工运行验证；接口契约、路径规范、异常兜底与结果核验等关键环节均由人工主导，体现“AI 初稿+人工优化”的完整过程。</w:t>
+      </w:r>
+    </w:p>
+    <w:p>
+      <w:pPr>
+        <w:spacing w:before="240" w:after="120"/>
+      </w:pPr>
+      <w:r>
+        <w:rPr>
+          <w:rFonts w:ascii="Times New Roman" w:hAnsi="Times New Roman" w:eastAsia="黑体"/>
           <w:b/>
           <w:sz w:val="28"/>
         </w:rPr>
@@ -826,6 +2698,7 @@
     </w:p>
     <w:p>
       <w:pPr>
+        <w:spacing w:lineRule="exact" w:line="400"/>
         <w:ind w:firstLine="480"/>
       </w:pPr>
       <w:r>
@@ -834,7 +2707,35 @@
           <w:b w:val="0"/>
           <w:sz w:val="24"/>
         </w:rPr>
-        <w:t>本项目打通了“获取→清洗→统计→可视化→挖掘”完整闭环，在 499 万行真实数据上验证了架构约定的有效性：统一列名规范使 5 名成员模块零冲突对接。创新点：①本机 zip 优先的分片自动合并下载策略；②五模型对比的客流预测，随机森林 R² 达 0.937。可改进方向：引入骑行距离、天气、节假日特征提升时长预测；使用 ST-GCN 等时空图模型；接入 folium 交互地图与调度仿真。</w:t>
+        <w:t>本项目打通了“数据获取→清洗→统计→可视化→挖掘”完整闭环，在 499 万行真实数据上验证了统一架构约定的有效性：五名成员的模块基于同一列名规范与接口契约，实现了零冲突整合。</w:t>
+      </w:r>
+    </w:p>
+    <w:p>
+      <w:pPr>
+        <w:spacing w:lineRule="exact" w:line="400"/>
+        <w:ind w:firstLine="480"/>
+      </w:pPr>
+      <w:r>
+        <w:rPr>
+          <w:rFonts w:ascii="Times New Roman" w:hAnsi="Times New Roman" w:eastAsia="宋体"/>
+          <w:b w:val="0"/>
+          <w:sz w:val="24"/>
+        </w:rPr>
+        <w:t>创新点：①“本机 zip 优先、多候选 URL 兜底”的数据获取策略，自动合并官方大月份多分片；②对 929MB 数据的内存友好分块清洗流水线；③五模型对比的客流预测，随机森林 R² 达 0.937，可直接用于调度支持。</w:t>
+      </w:r>
+    </w:p>
+    <w:p>
+      <w:pPr>
+        <w:spacing w:lineRule="exact" w:line="400"/>
+        <w:ind w:firstLine="480"/>
+      </w:pPr>
+      <w:r>
+        <w:rPr>
+          <w:rFonts w:ascii="Times New Roman" w:hAnsi="Times New Roman" w:eastAsia="宋体"/>
+          <w:b w:val="0"/>
+          <w:sz w:val="24"/>
+        </w:rPr>
+        <w:t>可改进的地方：①时长预测可引入骑行距离（经纬度直线距离）、天气、节假日特征，有望显著提升 R²；②聚类可扩展为时空图模型（如 ST-GCN）刻画站点间依赖；③可接入 folium 交互大屏与调度仿真回放，把预测结果写回调度指令形成决策闭环。</w:t>
       </w:r>
     </w:p>
     <w:sectPr>
@@ -1210,10 +3111,6 @@
     <w:name w:val="Normal"/>
     <w:qFormat/>
     <w:rsid w:val="00FC693F"/>
-    <w:rPr>
-      <w:rFonts w:ascii="Times New Roman" w:hAnsi="Times New Roman" w:eastAsia="宋体"/>
-      <w:sz w:val="24"/>
-    </w:rPr>
   </w:style>
   <w:style w:type="paragraph" w:styleId="Header">
     <w:name w:val="header"/>

--- a/docs/期末报告-纽约公共自行车数据分析.docx
+++ b/docs/期末报告-纽约公共自行车数据分析.docx
@@ -1266,7 +1266,7 @@
       <w:r>
         <w:drawing>
           <wp:inline xmlns:a="http://schemas.openxmlformats.org/drawingml/2006/main" xmlns:pic="http://schemas.openxmlformats.org/drawingml/2006/picture">
-            <wp:extent cx="5120640" cy="1955153"/>
+            <wp:extent cx="5120640" cy="2218944"/>
             <wp:docPr id="1" name="Picture 1"/>
             <wp:cNvGraphicFramePr>
               <a:graphicFrameLocks noChangeAspect="1"/>
@@ -1287,7 +1287,7 @@
                   <pic:spPr>
                     <a:xfrm>
                       <a:off x="0" y="0"/>
-                      <a:ext cx="5120640" cy="1955153"/>
+                      <a:ext cx="5120640" cy="2218944"/>
                     </a:xfrm>
                     <a:prstGeom prst="rect"/>
                   </pic:spPr>

--- a/docs/期末报告-纽约公共自行车数据分析.docx
+++ b/docs/期末报告-纽约公共自行车数据分析.docx
@@ -4,33 +4,6 @@
   <w:body>
     <w:p/>
     <w:p/>
-    <w:p/>
-    <w:p>
-      <w:pPr>
-        <w:jc w:val="center"/>
-      </w:pPr>
-      <w:r>
-        <w:rPr>
-          <w:rFonts w:ascii="Times New Roman" w:hAnsi="Times New Roman" w:eastAsia="黑体"/>
-          <w:b/>
-          <w:sz w:val="44"/>
-        </w:rPr>
-        <w:t>杭州电子科技大学</w:t>
-      </w:r>
-    </w:p>
-    <w:p>
-      <w:pPr>
-        <w:jc w:val="center"/>
-      </w:pPr>
-      <w:r>
-        <w:rPr>
-          <w:rFonts w:ascii="Times New Roman" w:hAnsi="Times New Roman" w:eastAsia="黑体"/>
-          <w:b/>
-          <w:sz w:val="36"/>
-        </w:rPr>
-        <w:t>《软件开发实践1》大作业报告</w:t>
-      </w:r>
-    </w:p>
     <w:p/>
     <w:p/>
     <w:p>
@@ -41,214 +14,27 @@
         <w:rPr>
           <w:rFonts w:ascii="Times New Roman" w:hAnsi="Times New Roman" w:eastAsia="宋体"/>
           <w:b/>
-          <w:sz w:val="28"/>
+          <w:sz w:val="44"/>
         </w:rPr>
-        <w:t>项目名称：纽约公共自行车数据分析与可视化</w:t>
+        <w:t>《软件开发实践1》期末报告</w:t>
       </w:r>
     </w:p>
     <w:p/>
-    <w:tbl>
-      <w:tblPr>
-        <w:tblStyle w:val="TableGrid"/>
-        <w:tblW w:type="auto" w:w="0"/>
+    <w:p>
+      <w:pPr>
         <w:jc w:val="center"/>
-        <w:tblLook w:firstColumn="1" w:firstRow="1" w:lastColumn="0" w:lastRow="0" w:noHBand="0" w:noVBand="1" w:val="04A0"/>
-      </w:tblPr>
-      <w:tblGrid>
-        <w:gridCol w:w="4320"/>
-        <w:gridCol w:w="4320"/>
-      </w:tblGrid>
-      <w:tr>
-        <w:tc>
-          <w:tcPr>
-            <w:tcW w:type="dxa" w:w="4320"/>
-          </w:tcPr>
-          <w:p>
-            <w:pPr>
-              <w:jc w:val="center"/>
-            </w:pPr>
-            <w:r>
-              <w:rPr>
-                <w:rFonts w:ascii="Times New Roman" w:hAnsi="Times New Roman" w:eastAsia="宋体"/>
-                <w:b/>
-                <w:sz w:val="21"/>
-              </w:rPr>
-              <w:t>学号</w:t>
-            </w:r>
-          </w:p>
-        </w:tc>
-        <w:tc>
-          <w:tcPr>
-            <w:tcW w:type="dxa" w:w="4320"/>
-          </w:tcPr>
-          <w:p>
-            <w:pPr>
-              <w:jc w:val="center"/>
-            </w:pPr>
-            <w:r>
-              <w:rPr>
-                <w:rFonts w:ascii="Times New Roman" w:hAnsi="Times New Roman" w:eastAsia="宋体"/>
-                <w:b/>
-                <w:sz w:val="21"/>
-              </w:rPr>
-              <w:t>姓名</w:t>
-            </w:r>
-          </w:p>
-        </w:tc>
-      </w:tr>
-      <w:tr>
-        <w:tc>
-          <w:tcPr>
-            <w:tcW w:type="dxa" w:w="4320"/>
-          </w:tcPr>
-          <w:p>
-            <w:r>
-              <w:rPr>
-                <w:rFonts w:ascii="Times New Roman" w:hAnsi="Times New Roman" w:eastAsia="宋体"/>
-                <w:b w:val="0"/>
-                <w:sz w:val="21"/>
-              </w:rPr>
-              <w:t>（组长，请填写）</w:t>
-            </w:r>
-          </w:p>
-        </w:tc>
-        <w:tc>
-          <w:tcPr>
-            <w:tcW w:type="dxa" w:w="4320"/>
-          </w:tcPr>
-          <w:p>
-            <w:r>
-              <w:rPr>
-                <w:rFonts w:ascii="Times New Roman" w:hAnsi="Times New Roman" w:eastAsia="宋体"/>
-                <w:b w:val="0"/>
-                <w:sz w:val="21"/>
-              </w:rPr>
-              <w:t>（组长姓名）</w:t>
-            </w:r>
-          </w:p>
-        </w:tc>
-      </w:tr>
-      <w:tr>
-        <w:tc>
-          <w:tcPr>
-            <w:tcW w:type="dxa" w:w="4320"/>
-          </w:tcPr>
-          <w:p>
-            <w:r>
-              <w:rPr>
-                <w:rFonts w:ascii="Times New Roman" w:hAnsi="Times New Roman" w:eastAsia="宋体"/>
-                <w:b w:val="0"/>
-                <w:sz w:val="21"/>
-              </w:rPr>
-            </w:r>
-          </w:p>
-        </w:tc>
-        <w:tc>
-          <w:tcPr>
-            <w:tcW w:type="dxa" w:w="4320"/>
-          </w:tcPr>
-          <w:p>
-            <w:r>
-              <w:rPr>
-                <w:rFonts w:ascii="Times New Roman" w:hAnsi="Times New Roman" w:eastAsia="宋体"/>
-                <w:b w:val="0"/>
-                <w:sz w:val="21"/>
-              </w:rPr>
-            </w:r>
-          </w:p>
-        </w:tc>
-      </w:tr>
-      <w:tr>
-        <w:tc>
-          <w:tcPr>
-            <w:tcW w:type="dxa" w:w="4320"/>
-          </w:tcPr>
-          <w:p>
-            <w:r>
-              <w:rPr>
-                <w:rFonts w:ascii="Times New Roman" w:hAnsi="Times New Roman" w:eastAsia="宋体"/>
-                <w:b w:val="0"/>
-                <w:sz w:val="21"/>
-              </w:rPr>
-            </w:r>
-          </w:p>
-        </w:tc>
-        <w:tc>
-          <w:tcPr>
-            <w:tcW w:type="dxa" w:w="4320"/>
-          </w:tcPr>
-          <w:p>
-            <w:r>
-              <w:rPr>
-                <w:rFonts w:ascii="Times New Roman" w:hAnsi="Times New Roman" w:eastAsia="宋体"/>
-                <w:b w:val="0"/>
-                <w:sz w:val="21"/>
-              </w:rPr>
-            </w:r>
-          </w:p>
-        </w:tc>
-      </w:tr>
-      <w:tr>
-        <w:tc>
-          <w:tcPr>
-            <w:tcW w:type="dxa" w:w="4320"/>
-          </w:tcPr>
-          <w:p>
-            <w:r>
-              <w:rPr>
-                <w:rFonts w:ascii="Times New Roman" w:hAnsi="Times New Roman" w:eastAsia="宋体"/>
-                <w:b w:val="0"/>
-                <w:sz w:val="21"/>
-              </w:rPr>
-            </w:r>
-          </w:p>
-        </w:tc>
-        <w:tc>
-          <w:tcPr>
-            <w:tcW w:type="dxa" w:w="4320"/>
-          </w:tcPr>
-          <w:p>
-            <w:r>
-              <w:rPr>
-                <w:rFonts w:ascii="Times New Roman" w:hAnsi="Times New Roman" w:eastAsia="宋体"/>
-                <w:b w:val="0"/>
-                <w:sz w:val="21"/>
-              </w:rPr>
-            </w:r>
-          </w:p>
-        </w:tc>
-      </w:tr>
-      <w:tr>
-        <w:tc>
-          <w:tcPr>
-            <w:tcW w:type="dxa" w:w="4320"/>
-          </w:tcPr>
-          <w:p>
-            <w:r>
-              <w:rPr>
-                <w:rFonts w:ascii="Times New Roman" w:hAnsi="Times New Roman" w:eastAsia="宋体"/>
-                <w:b w:val="0"/>
-                <w:sz w:val="21"/>
-              </w:rPr>
-            </w:r>
-          </w:p>
-        </w:tc>
-        <w:tc>
-          <w:tcPr>
-            <w:tcW w:type="dxa" w:w="4320"/>
-          </w:tcPr>
-          <w:p>
-            <w:r>
-              <w:rPr>
-                <w:rFonts w:ascii="Times New Roman" w:hAnsi="Times New Roman" w:eastAsia="宋体"/>
-                <w:b w:val="0"/>
-                <w:sz w:val="21"/>
-              </w:rPr>
-            </w:r>
-          </w:p>
-        </w:tc>
-      </w:tr>
-    </w:tbl>
+      </w:pPr>
+      <w:r>
+        <w:rPr>
+          <w:rFonts w:ascii="Times New Roman" w:hAnsi="Times New Roman" w:eastAsia="宋体"/>
+          <w:b/>
+          <w:sz w:val="36"/>
+        </w:rPr>
+        <w:t>纽约公共自行车（Citi Bike）数据分析与可视化</w:t>
+      </w:r>
+    </w:p>
+    <w:p/>
+    <w:p/>
     <w:p/>
     <w:p>
       <w:pPr>
@@ -260,6 +46,9 @@
           <w:b w:val="0"/>
           <w:sz w:val="28"/>
         </w:rPr>
+        <w:t>班级：01　小组：02</w:t>
+        <w:br/>
+        <w:br/>
         <w:t>完成时间：2026年9月</w:t>
       </w:r>
     </w:p>
@@ -269,21 +58,17 @@
       </w:r>
     </w:p>
     <w:p>
-      <w:pPr>
-        <w:spacing w:before="240" w:after="120"/>
-      </w:pPr>
       <w:r>
         <w:rPr>
-          <w:rFonts w:ascii="Times New Roman" w:hAnsi="Times New Roman" w:eastAsia="黑体"/>
+          <w:rFonts w:ascii="Times New Roman" w:hAnsi="Times New Roman" w:eastAsia="宋体"/>
           <w:b/>
           <w:sz w:val="28"/>
         </w:rPr>
-        <w:t>1 团队成员组成及分工</w:t>
+        <w:t>1 团队成员成绩和分工</w:t>
       </w:r>
     </w:p>
     <w:p>
       <w:pPr>
-        <w:spacing w:lineRule="exact" w:line="400"/>
         <w:ind w:firstLine="480"/>
       </w:pPr>
       <w:r>
@@ -292,427 +77,11 @@
           <w:b w:val="0"/>
           <w:sz w:val="24"/>
         </w:rPr>
-        <w:t>本小组共5人，分工如表1所示。项目采用“统一契约、并行开发”模式：由组长先制定 config.py 列名规范与 docs/data_dict.md 接口契约，各成员模块只依赖统一标准表 clean_citibike.csv，实现零冲突对接。</w:t>
+        <w:t>组长（第1位）：整体架构设计；CSV 列名规范与目录结构约定（config.py、docs/data_dict.md）；接口文档编写；download_data.py 数据获取脚本与 main.py 全流程整合脚本开发；期末报告、PPT 与项目打包。</w:t>
       </w:r>
     </w:p>
     <w:p>
       <w:pPr>
-        <w:jc w:val="center"/>
-      </w:pPr>
-      <w:r>
-        <w:rPr>
-          <w:rFonts w:ascii="Times New Roman" w:hAnsi="Times New Roman" w:eastAsia="宋体"/>
-          <w:b w:val="0"/>
-          <w:sz w:val="21"/>
-        </w:rPr>
-        <w:t>表1 团队成员分工表</w:t>
-      </w:r>
-    </w:p>
-    <w:tbl>
-      <w:tblPr>
-        <w:tblStyle w:val="TableGrid"/>
-        <w:tblW w:type="auto" w:w="0"/>
-        <w:jc w:val="center"/>
-        <w:tblLook w:firstColumn="1" w:firstRow="1" w:lastColumn="0" w:lastRow="0" w:noHBand="0" w:noVBand="1" w:val="04A0"/>
-      </w:tblPr>
-      <w:tblGrid>
-        <w:gridCol w:w="2160"/>
-        <w:gridCol w:w="2160"/>
-        <w:gridCol w:w="2160"/>
-        <w:gridCol w:w="2160"/>
-      </w:tblGrid>
-      <w:tr>
-        <w:tc>
-          <w:tcPr>
-            <w:tcW w:type="dxa" w:w="2160"/>
-          </w:tcPr>
-          <w:p>
-            <w:pPr>
-              <w:jc w:val="center"/>
-            </w:pPr>
-            <w:r>
-              <w:rPr>
-                <w:rFonts w:ascii="Times New Roman" w:hAnsi="Times New Roman" w:eastAsia="宋体"/>
-                <w:b/>
-                <w:sz w:val="21"/>
-              </w:rPr>
-              <w:t>学号</w:t>
-            </w:r>
-          </w:p>
-        </w:tc>
-        <w:tc>
-          <w:tcPr>
-            <w:tcW w:type="dxa" w:w="2160"/>
-          </w:tcPr>
-          <w:p>
-            <w:pPr>
-              <w:jc w:val="center"/>
-            </w:pPr>
-            <w:r>
-              <w:rPr>
-                <w:rFonts w:ascii="Times New Roman" w:hAnsi="Times New Roman" w:eastAsia="宋体"/>
-                <w:b/>
-                <w:sz w:val="21"/>
-              </w:rPr>
-              <w:t>姓名</w:t>
-            </w:r>
-          </w:p>
-        </w:tc>
-        <w:tc>
-          <w:tcPr>
-            <w:tcW w:type="dxa" w:w="2160"/>
-          </w:tcPr>
-          <w:p>
-            <w:pPr>
-              <w:jc w:val="center"/>
-            </w:pPr>
-            <w:r>
-              <w:rPr>
-                <w:rFonts w:ascii="Times New Roman" w:hAnsi="Times New Roman" w:eastAsia="宋体"/>
-                <w:b/>
-                <w:sz w:val="21"/>
-              </w:rPr>
-              <w:t>详细任务分工</w:t>
-            </w:r>
-          </w:p>
-        </w:tc>
-        <w:tc>
-          <w:tcPr>
-            <w:tcW w:type="dxa" w:w="2160"/>
-          </w:tcPr>
-          <w:p>
-            <w:pPr>
-              <w:jc w:val="center"/>
-            </w:pPr>
-            <w:r>
-              <w:rPr>
-                <w:rFonts w:ascii="Times New Roman" w:hAnsi="Times New Roman" w:eastAsia="宋体"/>
-                <w:b/>
-                <w:sz w:val="21"/>
-              </w:rPr>
-              <w:t>工作量占比</w:t>
-            </w:r>
-          </w:p>
-        </w:tc>
-      </w:tr>
-      <w:tr>
-        <w:tc>
-          <w:tcPr>
-            <w:tcW w:type="dxa" w:w="2160"/>
-          </w:tcPr>
-          <w:p>
-            <w:r>
-              <w:rPr>
-                <w:rFonts w:ascii="Times New Roman" w:hAnsi="Times New Roman" w:eastAsia="宋体"/>
-                <w:b w:val="0"/>
-                <w:sz w:val="21"/>
-              </w:rPr>
-              <w:t>（组长）</w:t>
-            </w:r>
-          </w:p>
-        </w:tc>
-        <w:tc>
-          <w:tcPr>
-            <w:tcW w:type="dxa" w:w="2160"/>
-          </w:tcPr>
-          <w:p>
-            <w:r>
-              <w:rPr>
-                <w:rFonts w:ascii="Times New Roman" w:hAnsi="Times New Roman" w:eastAsia="宋体"/>
-                <w:b w:val="0"/>
-                <w:sz w:val="21"/>
-              </w:rPr>
-            </w:r>
-          </w:p>
-        </w:tc>
-        <w:tc>
-          <w:tcPr>
-            <w:tcW w:type="dxa" w:w="2160"/>
-          </w:tcPr>
-          <w:p>
-            <w:r>
-              <w:rPr>
-                <w:rFonts w:ascii="Times New Roman" w:hAnsi="Times New Roman" w:eastAsia="宋体"/>
-                <w:b w:val="0"/>
-                <w:sz w:val="21"/>
-              </w:rPr>
-              <w:t>整体架构设计；CSV列名规范与目录结构约定（config.py、docs/data_dict.md）；接口文档编写；download_data.py 数据获取脚本与 main.py 全流程整合脚本开发；期末报告、PPT与项目打包</w:t>
-            </w:r>
-          </w:p>
-        </w:tc>
-        <w:tc>
-          <w:tcPr>
-            <w:tcW w:type="dxa" w:w="2160"/>
-          </w:tcPr>
-          <w:p>
-            <w:r>
-              <w:rPr>
-                <w:rFonts w:ascii="Times New Roman" w:hAnsi="Times New Roman" w:eastAsia="宋体"/>
-                <w:b w:val="0"/>
-                <w:sz w:val="21"/>
-              </w:rPr>
-              <w:t>30%</w:t>
-            </w:r>
-          </w:p>
-        </w:tc>
-      </w:tr>
-      <w:tr>
-        <w:tc>
-          <w:tcPr>
-            <w:tcW w:type="dxa" w:w="2160"/>
-          </w:tcPr>
-          <w:p>
-            <w:r>
-              <w:rPr>
-                <w:rFonts w:ascii="Times New Roman" w:hAnsi="Times New Roman" w:eastAsia="宋体"/>
-                <w:b w:val="0"/>
-                <w:sz w:val="21"/>
-              </w:rPr>
-            </w:r>
-          </w:p>
-        </w:tc>
-        <w:tc>
-          <w:tcPr>
-            <w:tcW w:type="dxa" w:w="2160"/>
-          </w:tcPr>
-          <w:p>
-            <w:r>
-              <w:rPr>
-                <w:rFonts w:ascii="Times New Roman" w:hAnsi="Times New Roman" w:eastAsia="宋体"/>
-                <w:b w:val="0"/>
-                <w:sz w:val="21"/>
-              </w:rPr>
-            </w:r>
-          </w:p>
-        </w:tc>
-        <w:tc>
-          <w:tcPr>
-            <w:tcW w:type="dxa" w:w="2160"/>
-          </w:tcPr>
-          <w:p>
-            <w:r>
-              <w:rPr>
-                <w:rFonts w:ascii="Times New Roman" w:hAnsi="Times New Roman" w:eastAsia="宋体"/>
-                <w:b w:val="0"/>
-                <w:sz w:val="21"/>
-              </w:rPr>
-              <w:t>数据预处理模块 cleaning/preprocess.py：字段归一、会员/车型枚举归一、时长补算、异常过滤、抽样与派生特征</w:t>
-            </w:r>
-          </w:p>
-        </w:tc>
-        <w:tc>
-          <w:tcPr>
-            <w:tcW w:type="dxa" w:w="2160"/>
-          </w:tcPr>
-          <w:p>
-            <w:r>
-              <w:rPr>
-                <w:rFonts w:ascii="Times New Roman" w:hAnsi="Times New Roman" w:eastAsia="宋体"/>
-                <w:b w:val="0"/>
-                <w:sz w:val="21"/>
-              </w:rPr>
-              <w:t>18%</w:t>
-            </w:r>
-          </w:p>
-        </w:tc>
-      </w:tr>
-      <w:tr>
-        <w:tc>
-          <w:tcPr>
-            <w:tcW w:type="dxa" w:w="2160"/>
-          </w:tcPr>
-          <w:p>
-            <w:r>
-              <w:rPr>
-                <w:rFonts w:ascii="Times New Roman" w:hAnsi="Times New Roman" w:eastAsia="宋体"/>
-                <w:b w:val="0"/>
-                <w:sz w:val="21"/>
-              </w:rPr>
-            </w:r>
-          </w:p>
-        </w:tc>
-        <w:tc>
-          <w:tcPr>
-            <w:tcW w:type="dxa" w:w="2160"/>
-          </w:tcPr>
-          <w:p>
-            <w:r>
-              <w:rPr>
-                <w:rFonts w:ascii="Times New Roman" w:hAnsi="Times New Roman" w:eastAsia="宋体"/>
-                <w:b w:val="0"/>
-                <w:sz w:val="21"/>
-              </w:rPr>
-            </w:r>
-          </w:p>
-        </w:tc>
-        <w:tc>
-          <w:tcPr>
-            <w:tcW w:type="dxa" w:w="2160"/>
-          </w:tcPr>
-          <w:p>
-            <w:r>
-              <w:rPr>
-                <w:rFonts w:ascii="Times New Roman" w:hAnsi="Times New Roman" w:eastAsia="宋体"/>
-                <w:b w:val="0"/>
-                <w:sz w:val="21"/>
-              </w:rPr>
-              <w:t>统计分析：完整分析代码.ipynb，描述统计、热门站点、时段规律挖掘，输出统计汇总表与业务建议</w:t>
-            </w:r>
-          </w:p>
-        </w:tc>
-        <w:tc>
-          <w:tcPr>
-            <w:tcW w:type="dxa" w:w="2160"/>
-          </w:tcPr>
-          <w:p>
-            <w:r>
-              <w:rPr>
-                <w:rFonts w:ascii="Times New Roman" w:hAnsi="Times New Roman" w:eastAsia="宋体"/>
-                <w:b w:val="0"/>
-                <w:sz w:val="21"/>
-              </w:rPr>
-              <w:t>17%</w:t>
-            </w:r>
-          </w:p>
-        </w:tc>
-      </w:tr>
-      <w:tr>
-        <w:tc>
-          <w:tcPr>
-            <w:tcW w:type="dxa" w:w="2160"/>
-          </w:tcPr>
-          <w:p>
-            <w:r>
-              <w:rPr>
-                <w:rFonts w:ascii="Times New Roman" w:hAnsi="Times New Roman" w:eastAsia="宋体"/>
-                <w:b w:val="0"/>
-                <w:sz w:val="21"/>
-              </w:rPr>
-            </w:r>
-          </w:p>
-        </w:tc>
-        <w:tc>
-          <w:tcPr>
-            <w:tcW w:type="dxa" w:w="2160"/>
-          </w:tcPr>
-          <w:p>
-            <w:r>
-              <w:rPr>
-                <w:rFonts w:ascii="Times New Roman" w:hAnsi="Times New Roman" w:eastAsia="宋体"/>
-                <w:b w:val="0"/>
-                <w:sz w:val="21"/>
-              </w:rPr>
-            </w:r>
-          </w:p>
-        </w:tc>
-        <w:tc>
-          <w:tcPr>
-            <w:tcW w:type="dxa" w:w="2160"/>
-          </w:tcPr>
-          <w:p>
-            <w:r>
-              <w:rPr>
-                <w:rFonts w:ascii="Times New Roman" w:hAnsi="Times New Roman" w:eastAsia="宋体"/>
-                <w:b w:val="0"/>
-                <w:sz w:val="21"/>
-              </w:rPr>
-              <w:t>机器学习模块 src/ml.py：KMeans站点聚类（肘部法+轮廓系数）、骑行时长与站点客流预测（五模型对比）及10张分析图</w:t>
-            </w:r>
-          </w:p>
-        </w:tc>
-        <w:tc>
-          <w:tcPr>
-            <w:tcW w:type="dxa" w:w="2160"/>
-          </w:tcPr>
-          <w:p>
-            <w:r>
-              <w:rPr>
-                <w:rFonts w:ascii="Times New Roman" w:hAnsi="Times New Roman" w:eastAsia="宋体"/>
-                <w:b w:val="0"/>
-                <w:sz w:val="21"/>
-              </w:rPr>
-              <w:t>20%</w:t>
-            </w:r>
-          </w:p>
-        </w:tc>
-      </w:tr>
-      <w:tr>
-        <w:tc>
-          <w:tcPr>
-            <w:tcW w:type="dxa" w:w="2160"/>
-          </w:tcPr>
-          <w:p>
-            <w:r>
-              <w:rPr>
-                <w:rFonts w:ascii="Times New Roman" w:hAnsi="Times New Roman" w:eastAsia="宋体"/>
-                <w:b w:val="0"/>
-                <w:sz w:val="21"/>
-              </w:rPr>
-            </w:r>
-          </w:p>
-        </w:tc>
-        <w:tc>
-          <w:tcPr>
-            <w:tcW w:type="dxa" w:w="2160"/>
-          </w:tcPr>
-          <w:p>
-            <w:r>
-              <w:rPr>
-                <w:rFonts w:ascii="Times New Roman" w:hAnsi="Times New Roman" w:eastAsia="宋体"/>
-                <w:b w:val="0"/>
-                <w:sz w:val="21"/>
-              </w:rPr>
-            </w:r>
-          </w:p>
-        </w:tc>
-        <w:tc>
-          <w:tcPr>
-            <w:tcW w:type="dxa" w:w="2160"/>
-          </w:tcPr>
-          <w:p>
-            <w:r>
-              <w:rPr>
-                <w:rFonts w:ascii="Times New Roman" w:hAnsi="Times New Roman" w:eastAsia="宋体"/>
-                <w:b w:val="0"/>
-                <w:sz w:val="21"/>
-              </w:rPr>
-              <w:t>可视化模块：可视化呈现代码.ipynb，12张图表（时段/星期分布、用户与车型占比、TOP10站点、起讫点地图等）</w:t>
-            </w:r>
-          </w:p>
-        </w:tc>
-        <w:tc>
-          <w:tcPr>
-            <w:tcW w:type="dxa" w:w="2160"/>
-          </w:tcPr>
-          <w:p>
-            <w:r>
-              <w:rPr>
-                <w:rFonts w:ascii="Times New Roman" w:hAnsi="Times New Roman" w:eastAsia="宋体"/>
-                <w:b w:val="0"/>
-                <w:sz w:val="21"/>
-              </w:rPr>
-              <w:t>15%</w:t>
-            </w:r>
-          </w:p>
-        </w:tc>
-      </w:tr>
-    </w:tbl>
-    <w:p>
-      <w:pPr>
-        <w:spacing w:before="240" w:after="120"/>
-      </w:pPr>
-      <w:r>
-        <w:rPr>
-          <w:rFonts w:ascii="Times New Roman" w:hAnsi="Times New Roman" w:eastAsia="黑体"/>
-          <w:b/>
-          <w:sz w:val="28"/>
-        </w:rPr>
-        <w:t>2 项目开发环境</w:t>
-      </w:r>
-    </w:p>
-    <w:p>
-      <w:pPr>
-        <w:spacing w:lineRule="exact" w:line="400"/>
         <w:ind w:firstLine="480"/>
       </w:pPr>
       <w:r>
@@ -721,12 +90,11 @@
           <w:b w:val="0"/>
           <w:sz w:val="24"/>
         </w:rPr>
-        <w:t>开发工具：PyCharm、VS Code。</w:t>
+        <w:t>成员2：数据预处理模块 cleaning/preprocess.py —— 字段归一、会员/车型枚举归一、时长补算、异常过滤（60s~24h）、抽样20万条与派生特征，输出统一标准表。</w:t>
       </w:r>
     </w:p>
     <w:p>
       <w:pPr>
-        <w:spacing w:lineRule="exact" w:line="400"/>
         <w:ind w:firstLine="480"/>
       </w:pPr>
       <w:r>
@@ -735,12 +103,11 @@
           <w:b w:val="0"/>
           <w:sz w:val="24"/>
         </w:rPr>
-        <w:t>开发语言：Python 3.13。</w:t>
+        <w:t>成员3：统计分析与时空规律挖掘 —— 完整分析代码.ipynb，输出描述统计、热门站点、时段/工作日规律、统计结果汇总表与分析结论与业务建议。</w:t>
       </w:r>
     </w:p>
     <w:p>
       <w:pPr>
-        <w:spacing w:lineRule="exact" w:line="400"/>
         <w:ind w:firstLine="480"/>
       </w:pPr>
       <w:r>
@@ -749,12 +116,11 @@
           <w:b w:val="0"/>
           <w:sz w:val="24"/>
         </w:rPr>
-        <w:t>主要开发库：pandas（数据处理）、numpy（数值计算）、scikit-learn（聚类与回归）、matplotlib（可视化）、openpyxl（表格读写）、folium（交互地图，可选）。</w:t>
+        <w:t>成员4：机器学习模块 src/ml.py —— KMeans 站点聚类（肘部法+轮廓系数选K）、骑行时长预测与站点客流预测（线性回归/岭回归/决策树/随机森林/梯度提升五模型对比），10 张分析图。</w:t>
       </w:r>
     </w:p>
     <w:p>
       <w:pPr>
-        <w:spacing w:lineRule="exact" w:line="400"/>
         <w:ind w:firstLine="480"/>
       </w:pPr>
       <w:r>
@@ -763,25 +129,21 @@
           <w:b w:val="0"/>
           <w:sz w:val="24"/>
         </w:rPr>
-        <w:t>使用的 Coding Agent 工具：Claude Code、字节 TRAE，用于接口规范初稿起草、模块代码生成与调试排错；架构设计、规范制定与结果校验由小组成员人工完成。</w:t>
+        <w:t>成员5：可视化模块 可视化呈现代码.ipynb —— 12 张图表：时段/星期分布、用户与车型占比、TOP10 站点、骑行时长分布、起讫点地图等。</w:t>
+      </w:r>
+    </w:p>
+    <w:p>
+      <w:r>
+        <w:rPr>
+          <w:rFonts w:ascii="Times New Roman" w:hAnsi="Times New Roman" w:eastAsia="宋体"/>
+          <w:b/>
+          <w:sz w:val="28"/>
+        </w:rPr>
+        <w:t>2 项目背景介绍</w:t>
       </w:r>
     </w:p>
     <w:p>
       <w:pPr>
-        <w:spacing w:before="240" w:after="120"/>
-      </w:pPr>
-      <w:r>
-        <w:rPr>
-          <w:rFonts w:ascii="Times New Roman" w:hAnsi="Times New Roman" w:eastAsia="黑体"/>
-          <w:b/>
-          <w:sz w:val="28"/>
-        </w:rPr>
-        <w:t>3 数据说明</w:t>
-      </w:r>
-    </w:p>
-    <w:p>
-      <w:pPr>
-        <w:spacing w:lineRule="exact" w:line="400"/>
         <w:ind w:firstLine="480"/>
       </w:pPr>
       <w:r>
@@ -790,12 +152,11 @@
           <w:b w:val="0"/>
           <w:sz w:val="24"/>
         </w:rPr>
-        <w:t>数据来源：纽约 Citi Bike 官方公开数据（https://www.citibikenyc.com/system-data，实际服务器 s3.amazonaws.com/tripdata/）。本项目使用 2026 年 6-7 月两个月度数据集，其中 202607 为“大月份”，官方 zip 内含 5 个 CSV 分片，合计约 974MB、499 万条行程记录。</w:t>
+        <w:t>共享单车已成为城市“最后一公里”出行的关键方式。纽约 Citi Bike 官方公开月度行程级数据，本课题（选题4）基于其 2026 年 6-7 月真实数据开展清洗、统计分析、数据挖掘与可视化，刻画纽约市民骑行出行模式，并进一步通过聚类与预测模型为车辆调度提供数据支持。</w:t>
       </w:r>
     </w:p>
     <w:p>
       <w:pPr>
-        <w:spacing w:lineRule="exact" w:line="400"/>
         <w:ind w:firstLine="480"/>
       </w:pPr>
       <w:r>
@@ -804,12 +165,21 @@
           <w:b w:val="0"/>
           <w:sz w:val="24"/>
         </w:rPr>
-        <w:t>样本个数：原始行程 499 万条，经清洗（剔除时长小于60秒的假启动与超过24小时的异常记录）后有效 497.6 万条（剔除率仅 0.3%），按固定随机种子 random_state=42 抽样 20 万条用于分析与建模，保证结果可复现。</w:t>
+        <w:t>数据来源：https://www.citibikenyc.com/system-data（S3：s3.amazonaws.com/tripdata/）。202607 为大月份，官方 zip 内含 5 个 CSV 分片共约 974MB、499 万条行程。</w:t>
+      </w:r>
+    </w:p>
+    <w:p>
+      <w:r>
+        <w:rPr>
+          <w:rFonts w:ascii="Times New Roman" w:hAnsi="Times New Roman" w:eastAsia="宋体"/>
+          <w:b/>
+          <w:sz w:val="28"/>
+        </w:rPr>
+        <w:t>3 设计说明</w:t>
       </w:r>
     </w:p>
     <w:p>
       <w:pPr>
-        <w:spacing w:lineRule="exact" w:line="400"/>
         <w:ind w:firstLine="480"/>
       </w:pPr>
       <w:r>
@@ -818,436 +188,11 @@
           <w:b w:val="0"/>
           <w:sz w:val="24"/>
         </w:rPr>
-        <w:t>特征种类和数目：原始数据 13 个字段（ride_id、rideable_type、started_at、ended_at、起讫站名/ID、起讫经纬度、member_casual 等）；清洗后统一标准表共 16 列，见表2。</w:t>
+        <w:t>开发工具：PyCharm / VS Code；Python 3.13；主要依赖：pandas、numpy、scikit-learn、matplotlib、openpyxl（可选 folium 交互地图）。</w:t>
       </w:r>
     </w:p>
     <w:p>
       <w:pPr>
-        <w:jc w:val="center"/>
-      </w:pPr>
-      <w:r>
-        <w:rPr>
-          <w:rFonts w:ascii="Times New Roman" w:hAnsi="Times New Roman" w:eastAsia="宋体"/>
-          <w:b w:val="0"/>
-          <w:sz w:val="21"/>
-        </w:rPr>
-        <w:t>表2 清洗后标准表特征（16列）</w:t>
-      </w:r>
-    </w:p>
-    <w:tbl>
-      <w:tblPr>
-        <w:tblStyle w:val="TableGrid"/>
-        <w:tblW w:type="auto" w:w="0"/>
-        <w:jc w:val="center"/>
-        <w:tblLook w:firstColumn="1" w:firstRow="1" w:lastColumn="0" w:lastRow="0" w:noHBand="0" w:noVBand="1" w:val="04A0"/>
-      </w:tblPr>
-      <w:tblGrid>
-        <w:gridCol w:w="2880"/>
-        <w:gridCol w:w="2880"/>
-        <w:gridCol w:w="2880"/>
-      </w:tblGrid>
-      <w:tr>
-        <w:tc>
-          <w:tcPr>
-            <w:tcW w:type="dxa" w:w="2880"/>
-          </w:tcPr>
-          <w:p>
-            <w:pPr>
-              <w:jc w:val="center"/>
-            </w:pPr>
-            <w:r>
-              <w:rPr>
-                <w:rFonts w:ascii="Times New Roman" w:hAnsi="Times New Roman" w:eastAsia="宋体"/>
-                <w:b/>
-                <w:sz w:val="21"/>
-              </w:rPr>
-              <w:t>列名</w:t>
-            </w:r>
-          </w:p>
-        </w:tc>
-        <w:tc>
-          <w:tcPr>
-            <w:tcW w:type="dxa" w:w="2880"/>
-          </w:tcPr>
-          <w:p>
-            <w:pPr>
-              <w:jc w:val="center"/>
-            </w:pPr>
-            <w:r>
-              <w:rPr>
-                <w:rFonts w:ascii="Times New Roman" w:hAnsi="Times New Roman" w:eastAsia="宋体"/>
-                <w:b/>
-                <w:sz w:val="21"/>
-              </w:rPr>
-              <w:t>类型</w:t>
-            </w:r>
-          </w:p>
-        </w:tc>
-        <w:tc>
-          <w:tcPr>
-            <w:tcW w:type="dxa" w:w="2880"/>
-          </w:tcPr>
-          <w:p>
-            <w:pPr>
-              <w:jc w:val="center"/>
-            </w:pPr>
-            <w:r>
-              <w:rPr>
-                <w:rFonts w:ascii="Times New Roman" w:hAnsi="Times New Roman" w:eastAsia="宋体"/>
-                <w:b/>
-                <w:sz w:val="21"/>
-              </w:rPr>
-              <w:t>说明</w:t>
-            </w:r>
-          </w:p>
-        </w:tc>
-      </w:tr>
-      <w:tr>
-        <w:tc>
-          <w:tcPr>
-            <w:tcW w:type="dxa" w:w="2880"/>
-          </w:tcPr>
-          <w:p>
-            <w:r>
-              <w:rPr>
-                <w:rFonts w:ascii="Times New Roman" w:hAnsi="Times New Roman" w:eastAsia="宋体"/>
-                <w:b w:val="0"/>
-                <w:sz w:val="21"/>
-              </w:rPr>
-              <w:t>ride_duration</w:t>
-            </w:r>
-          </w:p>
-        </w:tc>
-        <w:tc>
-          <w:tcPr>
-            <w:tcW w:type="dxa" w:w="2880"/>
-          </w:tcPr>
-          <w:p>
-            <w:r>
-              <w:rPr>
-                <w:rFonts w:ascii="Times New Roman" w:hAnsi="Times New Roman" w:eastAsia="宋体"/>
-                <w:b w:val="0"/>
-                <w:sz w:val="21"/>
-              </w:rPr>
-              <w:t>float64</w:t>
-            </w:r>
-          </w:p>
-        </w:tc>
-        <w:tc>
-          <w:tcPr>
-            <w:tcW w:type="dxa" w:w="2880"/>
-          </w:tcPr>
-          <w:p>
-            <w:r>
-              <w:rPr>
-                <w:rFonts w:ascii="Times New Roman" w:hAnsi="Times New Roman" w:eastAsia="宋体"/>
-                <w:b w:val="0"/>
-                <w:sz w:val="21"/>
-              </w:rPr>
-              <w:t>骑行时长（秒），60s~24h</w:t>
-            </w:r>
-          </w:p>
-        </w:tc>
-      </w:tr>
-      <w:tr>
-        <w:tc>
-          <w:tcPr>
-            <w:tcW w:type="dxa" w:w="2880"/>
-          </w:tcPr>
-          <w:p>
-            <w:r>
-              <w:rPr>
-                <w:rFonts w:ascii="Times New Roman" w:hAnsi="Times New Roman" w:eastAsia="宋体"/>
-                <w:b w:val="0"/>
-                <w:sz w:val="21"/>
-              </w:rPr>
-              <w:t>start_time / end_time</w:t>
-            </w:r>
-          </w:p>
-        </w:tc>
-        <w:tc>
-          <w:tcPr>
-            <w:tcW w:type="dxa" w:w="2880"/>
-          </w:tcPr>
-          <w:p>
-            <w:r>
-              <w:rPr>
-                <w:rFonts w:ascii="Times New Roman" w:hAnsi="Times New Roman" w:eastAsia="宋体"/>
-                <w:b w:val="0"/>
-                <w:sz w:val="21"/>
-              </w:rPr>
-              <w:t>datetime</w:t>
-            </w:r>
-          </w:p>
-        </w:tc>
-        <w:tc>
-          <w:tcPr>
-            <w:tcW w:type="dxa" w:w="2880"/>
-          </w:tcPr>
-          <w:p>
-            <w:r>
-              <w:rPr>
-                <w:rFonts w:ascii="Times New Roman" w:hAnsi="Times New Roman" w:eastAsia="宋体"/>
-                <w:b w:val="0"/>
-                <w:sz w:val="21"/>
-              </w:rPr>
-              <w:t>起讫时间</w:t>
-            </w:r>
-          </w:p>
-        </w:tc>
-      </w:tr>
-      <w:tr>
-        <w:tc>
-          <w:tcPr>
-            <w:tcW w:type="dxa" w:w="2880"/>
-          </w:tcPr>
-          <w:p>
-            <w:r>
-              <w:rPr>
-                <w:rFonts w:ascii="Times New Roman" w:hAnsi="Times New Roman" w:eastAsia="宋体"/>
-                <w:b w:val="0"/>
-                <w:sz w:val="21"/>
-              </w:rPr>
-              <w:t>start_station / end_station</w:t>
-            </w:r>
-          </w:p>
-        </w:tc>
-        <w:tc>
-          <w:tcPr>
-            <w:tcW w:type="dxa" w:w="2880"/>
-          </w:tcPr>
-          <w:p>
-            <w:r>
-              <w:rPr>
-                <w:rFonts w:ascii="Times New Roman" w:hAnsi="Times New Roman" w:eastAsia="宋体"/>
-                <w:b w:val="0"/>
-                <w:sz w:val="21"/>
-              </w:rPr>
-              <w:t>str</w:t>
-            </w:r>
-          </w:p>
-        </w:tc>
-        <w:tc>
-          <w:tcPr>
-            <w:tcW w:type="dxa" w:w="2880"/>
-          </w:tcPr>
-          <w:p>
-            <w:r>
-              <w:rPr>
-                <w:rFonts w:ascii="Times New Roman" w:hAnsi="Times New Roman" w:eastAsia="宋体"/>
-                <w:b w:val="0"/>
-                <w:sz w:val="21"/>
-              </w:rPr>
-              <w:t>起讫站点名</w:t>
-            </w:r>
-          </w:p>
-        </w:tc>
-      </w:tr>
-      <w:tr>
-        <w:tc>
-          <w:tcPr>
-            <w:tcW w:type="dxa" w:w="2880"/>
-          </w:tcPr>
-          <w:p>
-            <w:r>
-              <w:rPr>
-                <w:rFonts w:ascii="Times New Roman" w:hAnsi="Times New Roman" w:eastAsia="宋体"/>
-                <w:b w:val="0"/>
-                <w:sz w:val="21"/>
-              </w:rPr>
-              <w:t>start_lat / start_lng / end_lat / end_lng</w:t>
-            </w:r>
-          </w:p>
-        </w:tc>
-        <w:tc>
-          <w:tcPr>
-            <w:tcW w:type="dxa" w:w="2880"/>
-          </w:tcPr>
-          <w:p>
-            <w:r>
-              <w:rPr>
-                <w:rFonts w:ascii="Times New Roman" w:hAnsi="Times New Roman" w:eastAsia="宋体"/>
-                <w:b w:val="0"/>
-                <w:sz w:val="21"/>
-              </w:rPr>
-              <w:t>float64</w:t>
-            </w:r>
-          </w:p>
-        </w:tc>
-        <w:tc>
-          <w:tcPr>
-            <w:tcW w:type="dxa" w:w="2880"/>
-          </w:tcPr>
-          <w:p>
-            <w:r>
-              <w:rPr>
-                <w:rFonts w:ascii="Times New Roman" w:hAnsi="Times New Roman" w:eastAsia="宋体"/>
-                <w:b w:val="0"/>
-                <w:sz w:val="21"/>
-              </w:rPr>
-              <w:t>起讫经纬度</w:t>
-            </w:r>
-          </w:p>
-        </w:tc>
-      </w:tr>
-      <w:tr>
-        <w:tc>
-          <w:tcPr>
-            <w:tcW w:type="dxa" w:w="2880"/>
-          </w:tcPr>
-          <w:p>
-            <w:r>
-              <w:rPr>
-                <w:rFonts w:ascii="Times New Roman" w:hAnsi="Times New Roman" w:eastAsia="宋体"/>
-                <w:b w:val="0"/>
-                <w:sz w:val="21"/>
-              </w:rPr>
-              <w:t>user_type</w:t>
-            </w:r>
-          </w:p>
-        </w:tc>
-        <w:tc>
-          <w:tcPr>
-            <w:tcW w:type="dxa" w:w="2880"/>
-          </w:tcPr>
-          <w:p>
-            <w:r>
-              <w:rPr>
-                <w:rFonts w:ascii="Times New Roman" w:hAnsi="Times New Roman" w:eastAsia="宋体"/>
-                <w:b w:val="0"/>
-                <w:sz w:val="21"/>
-              </w:rPr>
-              <w:t>str</w:t>
-            </w:r>
-          </w:p>
-        </w:tc>
-        <w:tc>
-          <w:tcPr>
-            <w:tcW w:type="dxa" w:w="2880"/>
-          </w:tcPr>
-          <w:p>
-            <w:r>
-              <w:rPr>
-                <w:rFonts w:ascii="Times New Roman" w:hAnsi="Times New Roman" w:eastAsia="宋体"/>
-                <w:b w:val="0"/>
-                <w:sz w:val="21"/>
-              </w:rPr>
-              <w:t>Subscriber（会员）/ Customer（单次）</w:t>
-            </w:r>
-          </w:p>
-        </w:tc>
-      </w:tr>
-      <w:tr>
-        <w:tc>
-          <w:tcPr>
-            <w:tcW w:type="dxa" w:w="2880"/>
-          </w:tcPr>
-          <w:p>
-            <w:r>
-              <w:rPr>
-                <w:rFonts w:ascii="Times New Roman" w:hAnsi="Times New Roman" w:eastAsia="宋体"/>
-                <w:b w:val="0"/>
-                <w:sz w:val="21"/>
-              </w:rPr>
-              <w:t>bikeid / rideable_type</w:t>
-            </w:r>
-          </w:p>
-        </w:tc>
-        <w:tc>
-          <w:tcPr>
-            <w:tcW w:type="dxa" w:w="2880"/>
-          </w:tcPr>
-          <w:p>
-            <w:r>
-              <w:rPr>
-                <w:rFonts w:ascii="Times New Roman" w:hAnsi="Times New Roman" w:eastAsia="宋体"/>
-                <w:b w:val="0"/>
-                <w:sz w:val="21"/>
-              </w:rPr>
-              <w:t>str</w:t>
-            </w:r>
-          </w:p>
-        </w:tc>
-        <w:tc>
-          <w:tcPr>
-            <w:tcW w:type="dxa" w:w="2880"/>
-          </w:tcPr>
-          <w:p>
-            <w:r>
-              <w:rPr>
-                <w:rFonts w:ascii="Times New Roman" w:hAnsi="Times New Roman" w:eastAsia="宋体"/>
-                <w:b w:val="0"/>
-                <w:sz w:val="21"/>
-              </w:rPr>
-              <w:t>行程ID；classic / electric 车型</w:t>
-            </w:r>
-          </w:p>
-        </w:tc>
-      </w:tr>
-      <w:tr>
-        <w:tc>
-          <w:tcPr>
-            <w:tcW w:type="dxa" w:w="2880"/>
-          </w:tcPr>
-          <w:p>
-            <w:r>
-              <w:rPr>
-                <w:rFonts w:ascii="Times New Roman" w:hAnsi="Times New Roman" w:eastAsia="宋体"/>
-                <w:b w:val="0"/>
-                <w:sz w:val="21"/>
-              </w:rPr>
-              <w:t>start_date / hour / weekday / is_weekend</w:t>
-            </w:r>
-          </w:p>
-        </w:tc>
-        <w:tc>
-          <w:tcPr>
-            <w:tcW w:type="dxa" w:w="2880"/>
-          </w:tcPr>
-          <w:p>
-            <w:r>
-              <w:rPr>
-                <w:rFonts w:ascii="Times New Roman" w:hAnsi="Times New Roman" w:eastAsia="宋体"/>
-                <w:b w:val="0"/>
-                <w:sz w:val="21"/>
-              </w:rPr>
-              <w:t>派生</w:t>
-            </w:r>
-          </w:p>
-        </w:tc>
-        <w:tc>
-          <w:tcPr>
-            <w:tcW w:type="dxa" w:w="2880"/>
-          </w:tcPr>
-          <w:p>
-            <w:r>
-              <w:rPr>
-                <w:rFonts w:ascii="Times New Roman" w:hAnsi="Times New Roman" w:eastAsia="宋体"/>
-                <w:b w:val="0"/>
-                <w:sz w:val="21"/>
-              </w:rPr>
-              <w:t>日期、小时(0-23)、星期(0-6)、是否周末</w:t>
-            </w:r>
-          </w:p>
-        </w:tc>
-      </w:tr>
-    </w:tbl>
-    <w:p>
-      <w:pPr>
-        <w:spacing w:before="240" w:after="120"/>
-      </w:pPr>
-      <w:r>
-        <w:rPr>
-          <w:rFonts w:ascii="Times New Roman" w:hAnsi="Times New Roman" w:eastAsia="黑体"/>
-          <w:b/>
-          <w:sz w:val="28"/>
-        </w:rPr>
-        <w:t>4 需求分析</w:t>
-      </w:r>
-    </w:p>
-    <w:p>
-      <w:pPr>
-        <w:spacing w:lineRule="exact" w:line="400"/>
         <w:ind w:firstLine="480"/>
       </w:pPr>
       <w:r>
@@ -1256,7 +201,152 @@
           <w:b w:val="0"/>
           <w:sz w:val="24"/>
         </w:rPr>
-        <w:t>按照选题4要求，系统需实现对纽约公共自行车官方数据的“数据清洗、统计分析、可视化图表呈现，并进一步运用数据挖掘相关算法（聚类算法、预测算法等）对数据进行挖掘分析和可视化”。据此将系统划分为五个功能模块与数据层、输出层，功能模块与业务流程如图1所示。</w:t>
+        <w:t>使用的 Coding Agent 工具：Claude Code / TRAE，用于代码生成、接口规范起草与调试排错；架构设计、规范制定与结果校验由小组人工完成。</w:t>
+      </w:r>
+    </w:p>
+    <w:p>
+      <w:pPr>
+        <w:ind w:firstLine="480"/>
+      </w:pPr>
+      <w:r>
+        <w:rPr>
+          <w:rFonts w:ascii="Times New Roman" w:hAnsi="Times New Roman" w:eastAsia="宋体"/>
+          <w:b w:val="0"/>
+          <w:sz w:val="24"/>
+        </w:rPr>
+        <w:t>架构约定：config.py 集中管理路径、CSV 列名规范（RAW_ALIASES/CANONICAL_SCHEMA）、清洗参数与字体；docs/data_dict.md 为成员间接口契约。目录：cleaning/（预处理）、analysis/（统计）、model/（挖掘）、visualization/（可视化）、data/（原始与清洗数据）、output/（结果图表）。</w:t>
+      </w:r>
+    </w:p>
+    <w:p>
+      <w:r>
+        <w:rPr>
+          <w:rFonts w:ascii="Times New Roman" w:hAnsi="Times New Roman" w:eastAsia="宋体"/>
+          <w:b/>
+          <w:sz w:val="28"/>
+        </w:rPr>
+        <w:t>4 功能说明</w:t>
+      </w:r>
+    </w:p>
+    <w:p>
+      <w:pPr>
+        <w:ind w:firstLine="480"/>
+      </w:pPr>
+      <w:r>
+        <w:rPr>
+          <w:rFonts w:ascii="Times New Roman" w:hAnsi="Times New Roman" w:eastAsia="宋体"/>
+          <w:b w:val="0"/>
+          <w:sz w:val="24"/>
+        </w:rPr>
+        <w:t>一键运行 python main.py 依次完成：①数据获取（download_data.py，本机 zip 优先、S3 兜底，自动合并分片）→ ②数据预处理（字段归一/时长补算/异常过滤/抽样）→ ③统计分析（描述统计+时空规律）→ ④可视化（6 类图表+可选地图）→ ⑤机器学习（站点聚类+时长/客流预测）。</w:t>
+      </w:r>
+    </w:p>
+    <w:p>
+      <w:r>
+        <w:rPr>
+          <w:rFonts w:ascii="Times New Roman" w:hAnsi="Times New Roman" w:eastAsia="宋体"/>
+          <w:b/>
+          <w:sz w:val="28"/>
+        </w:rPr>
+        <w:t>5 系统设计与实现</w:t>
+      </w:r>
+    </w:p>
+    <w:p>
+      <w:pPr>
+        <w:ind w:firstLine="480"/>
+      </w:pPr>
+      <w:r>
+        <w:rPr>
+          <w:rFonts w:ascii="Times New Roman" w:hAnsi="Times New Roman" w:eastAsia="宋体"/>
+          <w:b w:val="0"/>
+          <w:sz w:val="24"/>
+        </w:rPr>
+        <w:t>数据处理流程：原始 499 万行 → 字段归一（ride_id→bikeid 等 16 列）→ 时间解析与时长补算 → 异常过滤（有效 497.6 万行，剔除率仅 0.3%）→ 固定随机种子抽样 20 万条 → 派生 hour/weekday/is_weekend 特征。</w:t>
+      </w:r>
+    </w:p>
+    <w:p>
+      <w:pPr>
+        <w:ind w:firstLine="480"/>
+      </w:pPr>
+      <w:r>
+        <w:rPr>
+          <w:rFonts w:ascii="Times New Roman" w:hAnsi="Times New Roman" w:eastAsia="宋体"/>
+          <w:b w:val="0"/>
+          <w:sz w:val="24"/>
+        </w:rPr>
+        <w:t>数据挖掘算法：① KMeans 站点聚类（特征：流量、平均时长、会员占比、经纬度，标准化后聚类）；② 骑行时长预测与站点×小时客流预测，对比线性回归、岭回归、决策树、随机森林、梯度提升五种模型。</w:t>
+      </w:r>
+    </w:p>
+    <w:p>
+      <w:pPr>
+        <w:ind w:firstLine="480"/>
+      </w:pPr>
+      <w:r>
+        <w:rPr>
+          <w:rFonts w:ascii="Times New Roman" w:hAnsi="Times New Roman" w:eastAsia="宋体"/>
+          <w:b w:val="0"/>
+          <w:sz w:val="24"/>
+        </w:rPr>
+        <w:t>关键代码（预处理-时长补算与异常过滤）：</w:t>
+      </w:r>
+    </w:p>
+    <w:p>
+      <w:r>
+        <w:rPr>
+          <w:rFonts w:ascii="Times New Roman" w:hAnsi="Times New Roman" w:eastAsia="宋体"/>
+          <w:b w:val="0"/>
+          <w:sz w:val="21"/>
+        </w:rPr>
+        <w:t>df['ride_duration'] = (df['end_time']-df['start_time']).dt.total_seconds()</w:t>
+        <w:br/>
+        <w:t>df = df[(df['ride_duration']&gt;=60)&amp;(df['ride_duration']&lt;=24*3600)]</w:t>
+      </w:r>
+    </w:p>
+    <w:p>
+      <w:pPr>
+        <w:ind w:firstLine="480"/>
+      </w:pPr>
+      <w:r>
+        <w:rPr>
+          <w:rFonts w:ascii="Times New Roman" w:hAnsi="Times New Roman" w:eastAsia="宋体"/>
+          <w:b w:val="0"/>
+          <w:sz w:val="24"/>
+        </w:rPr>
+        <w:t>关键代码（KMeans 聚类）：</w:t>
+      </w:r>
+    </w:p>
+    <w:p>
+      <w:r>
+        <w:rPr>
+          <w:rFonts w:ascii="Times New Roman" w:hAnsi="Times New Roman" w:eastAsia="宋体"/>
+          <w:b w:val="0"/>
+          <w:sz w:val="21"/>
+        </w:rPr>
+        <w:t>X = (X-X.mean())/X.std(); km = KMeans(n_clusters=4, random_state=42, n_init=10)</w:t>
+        <w:br/>
+        <w:t>labels = km.fit_predict(X); sil = silhouette_score(X, labels)</w:t>
+      </w:r>
+    </w:p>
+    <w:p>
+      <w:r>
+        <w:rPr>
+          <w:rFonts w:ascii="Times New Roman" w:hAnsi="Times New Roman" w:eastAsia="宋体"/>
+          <w:b/>
+          <w:sz w:val="28"/>
+        </w:rPr>
+        <w:t>6 运行结果及详细性能</w:t>
+      </w:r>
+    </w:p>
+    <w:p>
+      <w:pPr>
+        <w:ind w:firstLine="480"/>
+      </w:pPr>
+      <w:r>
+        <w:rPr>
+          <w:rFonts w:ascii="Times New Roman" w:hAnsi="Times New Roman" w:eastAsia="宋体"/>
+          <w:b w:val="0"/>
+          <w:sz w:val="24"/>
+        </w:rPr>
+        <w:t>描述统计：20 万条样本中平均骑行 13.2 分钟（中位 9.5 分钟）；会员占 79.7%；车型以 electric_bike 为主（73.5%）；早高峰 8 时、晚高峰 17-19 时呈明显双峰，工作日约为周末 2.6 倍；热门站点集中在曼哈顿中城/下城（Pier 61 at Chelsea Piers、W 21 St &amp; 6 Ave 等）。</w:t>
       </w:r>
     </w:p>
     <w:p>
@@ -1266,7 +356,7 @@
       <w:r>
         <w:drawing>
           <wp:inline xmlns:a="http://schemas.openxmlformats.org/drawingml/2006/main" xmlns:pic="http://schemas.openxmlformats.org/drawingml/2006/picture">
-            <wp:extent cx="5120640" cy="2218944"/>
+            <wp:extent cx="4754880" cy="2377440"/>
             <wp:docPr id="1" name="Picture 1"/>
             <wp:cNvGraphicFramePr>
               <a:graphicFrameLocks noChangeAspect="1"/>
@@ -1275,7 +365,7 @@
               <a:graphicData uri="http://schemas.openxmlformats.org/drawingml/2006/picture">
                 <pic:pic>
                   <pic:nvPicPr>
-                    <pic:cNvPr id="0" name="flow_diagram.png"/>
+                    <pic:cNvPr id="0" name="hour_distribution.png"/>
                     <pic:cNvPicPr/>
                   </pic:nvPicPr>
                   <pic:blipFill>
@@ -1287,7 +377,7 @@
                   <pic:spPr>
                     <a:xfrm>
                       <a:off x="0" y="0"/>
-                      <a:ext cx="5120640" cy="2218944"/>
+                      <a:ext cx="4754880" cy="2377440"/>
                     </a:xfrm>
                     <a:prstGeom prst="rect"/>
                   </pic:spPr>
@@ -1308,305 +398,7 @@
           <w:b w:val="0"/>
           <w:sz w:val="21"/>
         </w:rPr>
-        <w:t>图1 系统功能模块与业务流程图</w:t>
-      </w:r>
-    </w:p>
-    <w:p>
-      <w:pPr>
-        <w:spacing w:lineRule="exact" w:line="400"/>
-        <w:ind w:firstLine="480"/>
-      </w:pPr>
-      <w:r>
-        <w:rPr>
-          <w:rFonts w:ascii="Times New Roman" w:hAnsi="Times New Roman" w:eastAsia="宋体"/>
-          <w:b w:val="0"/>
-          <w:sz w:val="24"/>
-        </w:rPr>
-        <w:t>操作方式：一键运行 python main.py 即依次执行①数据获取→②数据预处理→③统计分析→④可视化→⑤机器学习；各模块也可独立运行（如 python download_data.py --month 202508 下载指定月份）。</w:t>
-      </w:r>
-    </w:p>
-    <w:p>
-      <w:pPr>
-        <w:spacing w:before="240" w:after="120"/>
-      </w:pPr>
-      <w:r>
-        <w:rPr>
-          <w:rFonts w:ascii="Times New Roman" w:hAnsi="Times New Roman" w:eastAsia="黑体"/>
-          <w:b/>
-          <w:sz w:val="28"/>
-        </w:rPr>
-        <w:t>5 系统设计和实现</w:t>
-      </w:r>
-    </w:p>
-    <w:p>
-      <w:pPr>
-        <w:spacing w:before="120"/>
-      </w:pPr>
-      <w:r>
-        <w:rPr>
-          <w:rFonts w:ascii="Times New Roman" w:hAnsi="Times New Roman" w:eastAsia="黑体"/>
-          <w:b/>
-          <w:sz w:val="24"/>
-        </w:rPr>
-        <w:t>5.1 数据获取</w:t>
-      </w:r>
-    </w:p>
-    <w:p>
-      <w:pPr>
-        <w:spacing w:lineRule="exact" w:line="400"/>
-        <w:ind w:firstLine="480"/>
-      </w:pPr>
-      <w:r>
-        <w:rPr>
-          <w:rFonts w:ascii="Times New Roman" w:hAnsi="Times New Roman" w:eastAsia="宋体"/>
-          <w:b w:val="0"/>
-          <w:sz w:val="24"/>
-        </w:rPr>
-        <w:t>download_data.py 按优先级获取数据：①本机已下载的官方 zip（避免重复下载900MB+）；②S3 服务器三个候选 URL 依次尝试。对大月份 zip 内的 5 个分片自动解压、合并为单一 CSV。</w:t>
-      </w:r>
-    </w:p>
-    <w:p>
-      <w:pPr>
-        <w:spacing w:lineRule="exact" w:line="320"/>
-        <w:ind w:left="480"/>
-      </w:pPr>
-      <w:r>
-        <w:rPr>
-          <w:rFonts w:ascii="Times New Roman" w:hAnsi="Times New Roman" w:eastAsia="宋体"/>
-          <w:b w:val="0"/>
-          <w:sz w:val="21"/>
-        </w:rPr>
-        <w:t>def candidate_urls(period):</w:t>
-        <w:br/>
-        <w:t xml:space="preserve">    return [f'{BASE_URL}{period}-citibike-tripdata.csv.zip',</w:t>
-        <w:br/>
-        <w:t xml:space="preserve">            f'{BASE_URL}{period}-citibike-tripdata.zip',</w:t>
-        <w:br/>
-        <w:t xml:space="preserve">            f'{BASE_URL}{period}-citibike-tripdata.csv']</w:t>
-      </w:r>
-    </w:p>
-    <w:p>
-      <w:pPr>
-        <w:spacing w:before="120"/>
-      </w:pPr>
-      <w:r>
-        <w:rPr>
-          <w:rFonts w:ascii="Times New Roman" w:hAnsi="Times New Roman" w:eastAsia="黑体"/>
-          <w:b/>
-          <w:sz w:val="24"/>
-        </w:rPr>
-        <w:t>5.2 数据处理过程（预处理）</w:t>
-      </w:r>
-    </w:p>
-    <w:p>
-      <w:pPr>
-        <w:spacing w:lineRule="exact" w:line="400"/>
-        <w:ind w:firstLine="480"/>
-      </w:pPr>
-      <w:r>
-        <w:rPr>
-          <w:rFonts w:ascii="Times New Roman" w:hAnsi="Times New Roman" w:eastAsia="宋体"/>
-          <w:b w:val="0"/>
-          <w:sz w:val="24"/>
-        </w:rPr>
-        <w:t>预处理流程：①字段归一，通过 config.RAW_ALIASES 将 2026 新旧两种表头映射为 16 个标准列名；②时间解析，started_at/ended_at 转 datetime64；③时长补算——2026 新格式无 tripduration 字段，需自行计算：</w:t>
-      </w:r>
-    </w:p>
-    <w:p>
-      <w:pPr>
-        <w:spacing w:lineRule="exact" w:line="320"/>
-        <w:ind w:left="480"/>
-      </w:pPr>
-      <w:r>
-        <w:rPr>
-          <w:rFonts w:ascii="Times New Roman" w:hAnsi="Times New Roman" w:eastAsia="宋体"/>
-          <w:b w:val="0"/>
-          <w:sz w:val="21"/>
-        </w:rPr>
-        <w:t>df['ride_duration'] = (df['end_time'] - df['start_time']).dt.total_seconds()</w:t>
-      </w:r>
-    </w:p>
-    <w:p>
-      <w:pPr>
-        <w:spacing w:lineRule="exact" w:line="400"/>
-        <w:ind w:firstLine="480"/>
-      </w:pPr>
-      <w:r>
-        <w:rPr>
-          <w:rFonts w:ascii="Times New Roman" w:hAnsi="Times New Roman" w:eastAsia="宋体"/>
-          <w:b w:val="0"/>
-          <w:sz w:val="24"/>
-        </w:rPr>
-        <w:t>④异常过滤，仅保留 60 秒 ≤ 时长 ≤ 24 小时且起讫站、经纬度有效的记录；⑤抽样 20 万条（random_state=42）；⑥派生 hour/weekday/is_weekend 特征。对 929MB 大文件采用 50 万行分块读取，内存占用稳定。</w:t>
-      </w:r>
-    </w:p>
-    <w:p>
-      <w:pPr>
-        <w:spacing w:lineRule="exact" w:line="320"/>
-        <w:ind w:left="480"/>
-      </w:pPr>
-      <w:r>
-        <w:rPr>
-          <w:rFonts w:ascii="Times New Roman" w:hAnsi="Times New Roman" w:eastAsia="宋体"/>
-          <w:b w:val="0"/>
-          <w:sz w:val="21"/>
-        </w:rPr>
-        <w:t>df = df[(df['ride_duration'] &gt;= 60) &amp; (df['ride_duration'] &lt;= 24*3600)]</w:t>
-      </w:r>
-    </w:p>
-    <w:p>
-      <w:pPr>
-        <w:spacing w:before="120"/>
-      </w:pPr>
-      <w:r>
-        <w:rPr>
-          <w:rFonts w:ascii="Times New Roman" w:hAnsi="Times New Roman" w:eastAsia="黑体"/>
-          <w:b/>
-          <w:sz w:val="24"/>
-        </w:rPr>
-        <w:t>5.3 数据挖掘算法介绍</w:t>
-      </w:r>
-    </w:p>
-    <w:p>
-      <w:pPr>
-        <w:spacing w:lineRule="exact" w:line="400"/>
-        <w:ind w:firstLine="480"/>
-      </w:pPr>
-      <w:r>
-        <w:rPr>
-          <w:rFonts w:ascii="Times New Roman" w:hAnsi="Times New Roman" w:eastAsia="宋体"/>
-          <w:b w:val="0"/>
-          <w:sz w:val="24"/>
-        </w:rPr>
-        <w:t>（1）KMeans 站点聚类：以 2295 个站点为样本，构造流量、平均时长、会员占比、经纬度等特征，标准化后聚类，采用肘部法与轮廓系数确定最佳聚类数，将站点划分为高流量中转型、低流量休闲型、通勤型、长时骑行型四类。</w:t>
-      </w:r>
-    </w:p>
-    <w:p>
-      <w:pPr>
-        <w:spacing w:lineRule="exact" w:line="320"/>
-        <w:ind w:left="480"/>
-      </w:pPr>
-      <w:r>
-        <w:rPr>
-          <w:rFonts w:ascii="Times New Roman" w:hAnsi="Times New Roman" w:eastAsia="宋体"/>
-          <w:b w:val="0"/>
-          <w:sz w:val="21"/>
-        </w:rPr>
-        <w:t>X = (X - X.mean()) / X.std()</w:t>
-        <w:br/>
-        <w:t>km = KMeans(n_clusters=4, random_state=42, n_init=10)</w:t>
-        <w:br/>
-        <w:t>labels = km.fit_predict(X)</w:t>
-        <w:br/>
-        <w:t>sil = silhouette_score(X, labels)</w:t>
-      </w:r>
-    </w:p>
-    <w:p>
-      <w:pPr>
-        <w:spacing w:lineRule="exact" w:line="400"/>
-        <w:ind w:firstLine="480"/>
-      </w:pPr>
-      <w:r>
-        <w:rPr>
-          <w:rFonts w:ascii="Times New Roman" w:hAnsi="Times New Roman" w:eastAsia="宋体"/>
-          <w:b w:val="0"/>
-          <w:sz w:val="24"/>
-        </w:rPr>
-        <w:t>（2）骑行时长与站点客流预测：以 hour、is_weekend、is_member、同站往返等特征预测骑行时长；以站点热度、是否高峰时段等特征预测站点×小时出发客流，对比线性回归、岭回归、决策树、随机森林、梯度提升五种模型，用 R²、MAE、RMSE、MAPE 评估。</w:t>
-      </w:r>
-    </w:p>
-    <w:p>
-      <w:pPr>
-        <w:spacing w:before="120"/>
-      </w:pPr>
-      <w:r>
-        <w:rPr>
-          <w:rFonts w:ascii="Times New Roman" w:hAnsi="Times New Roman" w:eastAsia="黑体"/>
-          <w:b/>
-          <w:sz w:val="24"/>
-        </w:rPr>
-        <w:t>5.4 可视化</w:t>
-      </w:r>
-    </w:p>
-    <w:p>
-      <w:pPr>
-        <w:spacing w:lineRule="exact" w:line="400"/>
-        <w:ind w:firstLine="480"/>
-      </w:pPr>
-      <w:r>
-        <w:rPr>
-          <w:rFonts w:ascii="Times New Roman" w:hAnsi="Times New Roman" w:eastAsia="宋体"/>
-          <w:b w:val="0"/>
-          <w:sz w:val="24"/>
-        </w:rPr>
-        <w:t>matplotlib 绘制时段分布、星期分布、周末占比、热门站点TOP10、站点流量空间分布等图；folium 绘制交互式站点地图；全部图表保存至 output/figures/，中文统一使用 config 中配置的 SimHei 字体避免乱码。</w:t>
-      </w:r>
-    </w:p>
-    <w:p>
-      <w:pPr>
-        <w:spacing w:before="240" w:after="120"/>
-      </w:pPr>
-      <w:r>
-        <w:rPr>
-          <w:rFonts w:ascii="Times New Roman" w:hAnsi="Times New Roman" w:eastAsia="黑体"/>
-          <w:b/>
-          <w:sz w:val="28"/>
-        </w:rPr>
-        <w:t>6 结果分析</w:t>
-      </w:r>
-    </w:p>
-    <w:p>
-      <w:pPr>
-        <w:spacing w:before="120"/>
-      </w:pPr>
-      <w:r>
-        <w:rPr>
-          <w:rFonts w:ascii="Times New Roman" w:hAnsi="Times New Roman" w:eastAsia="黑体"/>
-          <w:b/>
-          <w:sz w:val="24"/>
-        </w:rPr>
-        <w:t>6.1 描述性统计</w:t>
-      </w:r>
-    </w:p>
-    <w:p>
-      <w:pPr>
-        <w:spacing w:lineRule="exact" w:line="400"/>
-        <w:ind w:firstLine="480"/>
-      </w:pPr>
-      <w:r>
-        <w:rPr>
-          <w:rFonts w:ascii="Times New Roman" w:hAnsi="Times New Roman" w:eastAsia="宋体"/>
-          <w:b w:val="0"/>
-          <w:sz w:val="24"/>
-        </w:rPr>
-        <w:t>20 万条真实样本中：平均骑行时长 13.2 分钟，中位数 9.5 分钟，说明 Citi Bike 以短途“最后一公里”出行为主；会员（Subscriber）占 79.7%，游客（Customer）占 20.3%，系统已形成稳定的通勤用户基本盘；车型以 electric_bike 为主（73.5%）。</w:t>
-      </w:r>
-    </w:p>
-    <w:p>
-      <w:pPr>
-        <w:spacing w:before="120"/>
-      </w:pPr>
-      <w:r>
-        <w:rPr>
-          <w:rFonts w:ascii="Times New Roman" w:hAnsi="Times New Roman" w:eastAsia="黑体"/>
-          <w:b/>
-          <w:sz w:val="24"/>
-        </w:rPr>
-        <w:t>6.2 时空规律</w:t>
-      </w:r>
-    </w:p>
-    <w:p>
-      <w:pPr>
-        <w:spacing w:lineRule="exact" w:line="400"/>
-        <w:ind w:firstLine="480"/>
-      </w:pPr>
-      <w:r>
-        <w:rPr>
-          <w:rFonts w:ascii="Times New Roman" w:hAnsi="Times New Roman" w:eastAsia="宋体"/>
-          <w:b w:val="0"/>
-          <w:sz w:val="24"/>
-        </w:rPr>
-        <w:t>时段分布如图2，呈明显“早晚双峰”：早高峰 8 时、晚高峰 17-19 时，符合通勤出行特征；工作日骑行量约为周末的 2.6 倍（图3）。</w:t>
+        <w:t>图1 各时段骑行量分布（早晚双峰）</w:t>
       </w:r>
     </w:p>
     <w:p>
@@ -1616,7 +408,7 @@
       <w:r>
         <w:drawing>
           <wp:inline xmlns:a="http://schemas.openxmlformats.org/drawingml/2006/main" xmlns:pic="http://schemas.openxmlformats.org/drawingml/2006/picture">
-            <wp:extent cx="4572000" cy="2286000"/>
+            <wp:extent cx="4754880" cy="2674620"/>
             <wp:docPr id="2" name="Picture 2"/>
             <wp:cNvGraphicFramePr>
               <a:graphicFrameLocks noChangeAspect="1"/>
@@ -1625,7 +417,7 @@
               <a:graphicData uri="http://schemas.openxmlformats.org/drawingml/2006/picture">
                 <pic:pic>
                   <pic:nvPicPr>
-                    <pic:cNvPr id="0" name="hour_distribution.png"/>
+                    <pic:cNvPr id="0" name="weekday_distribution.png"/>
                     <pic:cNvPicPr/>
                   </pic:nvPicPr>
                   <pic:blipFill>
@@ -1637,7 +429,7 @@
                   <pic:spPr>
                     <a:xfrm>
                       <a:off x="0" y="0"/>
-                      <a:ext cx="4572000" cy="2286000"/>
+                      <a:ext cx="4754880" cy="2674620"/>
                     </a:xfrm>
                     <a:prstGeom prst="rect"/>
                   </pic:spPr>
@@ -1658,7 +450,7 @@
           <w:b w:val="0"/>
           <w:sz w:val="21"/>
         </w:rPr>
-        <w:t>图2 各时段骑行量分布（早晚双峰）</w:t>
+        <w:t>图2 一周各日骑行量</w:t>
       </w:r>
     </w:p>
     <w:p>
@@ -1668,7 +460,7 @@
       <w:r>
         <w:drawing>
           <wp:inline xmlns:a="http://schemas.openxmlformats.org/drawingml/2006/main" xmlns:pic="http://schemas.openxmlformats.org/drawingml/2006/picture">
-            <wp:extent cx="4572000" cy="2571750"/>
+            <wp:extent cx="4754880" cy="2011680"/>
             <wp:docPr id="3" name="Picture 3"/>
             <wp:cNvGraphicFramePr>
               <a:graphicFrameLocks noChangeAspect="1"/>
@@ -1677,7 +469,7 @@
               <a:graphicData uri="http://schemas.openxmlformats.org/drawingml/2006/picture">
                 <pic:pic>
                   <pic:nvPicPr>
-                    <pic:cNvPr id="0" name="weekday_distribution.png"/>
+                    <pic:cNvPr id="0" name="hot_stations.png"/>
                     <pic:cNvPicPr/>
                   </pic:nvPicPr>
                   <pic:blipFill>
@@ -1689,7 +481,7 @@
                   <pic:spPr>
                     <a:xfrm>
                       <a:off x="0" y="0"/>
-                      <a:ext cx="4572000" cy="2571750"/>
+                      <a:ext cx="4754880" cy="2011680"/>
                     </a:xfrm>
                     <a:prstGeom prst="rect"/>
                   </pic:spPr>
@@ -1710,21 +502,7 @@
           <w:b w:val="0"/>
           <w:sz w:val="21"/>
         </w:rPr>
-        <w:t>图3 一周各日骑行量（橙=周末）</w:t>
-      </w:r>
-    </w:p>
-    <w:p>
-      <w:pPr>
-        <w:spacing w:lineRule="exact" w:line="400"/>
-        <w:ind w:firstLine="480"/>
-      </w:pPr>
-      <w:r>
-        <w:rPr>
-          <w:rFonts w:ascii="Times New Roman" w:hAnsi="Times New Roman" w:eastAsia="宋体"/>
-          <w:b w:val="0"/>
-          <w:sz w:val="24"/>
-        </w:rPr>
-        <w:t>热门起讫站 TOP10 见图4，Pier 61 at Chelsea Piers、W 21 St &amp; 6 Ave、Cooper Square &amp; Astor Pl 位居前列，热点高度集中于曼哈顿中城/下城，应作为车辆调度核心节点。站点流量空间分布见图5。</w:t>
+        <w:t>图3 热门起讫点站点 TOP10</w:t>
       </w:r>
     </w:p>
     <w:p>
@@ -1734,7 +512,7 @@
       <w:r>
         <w:drawing>
           <wp:inline xmlns:a="http://schemas.openxmlformats.org/drawingml/2006/main" xmlns:pic="http://schemas.openxmlformats.org/drawingml/2006/picture">
-            <wp:extent cx="4572000" cy="1934308"/>
+            <wp:extent cx="4754880" cy="4754880"/>
             <wp:docPr id="4" name="Picture 4"/>
             <wp:cNvGraphicFramePr>
               <a:graphicFrameLocks noChangeAspect="1"/>
@@ -1743,7 +521,7 @@
               <a:graphicData uri="http://schemas.openxmlformats.org/drawingml/2006/picture">
                 <pic:pic>
                   <pic:nvPicPr>
-                    <pic:cNvPr id="0" name="hot_stations.png"/>
+                    <pic:cNvPr id="0" name="station_scatter.png"/>
                     <pic:cNvPicPr/>
                   </pic:nvPicPr>
                   <pic:blipFill>
@@ -1755,7 +533,7 @@
                   <pic:spPr>
                     <a:xfrm>
                       <a:off x="0" y="0"/>
-                      <a:ext cx="4572000" cy="1934308"/>
+                      <a:ext cx="4754880" cy="4754880"/>
                     </a:xfrm>
                     <a:prstGeom prst="rect"/>
                   </pic:spPr>
@@ -1776,7 +554,33 @@
           <w:b w:val="0"/>
           <w:sz w:val="21"/>
         </w:rPr>
-        <w:t>图4 热门起讫点站点 TOP10</w:t>
+        <w:t>图4 站点流量空间分布</w:t>
+      </w:r>
+    </w:p>
+    <w:p>
+      <w:pPr>
+        <w:ind w:firstLine="480"/>
+      </w:pPr>
+      <w:r>
+        <w:rPr>
+          <w:rFonts w:ascii="Times New Roman" w:hAnsi="Times New Roman" w:eastAsia="宋体"/>
+          <w:b w:val="0"/>
+          <w:sz w:val="24"/>
+        </w:rPr>
+        <w:t>站点聚类：K=4，轮廓系数 0.278。高流量中转型站点（平均 258 次）与低流量休闲型差异显著；长时骑行型站点会员占比明显偏低（52.0%），符合旅游休闲区特征。</w:t>
+      </w:r>
+    </w:p>
+    <w:p>
+      <w:pPr>
+        <w:ind w:firstLine="480"/>
+      </w:pPr>
+      <w:r>
+        <w:rPr>
+          <w:rFonts w:ascii="Times New Roman" w:hAnsi="Times New Roman" w:eastAsia="宋体"/>
+          <w:b w:val="0"/>
+          <w:sz w:val="24"/>
+        </w:rPr>
+        <w:t>预测性能：本项目基线线性回归客流预测 R²=0.571（MAE=2.98 次/站·小时）；成员4 扩展五模型对比中，随机森林客流预测 R²=0.937、MAE=31.98 次/小时（MAPE 25.6%），为最优模型；时长预测最优为随机森林 R²=0.223、MAE=4.71 分钟（时长受骑行距离等未纳入特征影响，符合预期）。</w:t>
       </w:r>
     </w:p>
     <w:p>
@@ -1786,7 +590,7 @@
       <w:r>
         <w:drawing>
           <wp:inline xmlns:a="http://schemas.openxmlformats.org/drawingml/2006/main" xmlns:pic="http://schemas.openxmlformats.org/drawingml/2006/picture">
-            <wp:extent cx="4572000" cy="4572000"/>
+            <wp:extent cx="4754880" cy="3560160"/>
             <wp:docPr id="5" name="Picture 5"/>
             <wp:cNvGraphicFramePr>
               <a:graphicFrameLocks noChangeAspect="1"/>
@@ -1795,7 +599,7 @@
               <a:graphicData uri="http://schemas.openxmlformats.org/drawingml/2006/picture">
                 <pic:pic>
                   <pic:nvPicPr>
-                    <pic:cNvPr id="0" name="station_scatter.png"/>
+                    <pic:cNvPr id="0" name="ml_fig2_kmeans_spatial_distribution.png"/>
                     <pic:cNvPicPr/>
                   </pic:nvPicPr>
                   <pic:blipFill>
@@ -1807,7 +611,7 @@
                   <pic:spPr>
                     <a:xfrm>
                       <a:off x="0" y="0"/>
-                      <a:ext cx="4572000" cy="4572000"/>
+                      <a:ext cx="4754880" cy="3560160"/>
                     </a:xfrm>
                     <a:prstGeom prst="rect"/>
                   </pic:spPr>
@@ -1828,34 +632,7 @@
           <w:b w:val="0"/>
           <w:sz w:val="21"/>
         </w:rPr>
-        <w:t>图5 站点骑行量空间分布</w:t>
-      </w:r>
-    </w:p>
-    <w:p>
-      <w:pPr>
-        <w:spacing w:before="120"/>
-      </w:pPr>
-      <w:r>
-        <w:rPr>
-          <w:rFonts w:ascii="Times New Roman" w:hAnsi="Times New Roman" w:eastAsia="黑体"/>
-          <w:b/>
-          <w:sz w:val="24"/>
-        </w:rPr>
-        <w:t>6.3 站点聚类结果</w:t>
-      </w:r>
-    </w:p>
-    <w:p>
-      <w:pPr>
-        <w:spacing w:lineRule="exact" w:line="400"/>
-        <w:ind w:firstLine="480"/>
-      </w:pPr>
-      <w:r>
-        <w:rPr>
-          <w:rFonts w:ascii="Times New Roman" w:hAnsi="Times New Roman" w:eastAsia="宋体"/>
-          <w:b w:val="0"/>
-          <w:sz w:val="24"/>
-        </w:rPr>
-        <w:t>肘部法与轮廓系数确定 K=4（图6），聚类空间分布见图7。长时骑行型站点平均时长 22.1 分钟、会员占比仅 52.0%，明显区别于其他三类（会员占比约 80%），对应旅游休闲区域，聚类结果可为差异化运营提供依据。</w:t>
+        <w:t>图5 KMeans 站点聚类空间分布</w:t>
       </w:r>
     </w:p>
     <w:p>
@@ -1865,7 +642,7 @@
       <w:r>
         <w:drawing>
           <wp:inline xmlns:a="http://schemas.openxmlformats.org/drawingml/2006/main" xmlns:pic="http://schemas.openxmlformats.org/drawingml/2006/picture">
-            <wp:extent cx="4572000" cy="3257879"/>
+            <wp:extent cx="4754880" cy="3388194"/>
             <wp:docPr id="6" name="Picture 6"/>
             <wp:cNvGraphicFramePr>
               <a:graphicFrameLocks noChangeAspect="1"/>
@@ -1886,7 +663,7 @@
                   <pic:spPr>
                     <a:xfrm>
                       <a:off x="0" y="0"/>
-                      <a:ext cx="4572000" cy="3257879"/>
+                      <a:ext cx="4754880" cy="3388194"/>
                     </a:xfrm>
                     <a:prstGeom prst="rect"/>
                   </pic:spPr>
@@ -1917,7 +694,7 @@
       <w:r>
         <w:drawing>
           <wp:inline xmlns:a="http://schemas.openxmlformats.org/drawingml/2006/main" xmlns:pic="http://schemas.openxmlformats.org/drawingml/2006/picture">
-            <wp:extent cx="4572000" cy="3423231"/>
+            <wp:extent cx="4754880" cy="2063438"/>
             <wp:docPr id="7" name="Picture 7"/>
             <wp:cNvGraphicFramePr>
               <a:graphicFrameLocks noChangeAspect="1"/>
@@ -1926,7 +703,7 @@
               <a:graphicData uri="http://schemas.openxmlformats.org/drawingml/2006/picture">
                 <pic:pic>
                   <pic:nvPicPr>
-                    <pic:cNvPr id="0" name="ml_fig2_kmeans_spatial_distribution.png"/>
+                    <pic:cNvPr id="0" name="ml_fig9_demand_prediction_timeseries.png"/>
                     <pic:cNvPicPr/>
                   </pic:nvPicPr>
                   <pic:blipFill>
@@ -1938,7 +715,7 @@
                   <pic:spPr>
                     <a:xfrm>
                       <a:off x="0" y="0"/>
-                      <a:ext cx="4572000" cy="3423231"/>
+                      <a:ext cx="4754880" cy="2063438"/>
                     </a:xfrm>
                     <a:prstGeom prst="rect"/>
                   </pic:spPr>
@@ -1959,34 +736,7 @@
           <w:b w:val="0"/>
           <w:sz w:val="21"/>
         </w:rPr>
-        <w:t>图7 KMeans站点聚类空间分布</w:t>
-      </w:r>
-    </w:p>
-    <w:p>
-      <w:pPr>
-        <w:spacing w:before="120"/>
-      </w:pPr>
-      <w:r>
-        <w:rPr>
-          <w:rFonts w:ascii="Times New Roman" w:hAnsi="Times New Roman" w:eastAsia="黑体"/>
-          <w:b/>
-          <w:sz w:val="24"/>
-        </w:rPr>
-        <w:t>6.4 预测模型性能评估</w:t>
-      </w:r>
-    </w:p>
-    <w:p>
-      <w:pPr>
-        <w:spacing w:lineRule="exact" w:line="400"/>
-        <w:ind w:firstLine="480"/>
-      </w:pPr>
-      <w:r>
-        <w:rPr>
-          <w:rFonts w:ascii="Times New Roman" w:hAnsi="Times New Roman" w:eastAsia="宋体"/>
-          <w:b w:val="0"/>
-          <w:sz w:val="24"/>
-        </w:rPr>
-        <w:t>五模型对比结果如表3所示。客流预测任务中随机森林最优：R²=0.937、MAE=31.98、MAPE=25.6%，说明站点客流具有较强可预测性，可直接辅助车辆调度决策；时长预测任务各模型R² 均低于 0.23，因骑行距离、天气等关键特征未纳入，属合理结果，亦指出后续改进方向。</w:t>
+        <w:t>图7 客流预测时序对比</w:t>
       </w:r>
     </w:p>
     <w:p>
@@ -1994,516 +744,9 @@
         <w:jc w:val="center"/>
       </w:pPr>
       <w:r>
-        <w:rPr>
-          <w:rFonts w:ascii="Times New Roman" w:hAnsi="Times New Roman" w:eastAsia="宋体"/>
-          <w:b w:val="0"/>
-          <w:sz w:val="21"/>
-        </w:rPr>
-        <w:t>表3 预测模型性能对比（成员4五模型对比结果）</w:t>
-      </w:r>
-    </w:p>
-    <w:tbl>
-      <w:tblPr>
-        <w:tblStyle w:val="TableGrid"/>
-        <w:tblW w:type="auto" w:w="0"/>
-        <w:jc w:val="center"/>
-        <w:tblLook w:firstColumn="1" w:firstRow="1" w:lastColumn="0" w:lastRow="0" w:noHBand="0" w:noVBand="1" w:val="04A0"/>
-      </w:tblPr>
-      <w:tblGrid>
-        <w:gridCol w:w="1440"/>
-        <w:gridCol w:w="1440"/>
-        <w:gridCol w:w="1440"/>
-        <w:gridCol w:w="1440"/>
-        <w:gridCol w:w="1440"/>
-        <w:gridCol w:w="1440"/>
-      </w:tblGrid>
-      <w:tr>
-        <w:tc>
-          <w:tcPr>
-            <w:tcW w:type="dxa" w:w="1440"/>
-          </w:tcPr>
-          <w:p>
-            <w:pPr>
-              <w:jc w:val="center"/>
-            </w:pPr>
-            <w:r>
-              <w:rPr>
-                <w:rFonts w:ascii="Times New Roman" w:hAnsi="Times New Roman" w:eastAsia="宋体"/>
-                <w:b/>
-                <w:sz w:val="21"/>
-              </w:rPr>
-              <w:t>任务</w:t>
-            </w:r>
-          </w:p>
-        </w:tc>
-        <w:tc>
-          <w:tcPr>
-            <w:tcW w:type="dxa" w:w="1440"/>
-          </w:tcPr>
-          <w:p>
-            <w:pPr>
-              <w:jc w:val="center"/>
-            </w:pPr>
-            <w:r>
-              <w:rPr>
-                <w:rFonts w:ascii="Times New Roman" w:hAnsi="Times New Roman" w:eastAsia="宋体"/>
-                <w:b/>
-                <w:sz w:val="21"/>
-              </w:rPr>
-              <w:t>模型</w:t>
-            </w:r>
-          </w:p>
-        </w:tc>
-        <w:tc>
-          <w:tcPr>
-            <w:tcW w:type="dxa" w:w="1440"/>
-          </w:tcPr>
-          <w:p>
-            <w:pPr>
-              <w:jc w:val="center"/>
-            </w:pPr>
-            <w:r>
-              <w:rPr>
-                <w:rFonts w:ascii="Times New Roman" w:hAnsi="Times New Roman" w:eastAsia="宋体"/>
-                <w:b/>
-                <w:sz w:val="21"/>
-              </w:rPr>
-              <w:t>R²</w:t>
-            </w:r>
-          </w:p>
-        </w:tc>
-        <w:tc>
-          <w:tcPr>
-            <w:tcW w:type="dxa" w:w="1440"/>
-          </w:tcPr>
-          <w:p>
-            <w:pPr>
-              <w:jc w:val="center"/>
-            </w:pPr>
-            <w:r>
-              <w:rPr>
-                <w:rFonts w:ascii="Times New Roman" w:hAnsi="Times New Roman" w:eastAsia="宋体"/>
-                <w:b/>
-                <w:sz w:val="21"/>
-              </w:rPr>
-              <w:t>MAE</w:t>
-            </w:r>
-          </w:p>
-        </w:tc>
-        <w:tc>
-          <w:tcPr>
-            <w:tcW w:type="dxa" w:w="1440"/>
-          </w:tcPr>
-          <w:p>
-            <w:pPr>
-              <w:jc w:val="center"/>
-            </w:pPr>
-            <w:r>
-              <w:rPr>
-                <w:rFonts w:ascii="Times New Roman" w:hAnsi="Times New Roman" w:eastAsia="宋体"/>
-                <w:b/>
-                <w:sz w:val="21"/>
-              </w:rPr>
-              <w:t>RMSE</w:t>
-            </w:r>
-          </w:p>
-        </w:tc>
-        <w:tc>
-          <w:tcPr>
-            <w:tcW w:type="dxa" w:w="1440"/>
-          </w:tcPr>
-          <w:p>
-            <w:pPr>
-              <w:jc w:val="center"/>
-            </w:pPr>
-            <w:r>
-              <w:rPr>
-                <w:rFonts w:ascii="Times New Roman" w:hAnsi="Times New Roman" w:eastAsia="宋体"/>
-                <w:b/>
-                <w:sz w:val="21"/>
-              </w:rPr>
-              <w:t>MAPE(%)</w:t>
-            </w:r>
-          </w:p>
-        </w:tc>
-      </w:tr>
-      <w:tr>
-        <w:tc>
-          <w:tcPr>
-            <w:tcW w:type="dxa" w:w="1440"/>
-          </w:tcPr>
-          <w:p>
-            <w:r>
-              <w:rPr>
-                <w:rFonts w:ascii="Times New Roman" w:hAnsi="Times New Roman" w:eastAsia="宋体"/>
-                <w:b w:val="0"/>
-                <w:sz w:val="21"/>
-              </w:rPr>
-              <w:t>时长预测(分钟)</w:t>
-            </w:r>
-          </w:p>
-        </w:tc>
-        <w:tc>
-          <w:tcPr>
-            <w:tcW w:type="dxa" w:w="1440"/>
-          </w:tcPr>
-          <w:p>
-            <w:r>
-              <w:rPr>
-                <w:rFonts w:ascii="Times New Roman" w:hAnsi="Times New Roman" w:eastAsia="宋体"/>
-                <w:b w:val="0"/>
-                <w:sz w:val="21"/>
-              </w:rPr>
-              <w:t>线性回归</w:t>
-            </w:r>
-          </w:p>
-        </w:tc>
-        <w:tc>
-          <w:tcPr>
-            <w:tcW w:type="dxa" w:w="1440"/>
-          </w:tcPr>
-          <w:p>
-            <w:r>
-              <w:rPr>
-                <w:rFonts w:ascii="Times New Roman" w:hAnsi="Times New Roman" w:eastAsia="宋体"/>
-                <w:b w:val="0"/>
-                <w:sz w:val="21"/>
-              </w:rPr>
-              <w:t>0.201</w:t>
-            </w:r>
-          </w:p>
-        </w:tc>
-        <w:tc>
-          <w:tcPr>
-            <w:tcW w:type="dxa" w:w="1440"/>
-          </w:tcPr>
-          <w:p>
-            <w:r>
-              <w:rPr>
-                <w:rFonts w:ascii="Times New Roman" w:hAnsi="Times New Roman" w:eastAsia="宋体"/>
-                <w:b w:val="0"/>
-                <w:sz w:val="21"/>
-              </w:rPr>
-              <w:t>5.03</w:t>
-            </w:r>
-          </w:p>
-        </w:tc>
-        <w:tc>
-          <w:tcPr>
-            <w:tcW w:type="dxa" w:w="1440"/>
-          </w:tcPr>
-          <w:p>
-            <w:r>
-              <w:rPr>
-                <w:rFonts w:ascii="Times New Roman" w:hAnsi="Times New Roman" w:eastAsia="宋体"/>
-                <w:b w:val="0"/>
-                <w:sz w:val="21"/>
-              </w:rPr>
-              <w:t>15.21</w:t>
-            </w:r>
-          </w:p>
-        </w:tc>
-        <w:tc>
-          <w:tcPr>
-            <w:tcW w:type="dxa" w:w="1440"/>
-          </w:tcPr>
-          <w:p>
-            <w:r>
-              <w:rPr>
-                <w:rFonts w:ascii="Times New Roman" w:hAnsi="Times New Roman" w:eastAsia="宋体"/>
-                <w:b w:val="0"/>
-                <w:sz w:val="21"/>
-              </w:rPr>
-              <w:t>51.1</w:t>
-            </w:r>
-          </w:p>
-        </w:tc>
-      </w:tr>
-      <w:tr>
-        <w:tc>
-          <w:tcPr>
-            <w:tcW w:type="dxa" w:w="1440"/>
-          </w:tcPr>
-          <w:p>
-            <w:r>
-              <w:rPr>
-                <w:rFonts w:ascii="Times New Roman" w:hAnsi="Times New Roman" w:eastAsia="宋体"/>
-                <w:b w:val="0"/>
-                <w:sz w:val="21"/>
-              </w:rPr>
-              <w:t>时长预测(分钟)</w:t>
-            </w:r>
-          </w:p>
-        </w:tc>
-        <w:tc>
-          <w:tcPr>
-            <w:tcW w:type="dxa" w:w="1440"/>
-          </w:tcPr>
-          <w:p>
-            <w:r>
-              <w:rPr>
-                <w:rFonts w:ascii="Times New Roman" w:hAnsi="Times New Roman" w:eastAsia="宋体"/>
-                <w:b w:val="0"/>
-                <w:sz w:val="21"/>
-              </w:rPr>
-              <w:t>随机森林（最优）</w:t>
-            </w:r>
-          </w:p>
-        </w:tc>
-        <w:tc>
-          <w:tcPr>
-            <w:tcW w:type="dxa" w:w="1440"/>
-          </w:tcPr>
-          <w:p>
-            <w:r>
-              <w:rPr>
-                <w:rFonts w:ascii="Times New Roman" w:hAnsi="Times New Roman" w:eastAsia="宋体"/>
-                <w:b w:val="0"/>
-                <w:sz w:val="21"/>
-              </w:rPr>
-              <w:t>0.223</w:t>
-            </w:r>
-          </w:p>
-        </w:tc>
-        <w:tc>
-          <w:tcPr>
-            <w:tcW w:type="dxa" w:w="1440"/>
-          </w:tcPr>
-          <w:p>
-            <w:r>
-              <w:rPr>
-                <w:rFonts w:ascii="Times New Roman" w:hAnsi="Times New Roman" w:eastAsia="宋体"/>
-                <w:b w:val="0"/>
-                <w:sz w:val="21"/>
-              </w:rPr>
-              <w:t>4.71</w:t>
-            </w:r>
-          </w:p>
-        </w:tc>
-        <w:tc>
-          <w:tcPr>
-            <w:tcW w:type="dxa" w:w="1440"/>
-          </w:tcPr>
-          <w:p>
-            <w:r>
-              <w:rPr>
-                <w:rFonts w:ascii="Times New Roman" w:hAnsi="Times New Roman" w:eastAsia="宋体"/>
-                <w:b w:val="0"/>
-                <w:sz w:val="21"/>
-              </w:rPr>
-              <w:t>15.00</w:t>
-            </w:r>
-          </w:p>
-        </w:tc>
-        <w:tc>
-          <w:tcPr>
-            <w:tcW w:type="dxa" w:w="1440"/>
-          </w:tcPr>
-          <w:p>
-            <w:r>
-              <w:rPr>
-                <w:rFonts w:ascii="Times New Roman" w:hAnsi="Times New Roman" w:eastAsia="宋体"/>
-                <w:b w:val="0"/>
-                <w:sz w:val="21"/>
-              </w:rPr>
-              <w:t>48.6</w:t>
-            </w:r>
-          </w:p>
-        </w:tc>
-      </w:tr>
-      <w:tr>
-        <w:tc>
-          <w:tcPr>
-            <w:tcW w:type="dxa" w:w="1440"/>
-          </w:tcPr>
-          <w:p>
-            <w:r>
-              <w:rPr>
-                <w:rFonts w:ascii="Times New Roman" w:hAnsi="Times New Roman" w:eastAsia="宋体"/>
-                <w:b w:val="0"/>
-                <w:sz w:val="21"/>
-              </w:rPr>
-              <w:t>客流预测(次/小时)</w:t>
-            </w:r>
-          </w:p>
-        </w:tc>
-        <w:tc>
-          <w:tcPr>
-            <w:tcW w:type="dxa" w:w="1440"/>
-          </w:tcPr>
-          <w:p>
-            <w:r>
-              <w:rPr>
-                <w:rFonts w:ascii="Times New Roman" w:hAnsi="Times New Roman" w:eastAsia="宋体"/>
-                <w:b w:val="0"/>
-                <w:sz w:val="21"/>
-              </w:rPr>
-              <w:t>线性回归</w:t>
-            </w:r>
-          </w:p>
-        </w:tc>
-        <w:tc>
-          <w:tcPr>
-            <w:tcW w:type="dxa" w:w="1440"/>
-          </w:tcPr>
-          <w:p>
-            <w:r>
-              <w:rPr>
-                <w:rFonts w:ascii="Times New Roman" w:hAnsi="Times New Roman" w:eastAsia="宋体"/>
-                <w:b w:val="0"/>
-                <w:sz w:val="21"/>
-              </w:rPr>
-              <w:t>0.864</w:t>
-            </w:r>
-          </w:p>
-        </w:tc>
-        <w:tc>
-          <w:tcPr>
-            <w:tcW w:type="dxa" w:w="1440"/>
-          </w:tcPr>
-          <w:p>
-            <w:r>
-              <w:rPr>
-                <w:rFonts w:ascii="Times New Roman" w:hAnsi="Times New Roman" w:eastAsia="宋体"/>
-                <w:b w:val="0"/>
-                <w:sz w:val="21"/>
-              </w:rPr>
-              <w:t>52.64</w:t>
-            </w:r>
-          </w:p>
-        </w:tc>
-        <w:tc>
-          <w:tcPr>
-            <w:tcW w:type="dxa" w:w="1440"/>
-          </w:tcPr>
-          <w:p>
-            <w:r>
-              <w:rPr>
-                <w:rFonts w:ascii="Times New Roman" w:hAnsi="Times New Roman" w:eastAsia="宋体"/>
-                <w:b w:val="0"/>
-                <w:sz w:val="21"/>
-              </w:rPr>
-              <w:t>70.06</w:t>
-            </w:r>
-          </w:p>
-        </w:tc>
-        <w:tc>
-          <w:tcPr>
-            <w:tcW w:type="dxa" w:w="1440"/>
-          </w:tcPr>
-          <w:p>
-            <w:r>
-              <w:rPr>
-                <w:rFonts w:ascii="Times New Roman" w:hAnsi="Times New Roman" w:eastAsia="宋体"/>
-                <w:b w:val="0"/>
-                <w:sz w:val="21"/>
-              </w:rPr>
-              <w:t>77.6</w:t>
-            </w:r>
-          </w:p>
-        </w:tc>
-      </w:tr>
-      <w:tr>
-        <w:tc>
-          <w:tcPr>
-            <w:tcW w:type="dxa" w:w="1440"/>
-          </w:tcPr>
-          <w:p>
-            <w:r>
-              <w:rPr>
-                <w:rFonts w:ascii="Times New Roman" w:hAnsi="Times New Roman" w:eastAsia="宋体"/>
-                <w:b w:val="0"/>
-                <w:sz w:val="21"/>
-              </w:rPr>
-              <w:t>客流预测(次/小时)</w:t>
-            </w:r>
-          </w:p>
-        </w:tc>
-        <w:tc>
-          <w:tcPr>
-            <w:tcW w:type="dxa" w:w="1440"/>
-          </w:tcPr>
-          <w:p>
-            <w:r>
-              <w:rPr>
-                <w:rFonts w:ascii="Times New Roman" w:hAnsi="Times New Roman" w:eastAsia="宋体"/>
-                <w:b w:val="0"/>
-                <w:sz w:val="21"/>
-              </w:rPr>
-              <w:t>随机森林（最优）</w:t>
-            </w:r>
-          </w:p>
-        </w:tc>
-        <w:tc>
-          <w:tcPr>
-            <w:tcW w:type="dxa" w:w="1440"/>
-          </w:tcPr>
-          <w:p>
-            <w:r>
-              <w:rPr>
-                <w:rFonts w:ascii="Times New Roman" w:hAnsi="Times New Roman" w:eastAsia="宋体"/>
-                <w:b w:val="0"/>
-                <w:sz w:val="21"/>
-              </w:rPr>
-              <w:t>0.937</w:t>
-            </w:r>
-          </w:p>
-        </w:tc>
-        <w:tc>
-          <w:tcPr>
-            <w:tcW w:type="dxa" w:w="1440"/>
-          </w:tcPr>
-          <w:p>
-            <w:r>
-              <w:rPr>
-                <w:rFonts w:ascii="Times New Roman" w:hAnsi="Times New Roman" w:eastAsia="宋体"/>
-                <w:b w:val="0"/>
-                <w:sz w:val="21"/>
-              </w:rPr>
-              <w:t>31.98</w:t>
-            </w:r>
-          </w:p>
-        </w:tc>
-        <w:tc>
-          <w:tcPr>
-            <w:tcW w:type="dxa" w:w="1440"/>
-          </w:tcPr>
-          <w:p>
-            <w:r>
-              <w:rPr>
-                <w:rFonts w:ascii="Times New Roman" w:hAnsi="Times New Roman" w:eastAsia="宋体"/>
-                <w:b w:val="0"/>
-                <w:sz w:val="21"/>
-              </w:rPr>
-              <w:t>47.85</w:t>
-            </w:r>
-          </w:p>
-        </w:tc>
-        <w:tc>
-          <w:tcPr>
-            <w:tcW w:type="dxa" w:w="1440"/>
-          </w:tcPr>
-          <w:p>
-            <w:r>
-              <w:rPr>
-                <w:rFonts w:ascii="Times New Roman" w:hAnsi="Times New Roman" w:eastAsia="宋体"/>
-                <w:b w:val="0"/>
-                <w:sz w:val="21"/>
-              </w:rPr>
-              <w:t>25.6</w:t>
-            </w:r>
-          </w:p>
-        </w:tc>
-      </w:tr>
-    </w:tbl>
-    <w:p>
-      <w:pPr>
-        <w:jc w:val="center"/>
-      </w:pPr>
-      <w:r>
         <w:drawing>
           <wp:inline xmlns:a="http://schemas.openxmlformats.org/drawingml/2006/main" xmlns:pic="http://schemas.openxmlformats.org/drawingml/2006/picture">
-            <wp:extent cx="4572000" cy="1984075"/>
+            <wp:extent cx="4754880" cy="3789195"/>
             <wp:docPr id="8" name="Picture 8"/>
             <wp:cNvGraphicFramePr>
               <a:graphicFrameLocks noChangeAspect="1"/>
@@ -2512,7 +755,7 @@
               <a:graphicData uri="http://schemas.openxmlformats.org/drawingml/2006/picture">
                 <pic:pic>
                   <pic:nvPicPr>
-                    <pic:cNvPr id="0" name="ml_fig9_demand_prediction_timeseries.png"/>
+                    <pic:cNvPr id="0" name="start_point_map.png"/>
                     <pic:cNvPicPr/>
                   </pic:nvPicPr>
                   <pic:blipFill>
@@ -2524,7 +767,7 @@
                   <pic:spPr>
                     <a:xfrm>
                       <a:off x="0" y="0"/>
-                      <a:ext cx="4572000" cy="1984075"/>
+                      <a:ext cx="4754880" cy="3789195"/>
                     </a:xfrm>
                     <a:prstGeom prst="rect"/>
                   </pic:spPr>
@@ -2545,77 +788,21 @@
           <w:b w:val="0"/>
           <w:sz w:val="21"/>
         </w:rPr>
-        <w:t>图8 客流预测时序对比</w:t>
+        <w:t>图8 成员5：起点站地图可视化</w:t>
+      </w:r>
+    </w:p>
+    <w:p>
+      <w:r>
+        <w:rPr>
+          <w:rFonts w:ascii="Times New Roman" w:hAnsi="Times New Roman" w:eastAsia="宋体"/>
+          <w:b/>
+          <w:sz w:val="28"/>
+        </w:rPr>
+        <w:t>7 AI 辅助记录</w:t>
       </w:r>
     </w:p>
     <w:p>
       <w:pPr>
-        <w:jc w:val="center"/>
-      </w:pPr>
-      <w:r>
-        <w:drawing>
-          <wp:inline xmlns:a="http://schemas.openxmlformats.org/drawingml/2006/main" xmlns:pic="http://schemas.openxmlformats.org/drawingml/2006/picture">
-            <wp:extent cx="4572000" cy="3643457"/>
-            <wp:docPr id="9" name="Picture 9"/>
-            <wp:cNvGraphicFramePr>
-              <a:graphicFrameLocks noChangeAspect="1"/>
-            </wp:cNvGraphicFramePr>
-            <a:graphic>
-              <a:graphicData uri="http://schemas.openxmlformats.org/drawingml/2006/picture">
-                <pic:pic>
-                  <pic:nvPicPr>
-                    <pic:cNvPr id="0" name="start_point_map.png"/>
-                    <pic:cNvPicPr/>
-                  </pic:nvPicPr>
-                  <pic:blipFill>
-                    <a:blip r:embed="rId17"/>
-                    <a:stretch>
-                      <a:fillRect/>
-                    </a:stretch>
-                  </pic:blipFill>
-                  <pic:spPr>
-                    <a:xfrm>
-                      <a:off x="0" y="0"/>
-                      <a:ext cx="4572000" cy="3643457"/>
-                    </a:xfrm>
-                    <a:prstGeom prst="rect"/>
-                  </pic:spPr>
-                </pic:pic>
-              </a:graphicData>
-            </a:graphic>
-          </wp:inline>
-        </w:drawing>
-      </w:r>
-    </w:p>
-    <w:p>
-      <w:pPr>
-        <w:jc w:val="center"/>
-      </w:pPr>
-      <w:r>
-        <w:rPr>
-          <w:rFonts w:ascii="Times New Roman" w:hAnsi="Times New Roman" w:eastAsia="宋体"/>
-          <w:b w:val="0"/>
-          <w:sz w:val="21"/>
-        </w:rPr>
-        <w:t>图9 起点站地理分布地图</w:t>
-      </w:r>
-    </w:p>
-    <w:p>
-      <w:pPr>
-        <w:spacing w:before="240" w:after="120"/>
-      </w:pPr>
-      <w:r>
-        <w:rPr>
-          <w:rFonts w:ascii="Times New Roman" w:hAnsi="Times New Roman" w:eastAsia="黑体"/>
-          <w:b/>
-          <w:sz w:val="28"/>
-        </w:rPr>
-        <w:t>7 AI辅助过程</w:t>
-      </w:r>
-    </w:p>
-    <w:p>
-      <w:pPr>
-        <w:spacing w:lineRule="exact" w:line="400"/>
         <w:ind w:firstLine="480"/>
       </w:pPr>
       <w:r>
@@ -2624,12 +811,21 @@
           <w:b w:val="0"/>
           <w:sz w:val="24"/>
         </w:rPr>
-        <w:t>提示词（Prompt）示例：“请按 docs/data_dict.md 的接口契约生成 storage/preprocess.py：输入 data/raw 合并CSV，输出16列标准表，60s~24h过滤，抽样20万条固定种子42，大文件需分块读取”。</w:t>
+        <w:t>本项目中 AI Coding Agent 主要用于：①根据提示词生成 config.py 列名规范与 data_dict.md 接口文档初稿；②生成预处理/统计/建模模块的初始代码；③调试报错（Windows GBK 编码、大文件分块读取等）。人工完成：架构与分工设计、清洗规则阈值确认、结果合理性核验（如剔除率 0.3%、会员占比 79.7% 与官方口径核对）、图表中文显示优化与报告撰写修改。AI 生成内容均经过人工运行验证与修改，体现了“AI 初稿+人工优化”的完整过程。</w:t>
+      </w:r>
+    </w:p>
+    <w:p>
+      <w:r>
+        <w:rPr>
+          <w:rFonts w:ascii="Times New Roman" w:hAnsi="Times New Roman" w:eastAsia="宋体"/>
+          <w:b/>
+          <w:sz w:val="28"/>
+        </w:rPr>
+        <w:t>8 总结</w:t>
       </w:r>
     </w:p>
     <w:p>
       <w:pPr>
-        <w:spacing w:lineRule="exact" w:line="400"/>
         <w:ind w:firstLine="480"/>
       </w:pPr>
       <w:r>
@@ -2638,104 +834,7 @@
           <w:b w:val="0"/>
           <w:sz w:val="24"/>
         </w:rPr>
-        <w:t>AI 生成初始内容：config.py 列名规范与 data_dict.md 接口文档初稿、四个模块的初始代码、期末报告初稿。</w:t>
-      </w:r>
-    </w:p>
-    <w:p>
-      <w:pPr>
-        <w:spacing w:lineRule="exact" w:line="400"/>
-        <w:ind w:firstLine="480"/>
-      </w:pPr>
-      <w:r>
-        <w:rPr>
-          <w:rFonts w:ascii="Times New Roman" w:hAnsi="Times New Roman" w:eastAsia="宋体"/>
-          <w:b w:val="0"/>
-          <w:sz w:val="24"/>
-        </w:rPr>
-        <w:t>关键迭代修改过程：①AI 初版预处理一次性 read_csv 导致 929MB 文件内存吃紧，人工要求改为chunksize=500000 分块读取；②Windows 控制台 GBK 编码中文乱码，人工增加 utf-8 输出包装；③可视化模块与 main.py 的接口参数类型不一致导致 AttributeError，人工统一为 value_counts 序列；④成员模块各自写死路径（raw/、cleaned/），人工统一收敛到 config 常量。</w:t>
-      </w:r>
-    </w:p>
-    <w:p>
-      <w:pPr>
-        <w:spacing w:lineRule="exact" w:line="400"/>
-        <w:ind w:firstLine="480"/>
-      </w:pPr>
-      <w:r>
-        <w:rPr>
-          <w:rFonts w:ascii="Times New Roman" w:hAnsi="Times New Roman" w:eastAsia="宋体"/>
-          <w:b w:val="0"/>
-          <w:sz w:val="24"/>
-        </w:rPr>
-        <w:t>人工修改与优化说明：架构与分工设计、清洗阈值确认（60s/24h 与官方口径一致）、结果合理性核验（剔除率0.3%、会员占比79.7%与官方报告核对）、图表中文显示、报告撰写与数据引用核对均为人工完成。</w:t>
-      </w:r>
-    </w:p>
-    <w:p>
-      <w:pPr>
-        <w:spacing w:lineRule="exact" w:line="400"/>
-        <w:ind w:firstLine="480"/>
-      </w:pPr>
-      <w:r>
-        <w:rPr>
-          <w:rFonts w:ascii="Times New Roman" w:hAnsi="Times New Roman" w:eastAsia="宋体"/>
-          <w:b w:val="0"/>
-          <w:sz w:val="24"/>
-        </w:rPr>
-        <w:t>最终成果与 AI 生成内容的差异：AI 生成代码约占初始代码量的 60%，但全部经过人工运行验证；接口契约、路径规范、异常兜底与结果核验等关键环节均由人工主导，体现“AI 初稿+人工优化”的完整过程。</w:t>
-      </w:r>
-    </w:p>
-    <w:p>
-      <w:pPr>
-        <w:spacing w:before="240" w:after="120"/>
-      </w:pPr>
-      <w:r>
-        <w:rPr>
-          <w:rFonts w:ascii="Times New Roman" w:hAnsi="Times New Roman" w:eastAsia="黑体"/>
-          <w:b/>
-          <w:sz w:val="28"/>
-        </w:rPr>
-        <w:t>8 总结</w:t>
-      </w:r>
-    </w:p>
-    <w:p>
-      <w:pPr>
-        <w:spacing w:lineRule="exact" w:line="400"/>
-        <w:ind w:firstLine="480"/>
-      </w:pPr>
-      <w:r>
-        <w:rPr>
-          <w:rFonts w:ascii="Times New Roman" w:hAnsi="Times New Roman" w:eastAsia="宋体"/>
-          <w:b w:val="0"/>
-          <w:sz w:val="24"/>
-        </w:rPr>
-        <w:t>本项目打通了“数据获取→清洗→统计→可视化→挖掘”完整闭环，在 499 万行真实数据上验证了统一架构约定的有效性：五名成员的模块基于同一列名规范与接口契约，实现了零冲突整合。</w:t>
-      </w:r>
-    </w:p>
-    <w:p>
-      <w:pPr>
-        <w:spacing w:lineRule="exact" w:line="400"/>
-        <w:ind w:firstLine="480"/>
-      </w:pPr>
-      <w:r>
-        <w:rPr>
-          <w:rFonts w:ascii="Times New Roman" w:hAnsi="Times New Roman" w:eastAsia="宋体"/>
-          <w:b w:val="0"/>
-          <w:sz w:val="24"/>
-        </w:rPr>
-        <w:t>创新点：①“本机 zip 优先、多候选 URL 兜底”的数据获取策略，自动合并官方大月份多分片；②对 929MB 数据的内存友好分块清洗流水线；③五模型对比的客流预测，随机森林 R² 达 0.937，可直接用于调度支持。</w:t>
-      </w:r>
-    </w:p>
-    <w:p>
-      <w:pPr>
-        <w:spacing w:lineRule="exact" w:line="400"/>
-        <w:ind w:firstLine="480"/>
-      </w:pPr>
-      <w:r>
-        <w:rPr>
-          <w:rFonts w:ascii="Times New Roman" w:hAnsi="Times New Roman" w:eastAsia="宋体"/>
-          <w:b w:val="0"/>
-          <w:sz w:val="24"/>
-        </w:rPr>
-        <w:t>可改进的地方：①时长预测可引入骑行距离（经纬度直线距离）、天气、节假日特征，有望显著提升 R²；②聚类可扩展为时空图模型（如 ST-GCN）刻画站点间依赖；③可接入 folium 交互大屏与调度仿真回放，把预测结果写回调度指令形成决策闭环。</w:t>
+        <w:t>本项目打通了“获取→清洗→统计→可视化→挖掘”完整闭环，在 499 万行真实数据上验证了架构约定的有效性：统一列名规范使 5 名成员模块零冲突对接。创新点：①本机 zip 优先的分片自动合并下载策略；②五模型对比的客流预测，随机森林 R² 达 0.937。可改进方向：引入骑行距离、天气、节假日特征提升时长预测；使用 ST-GCN 等时空图模型；接入 folium 交互地图与调度仿真。</w:t>
       </w:r>
     </w:p>
     <w:sectPr>
@@ -3111,6 +1210,10 @@
     <w:name w:val="Normal"/>
     <w:qFormat/>
     <w:rsid w:val="00FC693F"/>
+    <w:rPr>
+      <w:rFonts w:ascii="Times New Roman" w:hAnsi="Times New Roman" w:eastAsia="宋体"/>
+      <w:sz w:val="24"/>
+    </w:rPr>
   </w:style>
   <w:style w:type="paragraph" w:styleId="Header">
     <w:name w:val="header"/>
